--- a/OOP/OOP.docx
+++ b/OOP/OOP.docx
@@ -10848,6 +10848,6988 @@
     </w:p>
     <w:p>
       <w:pPr>
+        <w:pStyle w:val="HTMLPreformatted"/>
+        <w:rPr>
+          <w:b/>
+          <w:color w:val="FF0000"/>
+          <w:sz w:val="24"/>
+          <w:szCs w:val="24"/>
+        </w:rPr>
+      </w:pPr>
+    </w:p>
+    <w:p>
+      <w:pPr>
+        <w:pStyle w:val="Heading1"/>
+      </w:pPr>
+      <w:proofErr w:type="spellStart"/>
+      <w:r>
+        <w:rPr>
+          <w:rFonts w:ascii="Nirmala UI" w:hAnsi="Nirmala UI" w:cs="Nirmala UI"/>
+          <w:b/>
+          <w:color w:val="FF0000"/>
+        </w:rPr>
+        <w:t>প্রথমে</w:t>
+      </w:r>
+      <w:proofErr w:type="spellEnd"/>
+      <w:r>
+        <w:rPr>
+          <w:b/>
+          <w:color w:val="FF0000"/>
+        </w:rPr>
+        <w:t xml:space="preserve"> Polymorphism </w:t>
+      </w:r>
+      <w:proofErr w:type="spellStart"/>
+      <w:r>
+        <w:rPr>
+          <w:rFonts w:ascii="Nirmala UI" w:hAnsi="Nirmala UI" w:cs="Nirmala UI"/>
+          <w:b/>
+          <w:color w:val="FF0000"/>
+        </w:rPr>
+        <w:t>কী</w:t>
+      </w:r>
+      <w:proofErr w:type="spellEnd"/>
+      <w:r>
+        <w:rPr>
+          <w:b/>
+          <w:color w:val="FF0000"/>
+        </w:rPr>
+        <w:t>?</w:t>
+      </w:r>
+    </w:p>
+    <w:p>
+      <w:pPr>
+        <w:pStyle w:val="NormalWeb"/>
+      </w:pPr>
+      <w:r>
+        <w:rPr>
+          <w:rStyle w:val="Strong"/>
+        </w:rPr>
+        <w:t>Polymorphism</w:t>
+      </w:r>
+      <w:r>
+        <w:t xml:space="preserve"> </w:t>
+      </w:r>
+      <w:proofErr w:type="spellStart"/>
+      <w:r>
+        <w:rPr>
+          <w:rFonts w:ascii="Nirmala UI" w:hAnsi="Nirmala UI" w:cs="Nirmala UI"/>
+        </w:rPr>
+        <w:t>অর্থ</w:t>
+      </w:r>
+      <w:proofErr w:type="spellEnd"/>
+      <w:r>
+        <w:t xml:space="preserve"> </w:t>
+      </w:r>
+      <w:r>
+        <w:rPr>
+          <w:rStyle w:val="Strong"/>
+        </w:rPr>
+        <w:t>"One Name, Many Forms" (</w:t>
+      </w:r>
+      <w:proofErr w:type="spellStart"/>
+      <w:r>
+        <w:rPr>
+          <w:rStyle w:val="Strong"/>
+          <w:rFonts w:ascii="Nirmala UI" w:hAnsi="Nirmala UI" w:cs="Nirmala UI"/>
+        </w:rPr>
+        <w:t>এক</w:t>
+      </w:r>
+      <w:proofErr w:type="spellEnd"/>
+      <w:r>
+        <w:rPr>
+          <w:rStyle w:val="Strong"/>
+        </w:rPr>
+        <w:t xml:space="preserve"> </w:t>
+      </w:r>
+      <w:proofErr w:type="spellStart"/>
+      <w:r>
+        <w:rPr>
+          <w:rStyle w:val="Strong"/>
+          <w:rFonts w:ascii="Nirmala UI" w:hAnsi="Nirmala UI" w:cs="Nirmala UI"/>
+        </w:rPr>
+        <w:t>নাম</w:t>
+      </w:r>
+      <w:proofErr w:type="spellEnd"/>
+      <w:r>
+        <w:rPr>
+          <w:rStyle w:val="Strong"/>
+        </w:rPr>
+        <w:t xml:space="preserve">, </w:t>
+      </w:r>
+      <w:proofErr w:type="spellStart"/>
+      <w:r>
+        <w:rPr>
+          <w:rStyle w:val="Strong"/>
+          <w:rFonts w:ascii="Nirmala UI" w:hAnsi="Nirmala UI" w:cs="Nirmala UI"/>
+        </w:rPr>
+        <w:t>অনেক</w:t>
+      </w:r>
+      <w:proofErr w:type="spellEnd"/>
+      <w:r>
+        <w:rPr>
+          <w:rStyle w:val="Strong"/>
+        </w:rPr>
+        <w:t xml:space="preserve"> </w:t>
+      </w:r>
+      <w:proofErr w:type="spellStart"/>
+      <w:proofErr w:type="gramStart"/>
+      <w:r>
+        <w:rPr>
+          <w:rStyle w:val="Strong"/>
+          <w:rFonts w:ascii="Nirmala UI" w:hAnsi="Nirmala UI" w:cs="Nirmala UI"/>
+        </w:rPr>
+        <w:t>রূপ</w:t>
+      </w:r>
+      <w:proofErr w:type="spellEnd"/>
+      <w:r>
+        <w:rPr>
+          <w:rStyle w:val="Strong"/>
+        </w:rPr>
+        <w:t>)</w:t>
+      </w:r>
+      <w:r>
+        <w:rPr>
+          <w:rStyle w:val="Strong"/>
+          <w:rFonts w:ascii="Nirmala UI" w:hAnsi="Nirmala UI" w:cs="Nirmala UI"/>
+        </w:rPr>
+        <w:t>।</w:t>
+      </w:r>
+      <w:proofErr w:type="gramEnd"/>
+    </w:p>
+    <w:p>
+      <w:pPr>
+        <w:pStyle w:val="NormalWeb"/>
+      </w:pPr>
+      <w:proofErr w:type="spellStart"/>
+      <w:r>
+        <w:rPr>
+          <w:rFonts w:ascii="Nirmala UI" w:hAnsi="Nirmala UI" w:cs="Nirmala UI"/>
+        </w:rPr>
+        <w:t>অর্থা</w:t>
+      </w:r>
+      <w:proofErr w:type="spellEnd"/>
+      <w:r>
+        <w:rPr>
+          <w:rFonts w:ascii="Nirmala UI" w:hAnsi="Nirmala UI" w:cs="Nirmala UI"/>
+        </w:rPr>
+        <w:t>ৎ</w:t>
+      </w:r>
+      <w:r>
+        <w:t xml:space="preserve">, </w:t>
+      </w:r>
+      <w:proofErr w:type="spellStart"/>
+      <w:r>
+        <w:rPr>
+          <w:rStyle w:val="Strong"/>
+          <w:rFonts w:ascii="Nirmala UI" w:hAnsi="Nirmala UI" w:cs="Nirmala UI"/>
+        </w:rPr>
+        <w:t>একই</w:t>
+      </w:r>
+      <w:proofErr w:type="spellEnd"/>
+      <w:r>
+        <w:rPr>
+          <w:rStyle w:val="Strong"/>
+        </w:rPr>
+        <w:t xml:space="preserve"> Method </w:t>
+      </w:r>
+      <w:proofErr w:type="spellStart"/>
+      <w:r>
+        <w:rPr>
+          <w:rStyle w:val="Strong"/>
+          <w:rFonts w:ascii="Nirmala UI" w:hAnsi="Nirmala UI" w:cs="Nirmala UI"/>
+        </w:rPr>
+        <w:t>বিভিন্নভাবে</w:t>
+      </w:r>
+      <w:proofErr w:type="spellEnd"/>
+      <w:r>
+        <w:rPr>
+          <w:rStyle w:val="Strong"/>
+        </w:rPr>
+        <w:t xml:space="preserve"> </w:t>
+      </w:r>
+      <w:proofErr w:type="spellStart"/>
+      <w:r>
+        <w:rPr>
+          <w:rStyle w:val="Strong"/>
+          <w:rFonts w:ascii="Nirmala UI" w:hAnsi="Nirmala UI" w:cs="Nirmala UI"/>
+        </w:rPr>
+        <w:t>কাজ</w:t>
+      </w:r>
+      <w:proofErr w:type="spellEnd"/>
+      <w:r>
+        <w:rPr>
+          <w:rStyle w:val="Strong"/>
+        </w:rPr>
+        <w:t xml:space="preserve"> </w:t>
+      </w:r>
+      <w:proofErr w:type="spellStart"/>
+      <w:r>
+        <w:rPr>
+          <w:rStyle w:val="Strong"/>
+          <w:rFonts w:ascii="Nirmala UI" w:hAnsi="Nirmala UI" w:cs="Nirmala UI"/>
+        </w:rPr>
+        <w:t>করতে</w:t>
+      </w:r>
+      <w:proofErr w:type="spellEnd"/>
+      <w:r>
+        <w:rPr>
+          <w:rStyle w:val="Strong"/>
+        </w:rPr>
+        <w:t xml:space="preserve"> </w:t>
+      </w:r>
+      <w:proofErr w:type="spellStart"/>
+      <w:r>
+        <w:rPr>
+          <w:rStyle w:val="Strong"/>
+          <w:rFonts w:ascii="Nirmala UI" w:hAnsi="Nirmala UI" w:cs="Nirmala UI"/>
+        </w:rPr>
+        <w:t>পারে</w:t>
+      </w:r>
+      <w:proofErr w:type="spellEnd"/>
+      <w:r>
+        <w:rPr>
+          <w:rStyle w:val="Strong"/>
+          <w:rFonts w:ascii="Nirmala UI" w:hAnsi="Nirmala UI" w:cs="Nirmala UI"/>
+        </w:rPr>
+        <w:t>।</w:t>
+      </w:r>
+    </w:p>
+    <w:p>
+      <w:pPr>
+        <w:pStyle w:val="NormalWeb"/>
+      </w:pPr>
+      <w:r>
+        <w:t>Java-</w:t>
+      </w:r>
+      <w:proofErr w:type="spellStart"/>
+      <w:r>
+        <w:rPr>
+          <w:rFonts w:ascii="Nirmala UI" w:hAnsi="Nirmala UI" w:cs="Nirmala UI"/>
+        </w:rPr>
+        <w:t>তে</w:t>
+      </w:r>
+      <w:proofErr w:type="spellEnd"/>
+      <w:r>
+        <w:t xml:space="preserve"> Polymorphism </w:t>
+      </w:r>
+      <w:proofErr w:type="spellStart"/>
+      <w:r>
+        <w:rPr>
+          <w:rFonts w:ascii="Nirmala UI" w:hAnsi="Nirmala UI" w:cs="Nirmala UI"/>
+        </w:rPr>
+        <w:t>দুইভাবে</w:t>
+      </w:r>
+      <w:proofErr w:type="spellEnd"/>
+      <w:r>
+        <w:t xml:space="preserve"> </w:t>
+      </w:r>
+      <w:proofErr w:type="spellStart"/>
+      <w:r>
+        <w:rPr>
+          <w:rFonts w:ascii="Nirmala UI" w:hAnsi="Nirmala UI" w:cs="Nirmala UI"/>
+        </w:rPr>
+        <w:t>হয়</w:t>
+      </w:r>
+      <w:proofErr w:type="spellEnd"/>
+      <w:r>
+        <w:t>—</w:t>
+      </w:r>
+    </w:p>
+    <w:p>
+      <w:pPr>
+        <w:numPr>
+          <w:ilvl w:val="0"/>
+          <w:numId w:val="11"/>
+        </w:numPr>
+        <w:spacing w:before="100" w:beforeAutospacing="1" w:after="100" w:afterAutospacing="1" w:line="240" w:lineRule="auto"/>
+      </w:pPr>
+      <w:r>
+        <w:rPr>
+          <w:rStyle w:val="Strong"/>
+        </w:rPr>
+        <w:t>Compile-time Polymorphism → Method Overloading</w:t>
+      </w:r>
+      <w:r>
+        <w:t xml:space="preserve"> </w:t>
+      </w:r>
+    </w:p>
+    <w:p>
+      <w:pPr>
+        <w:numPr>
+          <w:ilvl w:val="0"/>
+          <w:numId w:val="11"/>
+        </w:numPr>
+        <w:spacing w:before="100" w:beforeAutospacing="1" w:after="100" w:afterAutospacing="1" w:line="240" w:lineRule="auto"/>
+      </w:pPr>
+      <w:r>
+        <w:rPr>
+          <w:rStyle w:val="Strong"/>
+        </w:rPr>
+        <w:t>Run-time Polymorphism → Method Overriding</w:t>
+      </w:r>
+      <w:r>
+        <w:t xml:space="preserve"> </w:t>
+      </w:r>
+    </w:p>
+    <w:p>
+      <w:pPr>
+        <w:pStyle w:val="Heading1"/>
+      </w:pPr>
+      <w:r>
+        <w:rPr>
+          <w:b/>
+          <w:color w:val="FF0000"/>
+        </w:rPr>
+        <w:t>1. Method Overloading (Compile-time Polymorphism)</w:t>
+      </w:r>
+    </w:p>
+    <w:p>
+      <w:pPr>
+        <w:pStyle w:val="NormalWeb"/>
+        <w:rPr>
+          <w:rFonts w:ascii="Nirmala UI" w:hAnsi="Nirmala UI" w:cs="Nirmala UI"/>
+        </w:rPr>
+      </w:pPr>
+      <w:proofErr w:type="spellStart"/>
+      <w:r>
+        <w:rPr>
+          <w:rFonts w:ascii="Nirmala UI" w:hAnsi="Nirmala UI" w:cs="Nirmala UI"/>
+        </w:rPr>
+        <w:t>একই</w:t>
+      </w:r>
+      <w:proofErr w:type="spellEnd"/>
+      <w:r>
+        <w:t xml:space="preserve"> Class-</w:t>
+      </w:r>
+      <w:r>
+        <w:rPr>
+          <w:rFonts w:ascii="Nirmala UI" w:hAnsi="Nirmala UI" w:cs="Nirmala UI"/>
+        </w:rPr>
+        <w:t>এ</w:t>
+      </w:r>
+      <w:r>
+        <w:t xml:space="preserve"> </w:t>
+      </w:r>
+      <w:proofErr w:type="spellStart"/>
+      <w:r>
+        <w:rPr>
+          <w:rStyle w:val="Strong"/>
+          <w:rFonts w:ascii="Nirmala UI" w:hAnsi="Nirmala UI" w:cs="Nirmala UI"/>
+        </w:rPr>
+        <w:t>একই</w:t>
+      </w:r>
+      <w:proofErr w:type="spellEnd"/>
+      <w:r>
+        <w:rPr>
+          <w:rStyle w:val="Strong"/>
+        </w:rPr>
+        <w:t xml:space="preserve"> Method Name</w:t>
+      </w:r>
+      <w:r>
+        <w:t xml:space="preserve">, </w:t>
+      </w:r>
+      <w:proofErr w:type="spellStart"/>
+      <w:r>
+        <w:rPr>
+          <w:rFonts w:ascii="Nirmala UI" w:hAnsi="Nirmala UI" w:cs="Nirmala UI"/>
+        </w:rPr>
+        <w:t>কিন্তু</w:t>
+      </w:r>
+      <w:proofErr w:type="spellEnd"/>
+      <w:r>
+        <w:t xml:space="preserve"> </w:t>
+      </w:r>
+      <w:r>
+        <w:rPr>
+          <w:rStyle w:val="Strong"/>
+        </w:rPr>
+        <w:t xml:space="preserve">Parameter </w:t>
+      </w:r>
+      <w:proofErr w:type="spellStart"/>
+      <w:r>
+        <w:rPr>
+          <w:rStyle w:val="Strong"/>
+          <w:rFonts w:ascii="Nirmala UI" w:hAnsi="Nirmala UI" w:cs="Nirmala UI"/>
+        </w:rPr>
+        <w:t>আলাদা</w:t>
+      </w:r>
+      <w:proofErr w:type="spellEnd"/>
+      <w:r>
+        <w:rPr>
+          <w:rFonts w:ascii="Nirmala UI" w:hAnsi="Nirmala UI" w:cs="Nirmala UI"/>
+        </w:rPr>
+        <w:t>।</w:t>
+      </w:r>
+    </w:p>
+    <w:p>
+      <w:pPr>
+        <w:pStyle w:val="NormalWeb"/>
+        <w:spacing w:before="0" w:beforeAutospacing="0" w:after="0" w:afterAutospacing="0"/>
+        <w:rPr>
+          <w:rFonts w:ascii="Nirmala UI" w:hAnsi="Nirmala UI" w:cs="Nirmala UI"/>
+        </w:rPr>
+      </w:pPr>
+    </w:p>
+    <w:p>
+      <w:pPr>
+        <w:pStyle w:val="NormalWeb"/>
+        <w:spacing w:before="0" w:beforeAutospacing="0" w:after="0" w:afterAutospacing="0"/>
+        <w:rPr>
+          <w:rFonts w:ascii="Nirmala UI" w:hAnsi="Nirmala UI" w:cs="Nirmala UI"/>
+        </w:rPr>
+      </w:pPr>
+      <w:r>
+        <w:rPr>
+          <w:rFonts w:ascii="Nirmala UI" w:hAnsi="Nirmala UI" w:cs="Nirmala UI"/>
+        </w:rPr>
+        <w:t>class Calculator {</w:t>
+      </w:r>
+    </w:p>
+    <w:p>
+      <w:pPr>
+        <w:pStyle w:val="NormalWeb"/>
+        <w:spacing w:before="0" w:beforeAutospacing="0" w:after="0" w:afterAutospacing="0"/>
+        <w:rPr>
+          <w:rFonts w:ascii="Nirmala UI" w:hAnsi="Nirmala UI" w:cs="Nirmala UI"/>
+        </w:rPr>
+      </w:pPr>
+    </w:p>
+    <w:p>
+      <w:pPr>
+        <w:pStyle w:val="NormalWeb"/>
+        <w:spacing w:before="0" w:beforeAutospacing="0" w:after="0" w:afterAutospacing="0"/>
+        <w:rPr>
+          <w:rFonts w:ascii="Nirmala UI" w:hAnsi="Nirmala UI" w:cs="Nirmala UI"/>
+        </w:rPr>
+      </w:pPr>
+      <w:r>
+        <w:rPr>
+          <w:rFonts w:ascii="Nirmala UI" w:hAnsi="Nirmala UI" w:cs="Nirmala UI"/>
+        </w:rPr>
+        <w:t xml:space="preserve">    </w:t>
+      </w:r>
+      <w:proofErr w:type="spellStart"/>
+      <w:r>
+        <w:rPr>
+          <w:rFonts w:ascii="Nirmala UI" w:hAnsi="Nirmala UI" w:cs="Nirmala UI"/>
+        </w:rPr>
+        <w:t>int</w:t>
+      </w:r>
+      <w:proofErr w:type="spellEnd"/>
+      <w:r>
+        <w:rPr>
+          <w:rFonts w:ascii="Nirmala UI" w:hAnsi="Nirmala UI" w:cs="Nirmala UI"/>
+        </w:rPr>
+        <w:t xml:space="preserve"> </w:t>
+      </w:r>
+      <w:proofErr w:type="gramStart"/>
+      <w:r>
+        <w:rPr>
+          <w:rFonts w:ascii="Nirmala UI" w:hAnsi="Nirmala UI" w:cs="Nirmala UI"/>
+        </w:rPr>
+        <w:t>add(</w:t>
+      </w:r>
+      <w:proofErr w:type="spellStart"/>
+      <w:proofErr w:type="gramEnd"/>
+      <w:r>
+        <w:rPr>
+          <w:rFonts w:ascii="Nirmala UI" w:hAnsi="Nirmala UI" w:cs="Nirmala UI"/>
+        </w:rPr>
+        <w:t>int</w:t>
+      </w:r>
+      <w:proofErr w:type="spellEnd"/>
+      <w:r>
+        <w:rPr>
+          <w:rFonts w:ascii="Nirmala UI" w:hAnsi="Nirmala UI" w:cs="Nirmala UI"/>
+        </w:rPr>
+        <w:t xml:space="preserve"> a, </w:t>
+      </w:r>
+      <w:proofErr w:type="spellStart"/>
+      <w:r>
+        <w:rPr>
+          <w:rFonts w:ascii="Nirmala UI" w:hAnsi="Nirmala UI" w:cs="Nirmala UI"/>
+        </w:rPr>
+        <w:t>int</w:t>
+      </w:r>
+      <w:proofErr w:type="spellEnd"/>
+      <w:r>
+        <w:rPr>
+          <w:rFonts w:ascii="Nirmala UI" w:hAnsi="Nirmala UI" w:cs="Nirmala UI"/>
+        </w:rPr>
+        <w:t xml:space="preserve"> b) {</w:t>
+      </w:r>
+    </w:p>
+    <w:p>
+      <w:pPr>
+        <w:pStyle w:val="NormalWeb"/>
+        <w:spacing w:before="0" w:beforeAutospacing="0" w:after="0" w:afterAutospacing="0"/>
+        <w:rPr>
+          <w:rFonts w:ascii="Nirmala UI" w:hAnsi="Nirmala UI" w:cs="Nirmala UI"/>
+        </w:rPr>
+      </w:pPr>
+      <w:r>
+        <w:rPr>
+          <w:rFonts w:ascii="Nirmala UI" w:hAnsi="Nirmala UI" w:cs="Nirmala UI"/>
+        </w:rPr>
+        <w:t xml:space="preserve">        return a + b;</w:t>
+      </w:r>
+    </w:p>
+    <w:p>
+      <w:pPr>
+        <w:pStyle w:val="NormalWeb"/>
+        <w:spacing w:before="0" w:beforeAutospacing="0" w:after="0" w:afterAutospacing="0"/>
+        <w:rPr>
+          <w:rFonts w:ascii="Nirmala UI" w:hAnsi="Nirmala UI" w:cs="Nirmala UI"/>
+        </w:rPr>
+      </w:pPr>
+      <w:r>
+        <w:rPr>
+          <w:rFonts w:ascii="Nirmala UI" w:hAnsi="Nirmala UI" w:cs="Nirmala UI"/>
+        </w:rPr>
+        <w:t xml:space="preserve">    }</w:t>
+      </w:r>
+    </w:p>
+    <w:p>
+      <w:pPr>
+        <w:pStyle w:val="NormalWeb"/>
+        <w:spacing w:before="0" w:beforeAutospacing="0" w:after="0" w:afterAutospacing="0"/>
+        <w:rPr>
+          <w:rFonts w:ascii="Nirmala UI" w:hAnsi="Nirmala UI" w:cs="Nirmala UI"/>
+        </w:rPr>
+      </w:pPr>
+    </w:p>
+    <w:p>
+      <w:pPr>
+        <w:pStyle w:val="NormalWeb"/>
+        <w:spacing w:before="0" w:beforeAutospacing="0" w:after="0" w:afterAutospacing="0"/>
+        <w:rPr>
+          <w:rFonts w:ascii="Nirmala UI" w:hAnsi="Nirmala UI" w:cs="Nirmala UI"/>
+        </w:rPr>
+      </w:pPr>
+      <w:r>
+        <w:rPr>
+          <w:rFonts w:ascii="Nirmala UI" w:hAnsi="Nirmala UI" w:cs="Nirmala UI"/>
+        </w:rPr>
+        <w:t xml:space="preserve">    </w:t>
+      </w:r>
+      <w:proofErr w:type="spellStart"/>
+      <w:r>
+        <w:rPr>
+          <w:rFonts w:ascii="Nirmala UI" w:hAnsi="Nirmala UI" w:cs="Nirmala UI"/>
+        </w:rPr>
+        <w:t>int</w:t>
+      </w:r>
+      <w:proofErr w:type="spellEnd"/>
+      <w:r>
+        <w:rPr>
+          <w:rFonts w:ascii="Nirmala UI" w:hAnsi="Nirmala UI" w:cs="Nirmala UI"/>
+        </w:rPr>
+        <w:t xml:space="preserve"> </w:t>
+      </w:r>
+      <w:proofErr w:type="gramStart"/>
+      <w:r>
+        <w:rPr>
+          <w:rFonts w:ascii="Nirmala UI" w:hAnsi="Nirmala UI" w:cs="Nirmala UI"/>
+        </w:rPr>
+        <w:t>add(</w:t>
+      </w:r>
+      <w:proofErr w:type="spellStart"/>
+      <w:proofErr w:type="gramEnd"/>
+      <w:r>
+        <w:rPr>
+          <w:rFonts w:ascii="Nirmala UI" w:hAnsi="Nirmala UI" w:cs="Nirmala UI"/>
+        </w:rPr>
+        <w:t>int</w:t>
+      </w:r>
+      <w:proofErr w:type="spellEnd"/>
+      <w:r>
+        <w:rPr>
+          <w:rFonts w:ascii="Nirmala UI" w:hAnsi="Nirmala UI" w:cs="Nirmala UI"/>
+        </w:rPr>
+        <w:t xml:space="preserve"> a, </w:t>
+      </w:r>
+      <w:proofErr w:type="spellStart"/>
+      <w:r>
+        <w:rPr>
+          <w:rFonts w:ascii="Nirmala UI" w:hAnsi="Nirmala UI" w:cs="Nirmala UI"/>
+        </w:rPr>
+        <w:t>int</w:t>
+      </w:r>
+      <w:proofErr w:type="spellEnd"/>
+      <w:r>
+        <w:rPr>
+          <w:rFonts w:ascii="Nirmala UI" w:hAnsi="Nirmala UI" w:cs="Nirmala UI"/>
+        </w:rPr>
+        <w:t xml:space="preserve"> b, </w:t>
+      </w:r>
+      <w:proofErr w:type="spellStart"/>
+      <w:r>
+        <w:rPr>
+          <w:rFonts w:ascii="Nirmala UI" w:hAnsi="Nirmala UI" w:cs="Nirmala UI"/>
+        </w:rPr>
+        <w:t>int</w:t>
+      </w:r>
+      <w:proofErr w:type="spellEnd"/>
+      <w:r>
+        <w:rPr>
+          <w:rFonts w:ascii="Nirmala UI" w:hAnsi="Nirmala UI" w:cs="Nirmala UI"/>
+        </w:rPr>
+        <w:t xml:space="preserve"> c) {</w:t>
+      </w:r>
+    </w:p>
+    <w:p>
+      <w:pPr>
+        <w:pStyle w:val="NormalWeb"/>
+        <w:spacing w:before="0" w:beforeAutospacing="0" w:after="0" w:afterAutospacing="0"/>
+        <w:rPr>
+          <w:rFonts w:ascii="Nirmala UI" w:hAnsi="Nirmala UI" w:cs="Nirmala UI"/>
+        </w:rPr>
+      </w:pPr>
+      <w:r>
+        <w:rPr>
+          <w:rFonts w:ascii="Nirmala UI" w:hAnsi="Nirmala UI" w:cs="Nirmala UI"/>
+        </w:rPr>
+        <w:t xml:space="preserve">        return a + b + c;</w:t>
+      </w:r>
+    </w:p>
+    <w:p>
+      <w:pPr>
+        <w:pStyle w:val="NormalWeb"/>
+        <w:spacing w:before="0" w:beforeAutospacing="0" w:after="0" w:afterAutospacing="0"/>
+        <w:rPr>
+          <w:rFonts w:ascii="Nirmala UI" w:hAnsi="Nirmala UI" w:cs="Nirmala UI"/>
+        </w:rPr>
+      </w:pPr>
+      <w:r>
+        <w:rPr>
+          <w:rFonts w:ascii="Nirmala UI" w:hAnsi="Nirmala UI" w:cs="Nirmala UI"/>
+        </w:rPr>
+        <w:t xml:space="preserve">    }</w:t>
+      </w:r>
+    </w:p>
+    <w:p>
+      <w:pPr>
+        <w:pStyle w:val="NormalWeb"/>
+        <w:spacing w:before="0" w:beforeAutospacing="0" w:after="0" w:afterAutospacing="0"/>
+        <w:rPr>
+          <w:rFonts w:ascii="Nirmala UI" w:hAnsi="Nirmala UI" w:cs="Nirmala UI"/>
+        </w:rPr>
+      </w:pPr>
+      <w:r>
+        <w:rPr>
+          <w:rFonts w:ascii="Nirmala UI" w:hAnsi="Nirmala UI" w:cs="Nirmala UI"/>
+        </w:rPr>
+        <w:t>}</w:t>
+      </w:r>
+    </w:p>
+    <w:p>
+      <w:pPr>
+        <w:pStyle w:val="NormalWeb"/>
+        <w:spacing w:before="0" w:beforeAutospacing="0" w:after="0" w:afterAutospacing="0"/>
+        <w:rPr>
+          <w:rFonts w:ascii="Nirmala UI" w:hAnsi="Nirmala UI" w:cs="Nirmala UI"/>
+        </w:rPr>
+      </w:pPr>
+    </w:p>
+    <w:p>
+      <w:pPr>
+        <w:pStyle w:val="NormalWeb"/>
+        <w:spacing w:before="0" w:beforeAutospacing="0" w:after="0" w:afterAutospacing="0"/>
+        <w:rPr>
+          <w:rFonts w:ascii="Nirmala UI" w:hAnsi="Nirmala UI" w:cs="Nirmala UI"/>
+        </w:rPr>
+      </w:pPr>
+      <w:r>
+        <w:rPr>
+          <w:rFonts w:ascii="Nirmala UI" w:hAnsi="Nirmala UI" w:cs="Nirmala UI"/>
+        </w:rPr>
+        <w:lastRenderedPageBreak/>
+        <w:t>class Main {</w:t>
+      </w:r>
+    </w:p>
+    <w:p>
+      <w:pPr>
+        <w:pStyle w:val="NormalWeb"/>
+        <w:spacing w:before="0" w:beforeAutospacing="0" w:after="0" w:afterAutospacing="0"/>
+        <w:rPr>
+          <w:rFonts w:ascii="Nirmala UI" w:hAnsi="Nirmala UI" w:cs="Nirmala UI"/>
+        </w:rPr>
+      </w:pPr>
+      <w:r>
+        <w:rPr>
+          <w:rFonts w:ascii="Nirmala UI" w:hAnsi="Nirmala UI" w:cs="Nirmala UI"/>
+        </w:rPr>
+        <w:t xml:space="preserve">    public static void main(</w:t>
+      </w:r>
+      <w:proofErr w:type="gramStart"/>
+      <w:r>
+        <w:rPr>
+          <w:rFonts w:ascii="Nirmala UI" w:hAnsi="Nirmala UI" w:cs="Nirmala UI"/>
+        </w:rPr>
+        <w:t>String[</w:t>
+      </w:r>
+      <w:proofErr w:type="gramEnd"/>
+      <w:r>
+        <w:rPr>
+          <w:rFonts w:ascii="Nirmala UI" w:hAnsi="Nirmala UI" w:cs="Nirmala UI"/>
+        </w:rPr>
+        <w:t xml:space="preserve">] </w:t>
+      </w:r>
+      <w:proofErr w:type="spellStart"/>
+      <w:r>
+        <w:rPr>
+          <w:rFonts w:ascii="Nirmala UI" w:hAnsi="Nirmala UI" w:cs="Nirmala UI"/>
+        </w:rPr>
+        <w:t>args</w:t>
+      </w:r>
+      <w:proofErr w:type="spellEnd"/>
+      <w:r>
+        <w:rPr>
+          <w:rFonts w:ascii="Nirmala UI" w:hAnsi="Nirmala UI" w:cs="Nirmala UI"/>
+        </w:rPr>
+        <w:t>) {</w:t>
+      </w:r>
+    </w:p>
+    <w:p>
+      <w:pPr>
+        <w:pStyle w:val="NormalWeb"/>
+        <w:spacing w:before="0" w:beforeAutospacing="0" w:after="0" w:afterAutospacing="0"/>
+        <w:rPr>
+          <w:rFonts w:ascii="Nirmala UI" w:hAnsi="Nirmala UI" w:cs="Nirmala UI"/>
+        </w:rPr>
+      </w:pPr>
+      <w:r>
+        <w:rPr>
+          <w:rFonts w:ascii="Nirmala UI" w:hAnsi="Nirmala UI" w:cs="Nirmala UI"/>
+        </w:rPr>
+        <w:t xml:space="preserve">        Calculator </w:t>
+      </w:r>
+      <w:proofErr w:type="spellStart"/>
+      <w:r>
+        <w:rPr>
+          <w:rFonts w:ascii="Nirmala UI" w:hAnsi="Nirmala UI" w:cs="Nirmala UI"/>
+        </w:rPr>
+        <w:t>obj</w:t>
+      </w:r>
+      <w:proofErr w:type="spellEnd"/>
+      <w:r>
+        <w:rPr>
+          <w:rFonts w:ascii="Nirmala UI" w:hAnsi="Nirmala UI" w:cs="Nirmala UI"/>
+        </w:rPr>
+        <w:t xml:space="preserve"> = new </w:t>
+      </w:r>
+      <w:proofErr w:type="gramStart"/>
+      <w:r>
+        <w:rPr>
+          <w:rFonts w:ascii="Nirmala UI" w:hAnsi="Nirmala UI" w:cs="Nirmala UI"/>
+        </w:rPr>
+        <w:t>Calculator(</w:t>
+      </w:r>
+      <w:proofErr w:type="gramEnd"/>
+      <w:r>
+        <w:rPr>
+          <w:rFonts w:ascii="Nirmala UI" w:hAnsi="Nirmala UI" w:cs="Nirmala UI"/>
+        </w:rPr>
+        <w:t>);</w:t>
+      </w:r>
+    </w:p>
+    <w:p>
+      <w:pPr>
+        <w:pStyle w:val="NormalWeb"/>
+        <w:spacing w:before="0" w:beforeAutospacing="0" w:after="0" w:afterAutospacing="0"/>
+        <w:rPr>
+          <w:rFonts w:ascii="Nirmala UI" w:hAnsi="Nirmala UI" w:cs="Nirmala UI"/>
+        </w:rPr>
+      </w:pPr>
+      <w:r>
+        <w:rPr>
+          <w:rFonts w:ascii="Nirmala UI" w:hAnsi="Nirmala UI" w:cs="Nirmala UI"/>
+        </w:rPr>
+        <w:t xml:space="preserve">        </w:t>
+      </w:r>
+      <w:proofErr w:type="spellStart"/>
+      <w:r>
+        <w:rPr>
+          <w:rFonts w:ascii="Nirmala UI" w:hAnsi="Nirmala UI" w:cs="Nirmala UI"/>
+        </w:rPr>
+        <w:t>int</w:t>
+      </w:r>
+      <w:proofErr w:type="spellEnd"/>
+      <w:r>
+        <w:rPr>
+          <w:rFonts w:ascii="Nirmala UI" w:hAnsi="Nirmala UI" w:cs="Nirmala UI"/>
+        </w:rPr>
+        <w:t xml:space="preserve"> sum1 = </w:t>
+      </w:r>
+      <w:proofErr w:type="spellStart"/>
+      <w:proofErr w:type="gramStart"/>
+      <w:r>
+        <w:rPr>
+          <w:rFonts w:ascii="Nirmala UI" w:hAnsi="Nirmala UI" w:cs="Nirmala UI"/>
+        </w:rPr>
+        <w:t>obj.add</w:t>
+      </w:r>
+      <w:proofErr w:type="spellEnd"/>
+      <w:r>
+        <w:rPr>
+          <w:rFonts w:ascii="Nirmala UI" w:hAnsi="Nirmala UI" w:cs="Nirmala UI"/>
+        </w:rPr>
+        <w:t>(</w:t>
+      </w:r>
+      <w:proofErr w:type="gramEnd"/>
+      <w:r>
+        <w:rPr>
+          <w:rFonts w:ascii="Nirmala UI" w:hAnsi="Nirmala UI" w:cs="Nirmala UI"/>
+        </w:rPr>
+        <w:t>10,20);      // 30</w:t>
+      </w:r>
+    </w:p>
+    <w:p>
+      <w:pPr>
+        <w:pStyle w:val="NormalWeb"/>
+        <w:spacing w:before="0" w:beforeAutospacing="0" w:after="0" w:afterAutospacing="0"/>
+        <w:rPr>
+          <w:rFonts w:ascii="Nirmala UI" w:hAnsi="Nirmala UI" w:cs="Nirmala UI"/>
+        </w:rPr>
+      </w:pPr>
+      <w:r>
+        <w:rPr>
+          <w:rFonts w:ascii="Nirmala UI" w:hAnsi="Nirmala UI" w:cs="Nirmala UI"/>
+        </w:rPr>
+        <w:t xml:space="preserve">        </w:t>
+      </w:r>
+      <w:proofErr w:type="spellStart"/>
+      <w:r>
+        <w:rPr>
+          <w:rFonts w:ascii="Nirmala UI" w:hAnsi="Nirmala UI" w:cs="Nirmala UI"/>
+        </w:rPr>
+        <w:t>int</w:t>
+      </w:r>
+      <w:proofErr w:type="spellEnd"/>
+      <w:r>
+        <w:rPr>
+          <w:rFonts w:ascii="Nirmala UI" w:hAnsi="Nirmala UI" w:cs="Nirmala UI"/>
+        </w:rPr>
+        <w:t xml:space="preserve"> sum2 = </w:t>
+      </w:r>
+      <w:proofErr w:type="spellStart"/>
+      <w:proofErr w:type="gramStart"/>
+      <w:r>
+        <w:rPr>
+          <w:rFonts w:ascii="Nirmala UI" w:hAnsi="Nirmala UI" w:cs="Nirmala UI"/>
+        </w:rPr>
+        <w:t>obj.add</w:t>
+      </w:r>
+      <w:proofErr w:type="spellEnd"/>
+      <w:r>
+        <w:rPr>
+          <w:rFonts w:ascii="Nirmala UI" w:hAnsi="Nirmala UI" w:cs="Nirmala UI"/>
+        </w:rPr>
+        <w:t>(</w:t>
+      </w:r>
+      <w:proofErr w:type="gramEnd"/>
+      <w:r>
+        <w:rPr>
+          <w:rFonts w:ascii="Nirmala UI" w:hAnsi="Nirmala UI" w:cs="Nirmala UI"/>
+        </w:rPr>
+        <w:t>10,20,30);   // 60</w:t>
+      </w:r>
+    </w:p>
+    <w:p>
+      <w:pPr>
+        <w:pStyle w:val="NormalWeb"/>
+        <w:spacing w:before="0" w:beforeAutospacing="0" w:after="0" w:afterAutospacing="0"/>
+        <w:rPr>
+          <w:rFonts w:ascii="Nirmala UI" w:hAnsi="Nirmala UI" w:cs="Nirmala UI"/>
+        </w:rPr>
+      </w:pPr>
+      <w:r>
+        <w:rPr>
+          <w:rFonts w:ascii="Nirmala UI" w:hAnsi="Nirmala UI" w:cs="Nirmala UI"/>
+        </w:rPr>
+        <w:t xml:space="preserve">        </w:t>
+      </w:r>
+      <w:proofErr w:type="spellStart"/>
+      <w:r>
+        <w:rPr>
+          <w:rFonts w:ascii="Nirmala UI" w:hAnsi="Nirmala UI" w:cs="Nirmala UI"/>
+        </w:rPr>
+        <w:t>System.out.println</w:t>
+      </w:r>
+      <w:proofErr w:type="spellEnd"/>
+      <w:r>
+        <w:rPr>
+          <w:rFonts w:ascii="Nirmala UI" w:hAnsi="Nirmala UI" w:cs="Nirmala UI"/>
+        </w:rPr>
+        <w:t>(sum1);</w:t>
+      </w:r>
+    </w:p>
+    <w:p>
+      <w:pPr>
+        <w:pStyle w:val="NormalWeb"/>
+        <w:spacing w:before="0" w:beforeAutospacing="0" w:after="0" w:afterAutospacing="0"/>
+        <w:rPr>
+          <w:rFonts w:ascii="Nirmala UI" w:hAnsi="Nirmala UI" w:cs="Nirmala UI"/>
+        </w:rPr>
+      </w:pPr>
+      <w:r>
+        <w:rPr>
+          <w:rFonts w:ascii="Nirmala UI" w:hAnsi="Nirmala UI" w:cs="Nirmala UI"/>
+        </w:rPr>
+        <w:t xml:space="preserve">        </w:t>
+      </w:r>
+      <w:proofErr w:type="spellStart"/>
+      <w:r>
+        <w:rPr>
+          <w:rFonts w:ascii="Nirmala UI" w:hAnsi="Nirmala UI" w:cs="Nirmala UI"/>
+        </w:rPr>
+        <w:t>System.out.println</w:t>
+      </w:r>
+      <w:proofErr w:type="spellEnd"/>
+      <w:r>
+        <w:rPr>
+          <w:rFonts w:ascii="Nirmala UI" w:hAnsi="Nirmala UI" w:cs="Nirmala UI"/>
+        </w:rPr>
+        <w:t>(sum2);</w:t>
+      </w:r>
+    </w:p>
+    <w:p>
+      <w:pPr>
+        <w:pStyle w:val="NormalWeb"/>
+        <w:spacing w:before="0" w:beforeAutospacing="0" w:after="0" w:afterAutospacing="0"/>
+        <w:rPr>
+          <w:rFonts w:ascii="Nirmala UI" w:hAnsi="Nirmala UI" w:cs="Nirmala UI"/>
+        </w:rPr>
+      </w:pPr>
+      <w:r>
+        <w:rPr>
+          <w:rFonts w:ascii="Nirmala UI" w:hAnsi="Nirmala UI" w:cs="Nirmala UI"/>
+        </w:rPr>
+        <w:t xml:space="preserve">    }</w:t>
+      </w:r>
+    </w:p>
+    <w:p>
+      <w:pPr>
+        <w:pStyle w:val="NormalWeb"/>
+        <w:spacing w:before="0" w:beforeAutospacing="0" w:after="0" w:afterAutospacing="0"/>
+        <w:rPr>
+          <w:rFonts w:ascii="Nirmala UI" w:hAnsi="Nirmala UI" w:cs="Nirmala UI"/>
+        </w:rPr>
+      </w:pPr>
+      <w:r>
+        <w:rPr>
+          <w:rFonts w:ascii="Nirmala UI" w:hAnsi="Nirmala UI" w:cs="Nirmala UI"/>
+        </w:rPr>
+        <w:t>}</w:t>
+      </w:r>
+    </w:p>
+    <w:p>
+      <w:pPr>
+        <w:pStyle w:val="NormalWeb"/>
+        <w:rPr>
+          <w:rFonts w:ascii="Nirmala UI" w:hAnsi="Nirmala UI" w:cs="Nirmala UI"/>
+        </w:rPr>
+      </w:pPr>
+    </w:p>
+    <w:p>
+      <w:pPr>
+        <w:spacing w:before="100" w:beforeAutospacing="1" w:after="100" w:afterAutospacing="1" w:line="240" w:lineRule="auto"/>
+        <w:rPr>
+          <w:rFonts w:ascii="Times New Roman" w:eastAsia="Times New Roman" w:hAnsi="Times New Roman" w:cs="Times New Roman"/>
+          <w:sz w:val="24"/>
+          <w:szCs w:val="24"/>
+        </w:rPr>
+      </w:pPr>
+      <w:proofErr w:type="spellStart"/>
+      <w:r>
+        <w:rPr>
+          <w:rFonts w:ascii="Nirmala UI" w:eastAsia="Times New Roman" w:hAnsi="Nirmala UI" w:cs="Nirmala UI"/>
+          <w:sz w:val="24"/>
+          <w:szCs w:val="24"/>
+        </w:rPr>
+        <w:t>দুইভাবে</w:t>
+      </w:r>
+      <w:proofErr w:type="spellEnd"/>
+      <w:r>
+        <w:rPr>
+          <w:rFonts w:ascii="Times New Roman" w:eastAsia="Times New Roman" w:hAnsi="Times New Roman" w:cs="Times New Roman"/>
+          <w:sz w:val="24"/>
+          <w:szCs w:val="24"/>
+        </w:rPr>
+        <w:t xml:space="preserve"> </w:t>
+      </w:r>
+      <w:proofErr w:type="spellStart"/>
+      <w:r>
+        <w:rPr>
+          <w:rFonts w:ascii="Nirmala UI" w:eastAsia="Times New Roman" w:hAnsi="Nirmala UI" w:cs="Nirmala UI"/>
+          <w:sz w:val="24"/>
+          <w:szCs w:val="24"/>
+        </w:rPr>
+        <w:t>কাজ</w:t>
+      </w:r>
+      <w:proofErr w:type="spellEnd"/>
+      <w:r>
+        <w:rPr>
+          <w:rFonts w:ascii="Times New Roman" w:eastAsia="Times New Roman" w:hAnsi="Times New Roman" w:cs="Times New Roman"/>
+          <w:sz w:val="24"/>
+          <w:szCs w:val="24"/>
+        </w:rPr>
+        <w:t xml:space="preserve"> </w:t>
+      </w:r>
+      <w:proofErr w:type="spellStart"/>
+      <w:r>
+        <w:rPr>
+          <w:rFonts w:ascii="Nirmala UI" w:eastAsia="Times New Roman" w:hAnsi="Nirmala UI" w:cs="Nirmala UI"/>
+          <w:sz w:val="24"/>
+          <w:szCs w:val="24"/>
+        </w:rPr>
+        <w:t>করছে</w:t>
+      </w:r>
+      <w:proofErr w:type="spellEnd"/>
+      <w:r>
+        <w:rPr>
+          <w:rFonts w:ascii="Nirmala UI" w:eastAsia="Times New Roman" w:hAnsi="Nirmala UI" w:cs="Nirmala UI"/>
+          <w:sz w:val="24"/>
+          <w:szCs w:val="24"/>
+        </w:rPr>
+        <w:t>।</w:t>
+      </w:r>
+    </w:p>
+    <w:p>
+      <w:pPr>
+        <w:spacing w:before="100" w:beforeAutospacing="1" w:after="100" w:afterAutospacing="1" w:line="240" w:lineRule="auto"/>
+        <w:rPr>
+          <w:rFonts w:ascii="Times New Roman" w:eastAsia="Times New Roman" w:hAnsi="Times New Roman" w:cs="Times New Roman"/>
+          <w:sz w:val="24"/>
+          <w:szCs w:val="24"/>
+        </w:rPr>
+      </w:pPr>
+      <w:proofErr w:type="spellStart"/>
+      <w:r>
+        <w:rPr>
+          <w:rFonts w:ascii="Nirmala UI" w:eastAsia="Times New Roman" w:hAnsi="Nirmala UI" w:cs="Nirmala UI"/>
+          <w:b/>
+          <w:bCs/>
+          <w:sz w:val="24"/>
+          <w:szCs w:val="24"/>
+        </w:rPr>
+        <w:t>এক</w:t>
+      </w:r>
+      <w:proofErr w:type="spellEnd"/>
+      <w:r>
+        <w:rPr>
+          <w:rFonts w:ascii="Times New Roman" w:eastAsia="Times New Roman" w:hAnsi="Times New Roman" w:cs="Times New Roman"/>
+          <w:b/>
+          <w:bCs/>
+          <w:sz w:val="24"/>
+          <w:szCs w:val="24"/>
+        </w:rPr>
+        <w:t xml:space="preserve"> </w:t>
+      </w:r>
+      <w:proofErr w:type="spellStart"/>
+      <w:r>
+        <w:rPr>
+          <w:rFonts w:ascii="Nirmala UI" w:eastAsia="Times New Roman" w:hAnsi="Nirmala UI" w:cs="Nirmala UI"/>
+          <w:b/>
+          <w:bCs/>
+          <w:sz w:val="24"/>
+          <w:szCs w:val="24"/>
+        </w:rPr>
+        <w:t>নাম</w:t>
+      </w:r>
+      <w:proofErr w:type="spellEnd"/>
+      <w:r>
+        <w:rPr>
+          <w:rFonts w:ascii="Times New Roman" w:eastAsia="Times New Roman" w:hAnsi="Times New Roman" w:cs="Times New Roman"/>
+          <w:b/>
+          <w:bCs/>
+          <w:sz w:val="24"/>
+          <w:szCs w:val="24"/>
+        </w:rPr>
+        <w:t xml:space="preserve"> → </w:t>
+      </w:r>
+      <w:proofErr w:type="spellStart"/>
+      <w:r>
+        <w:rPr>
+          <w:rFonts w:ascii="Nirmala UI" w:eastAsia="Times New Roman" w:hAnsi="Nirmala UI" w:cs="Nirmala UI"/>
+          <w:b/>
+          <w:bCs/>
+          <w:sz w:val="24"/>
+          <w:szCs w:val="24"/>
+        </w:rPr>
+        <w:t>দুই</w:t>
+      </w:r>
+      <w:proofErr w:type="spellEnd"/>
+      <w:r>
+        <w:rPr>
+          <w:rFonts w:ascii="Times New Roman" w:eastAsia="Times New Roman" w:hAnsi="Times New Roman" w:cs="Times New Roman"/>
+          <w:b/>
+          <w:bCs/>
+          <w:sz w:val="24"/>
+          <w:szCs w:val="24"/>
+        </w:rPr>
+        <w:t xml:space="preserve"> </w:t>
+      </w:r>
+      <w:proofErr w:type="spellStart"/>
+      <w:r>
+        <w:rPr>
+          <w:rFonts w:ascii="Nirmala UI" w:eastAsia="Times New Roman" w:hAnsi="Nirmala UI" w:cs="Nirmala UI"/>
+          <w:b/>
+          <w:bCs/>
+          <w:sz w:val="24"/>
+          <w:szCs w:val="24"/>
+        </w:rPr>
+        <w:t>রূপ</w:t>
+      </w:r>
+      <w:proofErr w:type="spellEnd"/>
+    </w:p>
+    <w:p>
+      <w:pPr>
+        <w:spacing w:after="0" w:line="240" w:lineRule="auto"/>
+        <w:rPr>
+          <w:rFonts w:ascii="Nirmala UI" w:eastAsia="Times New Roman" w:hAnsi="Nirmala UI" w:cs="Nirmala UI"/>
+          <w:sz w:val="24"/>
+          <w:szCs w:val="24"/>
+        </w:rPr>
+      </w:pPr>
+      <w:proofErr w:type="spellStart"/>
+      <w:r>
+        <w:rPr>
+          <w:rFonts w:ascii="Nirmala UI" w:eastAsia="Times New Roman" w:hAnsi="Nirmala UI" w:cs="Nirmala UI"/>
+          <w:sz w:val="24"/>
+          <w:szCs w:val="24"/>
+        </w:rPr>
+        <w:t>এটাই</w:t>
+      </w:r>
+      <w:proofErr w:type="spellEnd"/>
+      <w:r>
+        <w:rPr>
+          <w:rFonts w:ascii="Times New Roman" w:eastAsia="Times New Roman" w:hAnsi="Times New Roman" w:cs="Times New Roman"/>
+          <w:sz w:val="24"/>
+          <w:szCs w:val="24"/>
+        </w:rPr>
+        <w:t xml:space="preserve"> </w:t>
+      </w:r>
+      <w:r>
+        <w:rPr>
+          <w:rFonts w:ascii="Times New Roman" w:eastAsia="Times New Roman" w:hAnsi="Times New Roman" w:cs="Times New Roman"/>
+          <w:b/>
+          <w:bCs/>
+          <w:sz w:val="24"/>
+          <w:szCs w:val="24"/>
+        </w:rPr>
+        <w:t>Compile-time Polymorphism</w:t>
+      </w:r>
+      <w:r>
+        <w:rPr>
+          <w:rFonts w:ascii="Nirmala UI" w:eastAsia="Times New Roman" w:hAnsi="Nirmala UI" w:cs="Nirmala UI"/>
+          <w:sz w:val="24"/>
+          <w:szCs w:val="24"/>
+        </w:rPr>
+        <w:t>।</w:t>
+      </w:r>
+    </w:p>
+    <w:p>
+      <w:pPr>
+        <w:spacing w:after="0" w:line="240" w:lineRule="auto"/>
+        <w:rPr>
+          <w:rFonts w:ascii="Times New Roman" w:eastAsia="Times New Roman" w:hAnsi="Times New Roman" w:cs="Times New Roman"/>
+          <w:sz w:val="24"/>
+          <w:szCs w:val="24"/>
+        </w:rPr>
+      </w:pPr>
+    </w:p>
+    <w:p>
+      <w:pPr>
+        <w:pStyle w:val="Heading1"/>
+        <w:spacing w:before="0"/>
+        <w:rPr>
+          <w:b/>
+          <w:color w:val="FF0000"/>
+        </w:rPr>
+      </w:pPr>
+      <w:r>
+        <w:rPr>
+          <w:b/>
+          <w:color w:val="FF0000"/>
+        </w:rPr>
+        <w:t>2. Method Overriding (Run-time Polymorphism)</w:t>
+      </w:r>
+    </w:p>
+    <w:p>
+      <w:pPr>
+        <w:pStyle w:val="NormalWeb"/>
+        <w:spacing w:before="0" w:beforeAutospacing="0" w:after="0" w:afterAutospacing="0"/>
+      </w:pPr>
+      <w:r>
+        <w:t>Child Class Parent-</w:t>
+      </w:r>
+      <w:proofErr w:type="spellStart"/>
+      <w:r>
+        <w:rPr>
+          <w:rFonts w:ascii="Nirmala UI" w:hAnsi="Nirmala UI" w:cs="Nirmala UI"/>
+        </w:rPr>
+        <w:t>এর</w:t>
+      </w:r>
+      <w:proofErr w:type="spellEnd"/>
+      <w:r>
+        <w:t xml:space="preserve"> Method-</w:t>
+      </w:r>
+      <w:proofErr w:type="spellStart"/>
+      <w:r>
+        <w:rPr>
+          <w:rFonts w:ascii="Nirmala UI" w:hAnsi="Nirmala UI" w:cs="Nirmala UI"/>
+        </w:rPr>
+        <w:t>কে</w:t>
+      </w:r>
+      <w:proofErr w:type="spellEnd"/>
+      <w:r>
+        <w:t xml:space="preserve"> </w:t>
+      </w:r>
+      <w:proofErr w:type="spellStart"/>
+      <w:r>
+        <w:rPr>
+          <w:rFonts w:ascii="Nirmala UI" w:hAnsi="Nirmala UI" w:cs="Nirmala UI"/>
+        </w:rPr>
+        <w:t>নিজের</w:t>
+      </w:r>
+      <w:proofErr w:type="spellEnd"/>
+      <w:r>
+        <w:t xml:space="preserve"> </w:t>
+      </w:r>
+      <w:proofErr w:type="spellStart"/>
+      <w:r>
+        <w:rPr>
+          <w:rFonts w:ascii="Nirmala UI" w:hAnsi="Nirmala UI" w:cs="Nirmala UI"/>
+        </w:rPr>
+        <w:t>মতো</w:t>
+      </w:r>
+      <w:proofErr w:type="spellEnd"/>
+      <w:r>
+        <w:t xml:space="preserve"> </w:t>
+      </w:r>
+      <w:proofErr w:type="spellStart"/>
+      <w:r>
+        <w:rPr>
+          <w:rFonts w:ascii="Nirmala UI" w:hAnsi="Nirmala UI" w:cs="Nirmala UI"/>
+        </w:rPr>
+        <w:t>করে</w:t>
+      </w:r>
+      <w:proofErr w:type="spellEnd"/>
+      <w:r>
+        <w:t xml:space="preserve"> </w:t>
+      </w:r>
+      <w:proofErr w:type="spellStart"/>
+      <w:r>
+        <w:rPr>
+          <w:rFonts w:ascii="Nirmala UI" w:hAnsi="Nirmala UI" w:cs="Nirmala UI"/>
+        </w:rPr>
+        <w:t>লিখে</w:t>
+      </w:r>
+      <w:proofErr w:type="spellEnd"/>
+      <w:r>
+        <w:rPr>
+          <w:rFonts w:ascii="Nirmala UI" w:hAnsi="Nirmala UI" w:cs="Nirmala UI"/>
+        </w:rPr>
+        <w:t>।</w:t>
+      </w:r>
+    </w:p>
+    <w:p>
+      <w:pPr>
+        <w:pStyle w:val="NormalWeb"/>
+        <w:spacing w:before="0" w:beforeAutospacing="0" w:after="0" w:afterAutospacing="0"/>
+      </w:pPr>
+      <w:r>
+        <w:t>class Animal {</w:t>
+      </w:r>
+    </w:p>
+    <w:p>
+      <w:pPr>
+        <w:pStyle w:val="NormalWeb"/>
+        <w:spacing w:before="0" w:beforeAutospacing="0" w:after="0" w:afterAutospacing="0"/>
+      </w:pPr>
+    </w:p>
+    <w:p>
+      <w:pPr>
+        <w:pStyle w:val="NormalWeb"/>
+        <w:spacing w:before="0" w:beforeAutospacing="0" w:after="0" w:afterAutospacing="0"/>
+      </w:pPr>
+      <w:r>
+        <w:t xml:space="preserve">    void </w:t>
+      </w:r>
+      <w:proofErr w:type="gramStart"/>
+      <w:r>
+        <w:t>sound(</w:t>
+      </w:r>
+      <w:proofErr w:type="gramEnd"/>
+      <w:r>
+        <w:t>) {</w:t>
+      </w:r>
+    </w:p>
+    <w:p>
+      <w:pPr>
+        <w:pStyle w:val="NormalWeb"/>
+        <w:spacing w:before="0" w:beforeAutospacing="0" w:after="0" w:afterAutospacing="0"/>
+      </w:pPr>
+      <w:r>
+        <w:t xml:space="preserve">        </w:t>
+      </w:r>
+      <w:proofErr w:type="spellStart"/>
+      <w:r>
+        <w:t>System.out.println</w:t>
+      </w:r>
+      <w:proofErr w:type="spellEnd"/>
+      <w:r>
+        <w:t>("Animal Sound");</w:t>
+      </w:r>
+    </w:p>
+    <w:p>
+      <w:pPr>
+        <w:pStyle w:val="NormalWeb"/>
+        <w:spacing w:before="0" w:beforeAutospacing="0" w:after="0" w:afterAutospacing="0"/>
+      </w:pPr>
+      <w:r>
+        <w:t xml:space="preserve">    }</w:t>
+      </w:r>
+    </w:p>
+    <w:p>
+      <w:pPr>
+        <w:pStyle w:val="NormalWeb"/>
+        <w:spacing w:before="0" w:beforeAutospacing="0" w:after="0" w:afterAutospacing="0"/>
+      </w:pPr>
+      <w:r>
+        <w:t>}</w:t>
+      </w:r>
+    </w:p>
+    <w:p>
+      <w:pPr>
+        <w:pStyle w:val="NormalWeb"/>
+        <w:spacing w:before="0" w:beforeAutospacing="0" w:after="0" w:afterAutospacing="0"/>
+      </w:pPr>
+    </w:p>
+    <w:p>
+      <w:pPr>
+        <w:pStyle w:val="NormalWeb"/>
+        <w:spacing w:before="0" w:beforeAutospacing="0" w:after="0" w:afterAutospacing="0"/>
+      </w:pPr>
+      <w:r>
+        <w:t>class Dog extends Animal {</w:t>
+      </w:r>
+    </w:p>
+    <w:p>
+      <w:pPr>
+        <w:pStyle w:val="NormalWeb"/>
+        <w:spacing w:before="0" w:beforeAutospacing="0" w:after="0" w:afterAutospacing="0"/>
+      </w:pPr>
+    </w:p>
+    <w:p>
+      <w:pPr>
+        <w:pStyle w:val="NormalWeb"/>
+        <w:spacing w:before="0" w:beforeAutospacing="0" w:after="0" w:afterAutospacing="0"/>
+      </w:pPr>
+      <w:r>
+        <w:t xml:space="preserve">    @Override</w:t>
+      </w:r>
+    </w:p>
+    <w:p>
+      <w:pPr>
+        <w:pStyle w:val="NormalWeb"/>
+        <w:spacing w:before="0" w:beforeAutospacing="0" w:after="0" w:afterAutospacing="0"/>
+      </w:pPr>
+      <w:r>
+        <w:t xml:space="preserve">    void </w:t>
+      </w:r>
+      <w:proofErr w:type="gramStart"/>
+      <w:r>
+        <w:t>sound(</w:t>
+      </w:r>
+      <w:proofErr w:type="gramEnd"/>
+      <w:r>
+        <w:t>) {</w:t>
+      </w:r>
+    </w:p>
+    <w:p>
+      <w:pPr>
+        <w:pStyle w:val="NormalWeb"/>
+        <w:spacing w:before="0" w:beforeAutospacing="0" w:after="0" w:afterAutospacing="0"/>
+      </w:pPr>
+      <w:r>
+        <w:t xml:space="preserve">        </w:t>
+      </w:r>
+      <w:proofErr w:type="spellStart"/>
+      <w:r>
+        <w:t>System.out.println</w:t>
+      </w:r>
+      <w:proofErr w:type="spellEnd"/>
+      <w:r>
+        <w:t>("Dog Barks");</w:t>
+      </w:r>
+    </w:p>
+    <w:p>
+      <w:pPr>
+        <w:pStyle w:val="NormalWeb"/>
+        <w:spacing w:before="0" w:beforeAutospacing="0" w:after="0" w:afterAutospacing="0"/>
+      </w:pPr>
+      <w:r>
+        <w:t xml:space="preserve">    }</w:t>
+      </w:r>
+    </w:p>
+    <w:p>
+      <w:pPr>
+        <w:pStyle w:val="NormalWeb"/>
+        <w:spacing w:before="0" w:beforeAutospacing="0" w:after="0" w:afterAutospacing="0"/>
+      </w:pPr>
+      <w:r>
+        <w:t>}</w:t>
+      </w:r>
+    </w:p>
+    <w:p>
+      <w:pPr>
+        <w:pStyle w:val="NormalWeb"/>
+        <w:spacing w:before="0" w:beforeAutospacing="0" w:after="0" w:afterAutospacing="0"/>
+      </w:pPr>
+    </w:p>
+    <w:p>
+      <w:pPr>
+        <w:pStyle w:val="NormalWeb"/>
+        <w:spacing w:before="0" w:beforeAutospacing="0" w:after="0" w:afterAutospacing="0"/>
+      </w:pPr>
+      <w:r>
+        <w:t>class Main {</w:t>
+      </w:r>
+    </w:p>
+    <w:p>
+      <w:pPr>
+        <w:pStyle w:val="NormalWeb"/>
+        <w:spacing w:before="0" w:beforeAutospacing="0" w:after="0" w:afterAutospacing="0"/>
+      </w:pPr>
+      <w:r>
+        <w:t xml:space="preserve">    public static void main(</w:t>
+      </w:r>
+      <w:proofErr w:type="gramStart"/>
+      <w:r>
+        <w:t>String[</w:t>
+      </w:r>
+      <w:proofErr w:type="gramEnd"/>
+      <w:r>
+        <w:t xml:space="preserve">] </w:t>
+      </w:r>
+      <w:proofErr w:type="spellStart"/>
+      <w:r>
+        <w:t>args</w:t>
+      </w:r>
+      <w:proofErr w:type="spellEnd"/>
+      <w:r>
+        <w:t>) {</w:t>
+      </w:r>
+    </w:p>
+    <w:p>
+      <w:pPr>
+        <w:pStyle w:val="NormalWeb"/>
+        <w:spacing w:before="0" w:beforeAutospacing="0" w:after="0" w:afterAutospacing="0"/>
+      </w:pPr>
+      <w:r>
+        <w:t xml:space="preserve">        Animal obj1 = new </w:t>
+      </w:r>
+      <w:proofErr w:type="gramStart"/>
+      <w:r>
+        <w:t>Animal(</w:t>
+      </w:r>
+      <w:proofErr w:type="gramEnd"/>
+      <w:r>
+        <w:t>);</w:t>
+      </w:r>
+    </w:p>
+    <w:p>
+      <w:pPr>
+        <w:pStyle w:val="NormalWeb"/>
+        <w:spacing w:before="0" w:beforeAutospacing="0" w:after="0" w:afterAutospacing="0"/>
+      </w:pPr>
+      <w:r>
+        <w:t xml:space="preserve">        obj1.sound();</w:t>
+      </w:r>
+    </w:p>
+    <w:p>
+      <w:pPr>
+        <w:pStyle w:val="NormalWeb"/>
+        <w:spacing w:before="0" w:beforeAutospacing="0" w:after="0" w:afterAutospacing="0"/>
+      </w:pPr>
+    </w:p>
+    <w:p>
+      <w:pPr>
+        <w:pStyle w:val="NormalWeb"/>
+        <w:spacing w:before="0" w:beforeAutospacing="0" w:after="0" w:afterAutospacing="0"/>
+      </w:pPr>
+      <w:r>
+        <w:t xml:space="preserve">        Animal </w:t>
+      </w:r>
+      <w:proofErr w:type="spellStart"/>
+      <w:r>
+        <w:t>obj</w:t>
+      </w:r>
+      <w:proofErr w:type="spellEnd"/>
+      <w:r>
+        <w:t xml:space="preserve"> = new </w:t>
+      </w:r>
+      <w:proofErr w:type="gramStart"/>
+      <w:r>
+        <w:t>Dog(</w:t>
+      </w:r>
+      <w:proofErr w:type="gramEnd"/>
+      <w:r>
+        <w:t>);</w:t>
+      </w:r>
+    </w:p>
+    <w:p>
+      <w:pPr>
+        <w:pStyle w:val="NormalWeb"/>
+        <w:spacing w:before="0" w:beforeAutospacing="0" w:after="0" w:afterAutospacing="0"/>
+      </w:pPr>
+      <w:r>
+        <w:t xml:space="preserve">        </w:t>
+      </w:r>
+      <w:proofErr w:type="spellStart"/>
+      <w:proofErr w:type="gramStart"/>
+      <w:r>
+        <w:t>obj.sound</w:t>
+      </w:r>
+      <w:proofErr w:type="spellEnd"/>
+      <w:proofErr w:type="gramEnd"/>
+      <w:r>
+        <w:t>();</w:t>
+      </w:r>
+    </w:p>
+    <w:p>
+      <w:pPr>
+        <w:pStyle w:val="NormalWeb"/>
+        <w:spacing w:before="0" w:beforeAutospacing="0" w:after="0" w:afterAutospacing="0"/>
+      </w:pPr>
+      <w:r>
+        <w:t xml:space="preserve">    }</w:t>
+      </w:r>
+    </w:p>
+    <w:p>
+      <w:pPr>
+        <w:pStyle w:val="NormalWeb"/>
+        <w:spacing w:before="0" w:beforeAutospacing="0" w:after="0" w:afterAutospacing="0"/>
+      </w:pPr>
+      <w:r>
+        <w:t>}</w:t>
+      </w:r>
+    </w:p>
+    <w:p>
+      <w:pPr>
+        <w:pStyle w:val="pdq2pgselectionanchorcontainer"/>
+        <w:spacing w:before="0" w:beforeAutospacing="0" w:after="0" w:afterAutospacing="0"/>
+      </w:pPr>
+      <w:proofErr w:type="spellStart"/>
+      <w:r>
+        <w:rPr>
+          <w:rStyle w:val="Strong"/>
+          <w:rFonts w:ascii="Nirmala UI" w:hAnsi="Nirmala UI" w:cs="Nirmala UI"/>
+        </w:rPr>
+        <w:lastRenderedPageBreak/>
+        <w:t>এক</w:t>
+      </w:r>
+      <w:proofErr w:type="spellEnd"/>
+      <w:r>
+        <w:rPr>
+          <w:rStyle w:val="Strong"/>
+        </w:rPr>
+        <w:t xml:space="preserve"> </w:t>
+      </w:r>
+      <w:proofErr w:type="spellStart"/>
+      <w:r>
+        <w:rPr>
+          <w:rStyle w:val="Strong"/>
+          <w:rFonts w:ascii="Nirmala UI" w:hAnsi="Nirmala UI" w:cs="Nirmala UI"/>
+        </w:rPr>
+        <w:t>নাম</w:t>
+      </w:r>
+      <w:proofErr w:type="spellEnd"/>
+      <w:r>
+        <w:rPr>
+          <w:rStyle w:val="Strong"/>
+        </w:rPr>
+        <w:t xml:space="preserve"> → </w:t>
+      </w:r>
+      <w:proofErr w:type="spellStart"/>
+      <w:r>
+        <w:rPr>
+          <w:rStyle w:val="Strong"/>
+          <w:rFonts w:ascii="Nirmala UI" w:hAnsi="Nirmala UI" w:cs="Nirmala UI"/>
+        </w:rPr>
+        <w:t>দুই</w:t>
+      </w:r>
+      <w:proofErr w:type="spellEnd"/>
+      <w:r>
+        <w:rPr>
+          <w:rStyle w:val="Strong"/>
+        </w:rPr>
+        <w:t xml:space="preserve"> </w:t>
+      </w:r>
+      <w:proofErr w:type="spellStart"/>
+      <w:r>
+        <w:rPr>
+          <w:rStyle w:val="Strong"/>
+          <w:rFonts w:ascii="Nirmala UI" w:hAnsi="Nirmala UI" w:cs="Nirmala UI"/>
+        </w:rPr>
+        <w:t>রূপ</w:t>
+      </w:r>
+      <w:proofErr w:type="spellEnd"/>
+    </w:p>
+    <w:p>
+      <w:pPr>
+        <w:pStyle w:val="NormalWeb"/>
+        <w:spacing w:before="0" w:beforeAutospacing="0" w:after="0" w:afterAutospacing="0"/>
+      </w:pPr>
+      <w:proofErr w:type="spellStart"/>
+      <w:r>
+        <w:rPr>
+          <w:rFonts w:ascii="Nirmala UI" w:hAnsi="Nirmala UI" w:cs="Nirmala UI"/>
+        </w:rPr>
+        <w:t>এটাই</w:t>
+      </w:r>
+      <w:proofErr w:type="spellEnd"/>
+      <w:r>
+        <w:t xml:space="preserve"> </w:t>
+      </w:r>
+      <w:r>
+        <w:rPr>
+          <w:rStyle w:val="Strong"/>
+        </w:rPr>
+        <w:t>Run-time Polymorphism</w:t>
+      </w:r>
+      <w:r>
+        <w:rPr>
+          <w:rFonts w:ascii="Nirmala UI" w:hAnsi="Nirmala UI" w:cs="Nirmala UI"/>
+        </w:rPr>
+        <w:t>।</w:t>
+      </w:r>
+    </w:p>
+    <w:p>
+      <w:pPr>
+        <w:pStyle w:val="NormalWeb"/>
+      </w:pPr>
+    </w:p>
+    <w:p>
+      <w:pPr>
+        <w:pStyle w:val="Heading1"/>
+        <w:spacing w:before="0"/>
+        <w:rPr>
+          <w:b/>
+          <w:color w:val="FF0000"/>
+        </w:rPr>
+      </w:pPr>
+      <w:r>
+        <w:rPr>
+          <w:b/>
+          <w:color w:val="FF0000"/>
+        </w:rPr>
+        <w:t>Static Binding</w:t>
+      </w:r>
+    </w:p>
+    <w:p>
+      <w:pPr>
+        <w:pStyle w:val="NormalWeb"/>
+        <w:spacing w:before="0" w:beforeAutospacing="0"/>
+      </w:pPr>
+      <w:proofErr w:type="spellStart"/>
+      <w:r>
+        <w:rPr>
+          <w:rFonts w:ascii="Nirmala UI" w:hAnsi="Nirmala UI" w:cs="Nirmala UI"/>
+        </w:rPr>
+        <w:t>কোন</w:t>
+      </w:r>
+      <w:proofErr w:type="spellEnd"/>
+      <w:r>
+        <w:t xml:space="preserve"> Method Call </w:t>
+      </w:r>
+      <w:proofErr w:type="spellStart"/>
+      <w:r>
+        <w:rPr>
+          <w:rFonts w:ascii="Nirmala UI" w:hAnsi="Nirmala UI" w:cs="Nirmala UI"/>
+        </w:rPr>
+        <w:t>হবে</w:t>
+      </w:r>
+      <w:proofErr w:type="spellEnd"/>
+      <w:r>
+        <w:t xml:space="preserve">, Compiler </w:t>
+      </w:r>
+      <w:r>
+        <w:rPr>
+          <w:rStyle w:val="Strong"/>
+        </w:rPr>
+        <w:t>Compile Time-</w:t>
+      </w:r>
+      <w:proofErr w:type="spellStart"/>
+      <w:r>
+        <w:rPr>
+          <w:rStyle w:val="Strong"/>
+          <w:rFonts w:ascii="Nirmala UI" w:hAnsi="Nirmala UI" w:cs="Nirmala UI"/>
+        </w:rPr>
+        <w:t>এই</w:t>
+      </w:r>
+      <w:proofErr w:type="spellEnd"/>
+      <w:r>
+        <w:t xml:space="preserve"> </w:t>
+      </w:r>
+      <w:proofErr w:type="spellStart"/>
+      <w:r>
+        <w:rPr>
+          <w:rFonts w:ascii="Nirmala UI" w:hAnsi="Nirmala UI" w:cs="Nirmala UI"/>
+        </w:rPr>
+        <w:t>ঠিক</w:t>
+      </w:r>
+      <w:proofErr w:type="spellEnd"/>
+      <w:r>
+        <w:t xml:space="preserve"> </w:t>
+      </w:r>
+      <w:proofErr w:type="spellStart"/>
+      <w:r>
+        <w:rPr>
+          <w:rFonts w:ascii="Nirmala UI" w:hAnsi="Nirmala UI" w:cs="Nirmala UI"/>
+        </w:rPr>
+        <w:t>করে</w:t>
+      </w:r>
+      <w:proofErr w:type="spellEnd"/>
+      <w:r>
+        <w:t xml:space="preserve"> </w:t>
+      </w:r>
+      <w:proofErr w:type="spellStart"/>
+      <w:r>
+        <w:rPr>
+          <w:rFonts w:ascii="Nirmala UI" w:hAnsi="Nirmala UI" w:cs="Nirmala UI"/>
+        </w:rPr>
+        <w:t>ফেলে</w:t>
+      </w:r>
+      <w:proofErr w:type="spellEnd"/>
+      <w:r>
+        <w:rPr>
+          <w:rFonts w:ascii="Nirmala UI" w:hAnsi="Nirmala UI" w:cs="Nirmala UI"/>
+        </w:rPr>
+        <w:t>।</w:t>
+      </w:r>
+    </w:p>
+    <w:p>
+      <w:pPr>
+        <w:pStyle w:val="Heading2"/>
+        <w:spacing w:before="0"/>
+      </w:pPr>
+      <w:r>
+        <w:t>Example</w:t>
+      </w:r>
+    </w:p>
+    <w:p>
+      <w:pPr>
+        <w:pStyle w:val="HTMLPreformatted"/>
+        <w:rPr>
+          <w:rStyle w:val="HTMLCode"/>
+          <w:rFonts w:eastAsiaTheme="majorEastAsia"/>
+        </w:rPr>
+      </w:pPr>
+      <w:r>
+        <w:rPr>
+          <w:rStyle w:val="g"/>
+          <w:rFonts w:eastAsiaTheme="majorEastAsia"/>
+        </w:rPr>
+        <w:t>class</w:t>
+      </w:r>
+      <w:r>
+        <w:rPr>
+          <w:rStyle w:val="HTMLCode"/>
+          <w:rFonts w:eastAsiaTheme="majorEastAsia"/>
+        </w:rPr>
+        <w:t xml:space="preserve"> </w:t>
+      </w:r>
+      <w:r>
+        <w:rPr>
+          <w:rStyle w:val="m"/>
+        </w:rPr>
+        <w:t>Calculator</w:t>
+      </w:r>
+      <w:r>
+        <w:rPr>
+          <w:rStyle w:val="HTMLCode"/>
+          <w:rFonts w:eastAsiaTheme="majorEastAsia"/>
+        </w:rPr>
+        <w:t xml:space="preserve"> {</w:t>
+      </w:r>
+    </w:p>
+    <w:p>
+      <w:pPr>
+        <w:pStyle w:val="HTMLPreformatted"/>
+        <w:rPr>
+          <w:rStyle w:val="HTMLCode"/>
+          <w:rFonts w:eastAsiaTheme="majorEastAsia"/>
+        </w:rPr>
+      </w:pPr>
+    </w:p>
+    <w:p>
+      <w:pPr>
+        <w:pStyle w:val="HTMLPreformatted"/>
+        <w:rPr>
+          <w:rStyle w:val="HTMLCode"/>
+          <w:rFonts w:eastAsiaTheme="majorEastAsia"/>
+        </w:rPr>
+      </w:pPr>
+      <w:r>
+        <w:rPr>
+          <w:rStyle w:val="HTMLCode"/>
+          <w:rFonts w:eastAsiaTheme="majorEastAsia"/>
+        </w:rPr>
+        <w:t xml:space="preserve">    </w:t>
+      </w:r>
+      <w:r>
+        <w:rPr>
+          <w:rStyle w:val="g"/>
+          <w:rFonts w:eastAsiaTheme="majorEastAsia"/>
+        </w:rPr>
+        <w:t>void</w:t>
+      </w:r>
+      <w:r>
+        <w:rPr>
+          <w:rStyle w:val="HTMLCode"/>
+          <w:rFonts w:eastAsiaTheme="majorEastAsia"/>
+        </w:rPr>
+        <w:t xml:space="preserve"> </w:t>
+      </w:r>
+      <w:proofErr w:type="gramStart"/>
+      <w:r>
+        <w:rPr>
+          <w:rStyle w:val="m"/>
+        </w:rPr>
+        <w:t>add</w:t>
+      </w:r>
+      <w:r>
+        <w:rPr>
+          <w:rStyle w:val="HTMLCode"/>
+          <w:rFonts w:eastAsiaTheme="majorEastAsia"/>
+        </w:rPr>
+        <w:t>(</w:t>
+      </w:r>
+      <w:proofErr w:type="spellStart"/>
+      <w:proofErr w:type="gramEnd"/>
+      <w:r>
+        <w:rPr>
+          <w:rStyle w:val="m"/>
+        </w:rPr>
+        <w:t>int</w:t>
+      </w:r>
+      <w:proofErr w:type="spellEnd"/>
+      <w:r>
+        <w:rPr>
+          <w:rStyle w:val="HTMLCode"/>
+          <w:rFonts w:eastAsiaTheme="majorEastAsia"/>
+        </w:rPr>
+        <w:t xml:space="preserve"> </w:t>
+      </w:r>
+      <w:r>
+        <w:rPr>
+          <w:rStyle w:val="m"/>
+        </w:rPr>
+        <w:t>a</w:t>
+      </w:r>
+      <w:r>
+        <w:rPr>
+          <w:rStyle w:val="HTMLCode"/>
+          <w:rFonts w:eastAsiaTheme="majorEastAsia"/>
+        </w:rPr>
+        <w:t xml:space="preserve">, </w:t>
+      </w:r>
+      <w:proofErr w:type="spellStart"/>
+      <w:r>
+        <w:rPr>
+          <w:rStyle w:val="m"/>
+        </w:rPr>
+        <w:t>int</w:t>
+      </w:r>
+      <w:proofErr w:type="spellEnd"/>
+      <w:r>
+        <w:rPr>
+          <w:rStyle w:val="HTMLCode"/>
+          <w:rFonts w:eastAsiaTheme="majorEastAsia"/>
+        </w:rPr>
+        <w:t xml:space="preserve"> </w:t>
+      </w:r>
+      <w:r>
+        <w:rPr>
+          <w:rStyle w:val="m"/>
+        </w:rPr>
+        <w:t>b</w:t>
+      </w:r>
+      <w:r>
+        <w:rPr>
+          <w:rStyle w:val="HTMLCode"/>
+          <w:rFonts w:eastAsiaTheme="majorEastAsia"/>
+        </w:rPr>
+        <w:t>){}</w:t>
+      </w:r>
+    </w:p>
+    <w:p>
+      <w:pPr>
+        <w:pStyle w:val="HTMLPreformatted"/>
+        <w:rPr>
+          <w:rStyle w:val="HTMLCode"/>
+          <w:rFonts w:eastAsiaTheme="majorEastAsia"/>
+        </w:rPr>
+      </w:pPr>
+    </w:p>
+    <w:p>
+      <w:pPr>
+        <w:pStyle w:val="HTMLPreformatted"/>
+        <w:rPr>
+          <w:rStyle w:val="HTMLCode"/>
+          <w:rFonts w:eastAsiaTheme="majorEastAsia"/>
+        </w:rPr>
+      </w:pPr>
+      <w:r>
+        <w:rPr>
+          <w:rStyle w:val="HTMLCode"/>
+          <w:rFonts w:eastAsiaTheme="majorEastAsia"/>
+        </w:rPr>
+        <w:t xml:space="preserve">    </w:t>
+      </w:r>
+      <w:r>
+        <w:rPr>
+          <w:rStyle w:val="g"/>
+          <w:rFonts w:eastAsiaTheme="majorEastAsia"/>
+        </w:rPr>
+        <w:t>void</w:t>
+      </w:r>
+      <w:r>
+        <w:rPr>
+          <w:rStyle w:val="HTMLCode"/>
+          <w:rFonts w:eastAsiaTheme="majorEastAsia"/>
+        </w:rPr>
+        <w:t xml:space="preserve"> </w:t>
+      </w:r>
+      <w:proofErr w:type="gramStart"/>
+      <w:r>
+        <w:rPr>
+          <w:rStyle w:val="m"/>
+        </w:rPr>
+        <w:t>add</w:t>
+      </w:r>
+      <w:r>
+        <w:rPr>
+          <w:rStyle w:val="HTMLCode"/>
+          <w:rFonts w:eastAsiaTheme="majorEastAsia"/>
+        </w:rPr>
+        <w:t>(</w:t>
+      </w:r>
+      <w:proofErr w:type="spellStart"/>
+      <w:proofErr w:type="gramEnd"/>
+      <w:r>
+        <w:rPr>
+          <w:rStyle w:val="m"/>
+        </w:rPr>
+        <w:t>int</w:t>
+      </w:r>
+      <w:proofErr w:type="spellEnd"/>
+      <w:r>
+        <w:rPr>
+          <w:rStyle w:val="HTMLCode"/>
+          <w:rFonts w:eastAsiaTheme="majorEastAsia"/>
+        </w:rPr>
+        <w:t xml:space="preserve"> </w:t>
+      </w:r>
+      <w:r>
+        <w:rPr>
+          <w:rStyle w:val="m"/>
+        </w:rPr>
+        <w:t>a</w:t>
+      </w:r>
+      <w:r>
+        <w:rPr>
+          <w:rStyle w:val="HTMLCode"/>
+          <w:rFonts w:eastAsiaTheme="majorEastAsia"/>
+        </w:rPr>
+        <w:t xml:space="preserve">, </w:t>
+      </w:r>
+      <w:proofErr w:type="spellStart"/>
+      <w:r>
+        <w:rPr>
+          <w:rStyle w:val="m"/>
+        </w:rPr>
+        <w:t>int</w:t>
+      </w:r>
+      <w:proofErr w:type="spellEnd"/>
+      <w:r>
+        <w:rPr>
+          <w:rStyle w:val="HTMLCode"/>
+          <w:rFonts w:eastAsiaTheme="majorEastAsia"/>
+        </w:rPr>
+        <w:t xml:space="preserve"> </w:t>
+      </w:r>
+      <w:r>
+        <w:rPr>
+          <w:rStyle w:val="m"/>
+        </w:rPr>
+        <w:t>b</w:t>
+      </w:r>
+      <w:r>
+        <w:rPr>
+          <w:rStyle w:val="HTMLCode"/>
+          <w:rFonts w:eastAsiaTheme="majorEastAsia"/>
+        </w:rPr>
+        <w:t xml:space="preserve">, </w:t>
+      </w:r>
+      <w:proofErr w:type="spellStart"/>
+      <w:r>
+        <w:rPr>
+          <w:rStyle w:val="m"/>
+        </w:rPr>
+        <w:t>int</w:t>
+      </w:r>
+      <w:proofErr w:type="spellEnd"/>
+      <w:r>
+        <w:rPr>
+          <w:rStyle w:val="HTMLCode"/>
+          <w:rFonts w:eastAsiaTheme="majorEastAsia"/>
+        </w:rPr>
+        <w:t xml:space="preserve"> </w:t>
+      </w:r>
+      <w:r>
+        <w:rPr>
+          <w:rStyle w:val="m"/>
+        </w:rPr>
+        <w:t>c</w:t>
+      </w:r>
+      <w:r>
+        <w:rPr>
+          <w:rStyle w:val="HTMLCode"/>
+          <w:rFonts w:eastAsiaTheme="majorEastAsia"/>
+        </w:rPr>
+        <w:t>){}</w:t>
+      </w:r>
+    </w:p>
+    <w:p>
+      <w:pPr>
+        <w:pStyle w:val="HTMLPreformatted"/>
+        <w:rPr>
+          <w:rStyle w:val="HTMLCode"/>
+          <w:rFonts w:eastAsiaTheme="majorEastAsia"/>
+        </w:rPr>
+      </w:pPr>
+      <w:r>
+        <w:rPr>
+          <w:rStyle w:val="HTMLCode"/>
+          <w:rFonts w:eastAsiaTheme="majorEastAsia"/>
+        </w:rPr>
+        <w:t>}</w:t>
+      </w:r>
+    </w:p>
+    <w:p>
+      <w:pPr>
+        <w:pStyle w:val="HTMLPreformatted"/>
+        <w:rPr>
+          <w:rStyle w:val="HTMLCode"/>
+          <w:rFonts w:eastAsiaTheme="majorEastAsia"/>
+        </w:rPr>
+      </w:pPr>
+    </w:p>
+    <w:p>
+      <w:pPr>
+        <w:pStyle w:val="HTMLPreformatted"/>
+        <w:rPr>
+          <w:rStyle w:val="HTMLCode"/>
+          <w:rFonts w:eastAsiaTheme="majorEastAsia"/>
+        </w:rPr>
+      </w:pPr>
+      <w:r>
+        <w:rPr>
+          <w:rStyle w:val="m"/>
+        </w:rPr>
+        <w:t>Calculator</w:t>
+      </w:r>
+      <w:r>
+        <w:rPr>
+          <w:rStyle w:val="HTMLCode"/>
+          <w:rFonts w:eastAsiaTheme="majorEastAsia"/>
+        </w:rPr>
+        <w:t xml:space="preserve"> </w:t>
+      </w:r>
+      <w:proofErr w:type="spellStart"/>
+      <w:r>
+        <w:rPr>
+          <w:rStyle w:val="m"/>
+        </w:rPr>
+        <w:t>obj</w:t>
+      </w:r>
+      <w:proofErr w:type="spellEnd"/>
+      <w:r>
+        <w:rPr>
+          <w:rStyle w:val="HTMLCode"/>
+          <w:rFonts w:eastAsiaTheme="majorEastAsia"/>
+        </w:rPr>
+        <w:t xml:space="preserve"> </w:t>
+      </w:r>
+      <w:r>
+        <w:rPr>
+          <w:rStyle w:val="g"/>
+          <w:rFonts w:eastAsiaTheme="majorEastAsia"/>
+        </w:rPr>
+        <w:t>=</w:t>
+      </w:r>
+      <w:r>
+        <w:rPr>
+          <w:rStyle w:val="HTMLCode"/>
+          <w:rFonts w:eastAsiaTheme="majorEastAsia"/>
+        </w:rPr>
+        <w:t xml:space="preserve"> </w:t>
+      </w:r>
+      <w:r>
+        <w:rPr>
+          <w:rStyle w:val="g"/>
+          <w:rFonts w:eastAsiaTheme="majorEastAsia"/>
+        </w:rPr>
+        <w:t>new</w:t>
+      </w:r>
+      <w:r>
+        <w:rPr>
+          <w:rStyle w:val="HTMLCode"/>
+          <w:rFonts w:eastAsiaTheme="majorEastAsia"/>
+        </w:rPr>
+        <w:t xml:space="preserve"> </w:t>
+      </w:r>
+      <w:proofErr w:type="gramStart"/>
+      <w:r>
+        <w:rPr>
+          <w:rStyle w:val="m"/>
+        </w:rPr>
+        <w:t>Calculator</w:t>
+      </w:r>
+      <w:r>
+        <w:rPr>
+          <w:rStyle w:val="HTMLCode"/>
+          <w:rFonts w:eastAsiaTheme="majorEastAsia"/>
+        </w:rPr>
+        <w:t>(</w:t>
+      </w:r>
+      <w:proofErr w:type="gramEnd"/>
+      <w:r>
+        <w:rPr>
+          <w:rStyle w:val="HTMLCode"/>
+          <w:rFonts w:eastAsiaTheme="majorEastAsia"/>
+        </w:rPr>
+        <w:t>);</w:t>
+      </w:r>
+    </w:p>
+    <w:p>
+      <w:pPr>
+        <w:pStyle w:val="HTMLPreformatted"/>
+        <w:rPr>
+          <w:rStyle w:val="HTMLCode"/>
+          <w:rFonts w:eastAsiaTheme="majorEastAsia"/>
+        </w:rPr>
+      </w:pPr>
+    </w:p>
+    <w:p>
+      <w:pPr>
+        <w:pStyle w:val="HTMLPreformatted"/>
+      </w:pPr>
+      <w:proofErr w:type="spellStart"/>
+      <w:proofErr w:type="gramStart"/>
+      <w:r>
+        <w:rPr>
+          <w:rStyle w:val="m"/>
+        </w:rPr>
+        <w:t>obj</w:t>
+      </w:r>
+      <w:r>
+        <w:rPr>
+          <w:rStyle w:val="g"/>
+          <w:rFonts w:eastAsiaTheme="majorEastAsia"/>
+        </w:rPr>
+        <w:t>.</w:t>
+      </w:r>
+      <w:r>
+        <w:rPr>
+          <w:rStyle w:val="m"/>
+        </w:rPr>
+        <w:t>add</w:t>
+      </w:r>
+      <w:proofErr w:type="spellEnd"/>
+      <w:r>
+        <w:rPr>
+          <w:rStyle w:val="HTMLCode"/>
+          <w:rFonts w:eastAsiaTheme="majorEastAsia"/>
+        </w:rPr>
+        <w:t>(</w:t>
+      </w:r>
+      <w:proofErr w:type="gramEnd"/>
+      <w:r>
+        <w:rPr>
+          <w:rStyle w:val="j"/>
+        </w:rPr>
+        <w:t>10</w:t>
+      </w:r>
+      <w:r>
+        <w:rPr>
+          <w:rStyle w:val="HTMLCode"/>
+          <w:rFonts w:eastAsiaTheme="majorEastAsia"/>
+        </w:rPr>
+        <w:t>,</w:t>
+      </w:r>
+      <w:r>
+        <w:rPr>
+          <w:rStyle w:val="j"/>
+        </w:rPr>
+        <w:t>20</w:t>
+      </w:r>
+      <w:r>
+        <w:rPr>
+          <w:rStyle w:val="HTMLCode"/>
+          <w:rFonts w:eastAsiaTheme="majorEastAsia"/>
+        </w:rPr>
+        <w:t>);</w:t>
+      </w:r>
+    </w:p>
+    <w:p>
+      <w:pPr>
+        <w:pStyle w:val="NormalWeb"/>
+        <w:spacing w:before="0" w:beforeAutospacing="0"/>
+      </w:pPr>
+      <w:r>
+        <w:t xml:space="preserve">Compiler </w:t>
+      </w:r>
+      <w:proofErr w:type="spellStart"/>
+      <w:r>
+        <w:rPr>
+          <w:rFonts w:ascii="Nirmala UI" w:hAnsi="Nirmala UI" w:cs="Nirmala UI"/>
+        </w:rPr>
+        <w:t>আগে</w:t>
+      </w:r>
+      <w:proofErr w:type="spellEnd"/>
+      <w:r>
+        <w:t xml:space="preserve"> </w:t>
+      </w:r>
+      <w:proofErr w:type="spellStart"/>
+      <w:r>
+        <w:rPr>
+          <w:rFonts w:ascii="Nirmala UI" w:hAnsi="Nirmala UI" w:cs="Nirmala UI"/>
+        </w:rPr>
+        <w:t>থেকেই</w:t>
+      </w:r>
+      <w:proofErr w:type="spellEnd"/>
+      <w:r>
+        <w:t xml:space="preserve"> </w:t>
+      </w:r>
+      <w:proofErr w:type="spellStart"/>
+      <w:r>
+        <w:rPr>
+          <w:rFonts w:ascii="Nirmala UI" w:hAnsi="Nirmala UI" w:cs="Nirmala UI"/>
+        </w:rPr>
+        <w:t>জানে</w:t>
+      </w:r>
+      <w:proofErr w:type="spellEnd"/>
+      <w:r>
+        <w:t>—</w:t>
+      </w:r>
+    </w:p>
+    <w:p>
+      <w:pPr>
+        <w:pStyle w:val="HTMLPreformatted"/>
+        <w:rPr>
+          <w:rStyle w:val="HTMLCode"/>
+          <w:rFonts w:eastAsiaTheme="majorEastAsia"/>
+        </w:rPr>
+      </w:pPr>
+      <w:r>
+        <w:rPr>
+          <w:rStyle w:val="HTMLCode"/>
+          <w:rFonts w:eastAsiaTheme="majorEastAsia"/>
+        </w:rPr>
+        <w:t>2 Parameter</w:t>
+      </w:r>
+    </w:p>
+    <w:p>
+      <w:pPr>
+        <w:pStyle w:val="HTMLPreformatted"/>
+        <w:rPr>
+          <w:rStyle w:val="HTMLCode"/>
+          <w:rFonts w:eastAsiaTheme="majorEastAsia"/>
+        </w:rPr>
+      </w:pPr>
+    </w:p>
+    <w:p>
+      <w:pPr>
+        <w:pStyle w:val="HTMLPreformatted"/>
+        <w:rPr>
+          <w:rStyle w:val="HTMLCode"/>
+          <w:rFonts w:eastAsiaTheme="majorEastAsia"/>
+        </w:rPr>
+      </w:pPr>
+      <w:r>
+        <w:rPr>
+          <w:rStyle w:val="HTMLCode"/>
+          <w:rFonts w:eastAsiaTheme="majorEastAsia"/>
+        </w:rPr>
+        <w:t>↓</w:t>
+      </w:r>
+    </w:p>
+    <w:p>
+      <w:pPr>
+        <w:pStyle w:val="HTMLPreformatted"/>
+        <w:rPr>
+          <w:rStyle w:val="HTMLCode"/>
+          <w:rFonts w:eastAsiaTheme="majorEastAsia"/>
+        </w:rPr>
+      </w:pPr>
+    </w:p>
+    <w:p>
+      <w:pPr>
+        <w:pStyle w:val="HTMLPreformatted"/>
+      </w:pPr>
+      <w:r>
+        <w:rPr>
+          <w:rStyle w:val="HTMLCode"/>
+          <w:rFonts w:eastAsiaTheme="majorEastAsia"/>
+        </w:rPr>
+        <w:t xml:space="preserve">First Method Call </w:t>
+      </w:r>
+      <w:proofErr w:type="spellStart"/>
+      <w:r>
+        <w:rPr>
+          <w:rStyle w:val="HTMLCode"/>
+          <w:rFonts w:ascii="Nirmala UI" w:eastAsiaTheme="majorEastAsia" w:hAnsi="Nirmala UI" w:cs="Nirmala UI"/>
+        </w:rPr>
+        <w:t>হবে</w:t>
+      </w:r>
+      <w:proofErr w:type="spellEnd"/>
+      <w:r>
+        <w:rPr>
+          <w:rStyle w:val="HTMLCode"/>
+          <w:rFonts w:ascii="Nirmala UI" w:eastAsiaTheme="majorEastAsia" w:hAnsi="Nirmala UI" w:cs="Nirmala UI"/>
+        </w:rPr>
+        <w:t>।</w:t>
+      </w:r>
+    </w:p>
+    <w:p>
+      <w:pPr>
+        <w:pStyle w:val="NormalWeb"/>
+        <w:spacing w:before="0" w:beforeAutospacing="0"/>
+      </w:pPr>
+      <w:proofErr w:type="spellStart"/>
+      <w:r>
+        <w:rPr>
+          <w:rFonts w:ascii="Nirmala UI" w:hAnsi="Nirmala UI" w:cs="Nirmala UI"/>
+        </w:rPr>
+        <w:t>এটাই</w:t>
+      </w:r>
+      <w:proofErr w:type="spellEnd"/>
+      <w:r>
+        <w:t xml:space="preserve"> </w:t>
+      </w:r>
+      <w:r>
+        <w:rPr>
+          <w:rStyle w:val="Strong"/>
+        </w:rPr>
+        <w:t>Static Binding</w:t>
+      </w:r>
+      <w:r>
+        <w:rPr>
+          <w:rFonts w:ascii="Nirmala UI" w:hAnsi="Nirmala UI" w:cs="Nirmala UI"/>
+        </w:rPr>
+        <w:t>।</w:t>
+      </w:r>
+    </w:p>
+    <w:p>
+      <w:pPr>
+        <w:pStyle w:val="Heading1"/>
+        <w:spacing w:before="0"/>
+      </w:pPr>
+      <w:r>
+        <w:rPr>
+          <w:b/>
+          <w:color w:val="FF0000"/>
+        </w:rPr>
+        <w:t>Dynamic Binding</w:t>
+      </w:r>
+    </w:p>
+    <w:p>
+      <w:pPr>
+        <w:pStyle w:val="NormalWeb"/>
+        <w:spacing w:before="0" w:beforeAutospacing="0"/>
+      </w:pPr>
+      <w:proofErr w:type="spellStart"/>
+      <w:r>
+        <w:rPr>
+          <w:rFonts w:ascii="Nirmala UI" w:hAnsi="Nirmala UI" w:cs="Nirmala UI"/>
+        </w:rPr>
+        <w:t>কোন</w:t>
+      </w:r>
+      <w:proofErr w:type="spellEnd"/>
+      <w:r>
+        <w:t xml:space="preserve"> Method Call </w:t>
+      </w:r>
+      <w:proofErr w:type="spellStart"/>
+      <w:r>
+        <w:rPr>
+          <w:rFonts w:ascii="Nirmala UI" w:hAnsi="Nirmala UI" w:cs="Nirmala UI"/>
+        </w:rPr>
+        <w:t>হবে</w:t>
+      </w:r>
+      <w:proofErr w:type="spellEnd"/>
+      <w:r>
+        <w:t xml:space="preserve">, </w:t>
+      </w:r>
+      <w:proofErr w:type="spellStart"/>
+      <w:r>
+        <w:rPr>
+          <w:rFonts w:ascii="Nirmala UI" w:hAnsi="Nirmala UI" w:cs="Nirmala UI"/>
+        </w:rPr>
+        <w:t>সেটা</w:t>
+      </w:r>
+      <w:proofErr w:type="spellEnd"/>
+      <w:r>
+        <w:t xml:space="preserve"> </w:t>
+      </w:r>
+      <w:r>
+        <w:rPr>
+          <w:rStyle w:val="Strong"/>
+        </w:rPr>
+        <w:t>Run Time-</w:t>
+      </w:r>
+      <w:r>
+        <w:rPr>
+          <w:rStyle w:val="Strong"/>
+          <w:rFonts w:ascii="Nirmala UI" w:hAnsi="Nirmala UI" w:cs="Nirmala UI"/>
+        </w:rPr>
+        <w:t>এ</w:t>
+      </w:r>
+      <w:r>
+        <w:t xml:space="preserve"> Object </w:t>
+      </w:r>
+      <w:proofErr w:type="spellStart"/>
+      <w:r>
+        <w:rPr>
+          <w:rFonts w:ascii="Nirmala UI" w:hAnsi="Nirmala UI" w:cs="Nirmala UI"/>
+        </w:rPr>
+        <w:t>দেখে</w:t>
+      </w:r>
+      <w:proofErr w:type="spellEnd"/>
+      <w:r>
+        <w:t xml:space="preserve"> </w:t>
+      </w:r>
+      <w:proofErr w:type="spellStart"/>
+      <w:r>
+        <w:rPr>
+          <w:rFonts w:ascii="Nirmala UI" w:hAnsi="Nirmala UI" w:cs="Nirmala UI"/>
+        </w:rPr>
+        <w:t>ঠিক</w:t>
+      </w:r>
+      <w:proofErr w:type="spellEnd"/>
+      <w:r>
+        <w:t xml:space="preserve"> </w:t>
+      </w:r>
+      <w:proofErr w:type="spellStart"/>
+      <w:r>
+        <w:rPr>
+          <w:rFonts w:ascii="Nirmala UI" w:hAnsi="Nirmala UI" w:cs="Nirmala UI"/>
+        </w:rPr>
+        <w:t>হয়</w:t>
+      </w:r>
+      <w:proofErr w:type="spellEnd"/>
+      <w:r>
+        <w:rPr>
+          <w:rFonts w:ascii="Nirmala UI" w:hAnsi="Nirmala UI" w:cs="Nirmala UI"/>
+        </w:rPr>
+        <w:t>।</w:t>
+      </w:r>
+    </w:p>
+    <w:p>
+      <w:pPr>
+        <w:pStyle w:val="Heading2"/>
+        <w:spacing w:before="0"/>
+      </w:pPr>
+      <w:r>
+        <w:t>Example</w:t>
+      </w:r>
+    </w:p>
+    <w:p>
+      <w:pPr>
+        <w:pStyle w:val="HTMLPreformatted"/>
+        <w:rPr>
+          <w:rStyle w:val="HTMLCode"/>
+          <w:rFonts w:eastAsiaTheme="majorEastAsia"/>
+        </w:rPr>
+      </w:pPr>
+      <w:r>
+        <w:rPr>
+          <w:rStyle w:val="m"/>
+        </w:rPr>
+        <w:t>Animal</w:t>
+      </w:r>
+      <w:r>
+        <w:rPr>
+          <w:rStyle w:val="HTMLCode"/>
+          <w:rFonts w:eastAsiaTheme="majorEastAsia"/>
+        </w:rPr>
+        <w:t xml:space="preserve"> </w:t>
+      </w:r>
+      <w:proofErr w:type="spellStart"/>
+      <w:r>
+        <w:rPr>
+          <w:rStyle w:val="m"/>
+        </w:rPr>
+        <w:t>obj</w:t>
+      </w:r>
+      <w:proofErr w:type="spellEnd"/>
+      <w:r>
+        <w:rPr>
+          <w:rStyle w:val="HTMLCode"/>
+          <w:rFonts w:eastAsiaTheme="majorEastAsia"/>
+        </w:rPr>
+        <w:t xml:space="preserve"> </w:t>
+      </w:r>
+      <w:r>
+        <w:rPr>
+          <w:rStyle w:val="g"/>
+          <w:rFonts w:eastAsiaTheme="majorEastAsia"/>
+        </w:rPr>
+        <w:t>=</w:t>
+      </w:r>
+      <w:r>
+        <w:rPr>
+          <w:rStyle w:val="HTMLCode"/>
+          <w:rFonts w:eastAsiaTheme="majorEastAsia"/>
+        </w:rPr>
+        <w:t xml:space="preserve"> </w:t>
+      </w:r>
+      <w:r>
+        <w:rPr>
+          <w:rStyle w:val="g"/>
+          <w:rFonts w:eastAsiaTheme="majorEastAsia"/>
+        </w:rPr>
+        <w:t>new</w:t>
+      </w:r>
+      <w:r>
+        <w:rPr>
+          <w:rStyle w:val="HTMLCode"/>
+          <w:rFonts w:eastAsiaTheme="majorEastAsia"/>
+        </w:rPr>
+        <w:t xml:space="preserve"> </w:t>
+      </w:r>
+      <w:proofErr w:type="gramStart"/>
+      <w:r>
+        <w:rPr>
+          <w:rStyle w:val="m"/>
+        </w:rPr>
+        <w:t>Dog</w:t>
+      </w:r>
+      <w:r>
+        <w:rPr>
+          <w:rStyle w:val="HTMLCode"/>
+          <w:rFonts w:eastAsiaTheme="majorEastAsia"/>
+        </w:rPr>
+        <w:t>(</w:t>
+      </w:r>
+      <w:proofErr w:type="gramEnd"/>
+      <w:r>
+        <w:rPr>
+          <w:rStyle w:val="HTMLCode"/>
+          <w:rFonts w:eastAsiaTheme="majorEastAsia"/>
+        </w:rPr>
+        <w:t>);</w:t>
+      </w:r>
+    </w:p>
+    <w:p>
+      <w:pPr>
+        <w:pStyle w:val="HTMLPreformatted"/>
+        <w:rPr>
+          <w:rStyle w:val="HTMLCode"/>
+          <w:rFonts w:eastAsiaTheme="majorEastAsia"/>
+        </w:rPr>
+      </w:pPr>
+    </w:p>
+    <w:p>
+      <w:pPr>
+        <w:pStyle w:val="HTMLPreformatted"/>
+      </w:pPr>
+      <w:proofErr w:type="spellStart"/>
+      <w:proofErr w:type="gramStart"/>
+      <w:r>
+        <w:rPr>
+          <w:rStyle w:val="m"/>
+        </w:rPr>
+        <w:t>obj</w:t>
+      </w:r>
+      <w:r>
+        <w:rPr>
+          <w:rStyle w:val="g"/>
+          <w:rFonts w:eastAsiaTheme="majorEastAsia"/>
+        </w:rPr>
+        <w:t>.</w:t>
+      </w:r>
+      <w:r>
+        <w:rPr>
+          <w:rStyle w:val="m"/>
+        </w:rPr>
+        <w:t>sound</w:t>
+      </w:r>
+      <w:proofErr w:type="spellEnd"/>
+      <w:proofErr w:type="gramEnd"/>
+      <w:r>
+        <w:rPr>
+          <w:rStyle w:val="HTMLCode"/>
+          <w:rFonts w:eastAsiaTheme="majorEastAsia"/>
+        </w:rPr>
+        <w:t>();</w:t>
+      </w:r>
+    </w:p>
+    <w:p>
+      <w:pPr>
+        <w:pStyle w:val="NormalWeb"/>
+        <w:spacing w:before="0" w:beforeAutospacing="0"/>
+      </w:pPr>
+      <w:r>
+        <w:t xml:space="preserve">Compiler </w:t>
+      </w:r>
+      <w:proofErr w:type="spellStart"/>
+      <w:r>
+        <w:rPr>
+          <w:rFonts w:ascii="Nirmala UI" w:hAnsi="Nirmala UI" w:cs="Nirmala UI"/>
+        </w:rPr>
+        <w:t>শুধু</w:t>
+      </w:r>
+      <w:proofErr w:type="spellEnd"/>
+      <w:r>
+        <w:t xml:space="preserve"> </w:t>
+      </w:r>
+      <w:proofErr w:type="spellStart"/>
+      <w:r>
+        <w:rPr>
+          <w:rFonts w:ascii="Nirmala UI" w:hAnsi="Nirmala UI" w:cs="Nirmala UI"/>
+        </w:rPr>
+        <w:t>জানে</w:t>
+      </w:r>
+      <w:proofErr w:type="spellEnd"/>
+    </w:p>
+    <w:p>
+      <w:pPr>
+        <w:pStyle w:val="HTMLPreformatted"/>
+      </w:pPr>
+      <w:proofErr w:type="spellStart"/>
+      <w:r>
+        <w:rPr>
+          <w:rStyle w:val="HTMLCode"/>
+          <w:rFonts w:eastAsiaTheme="majorEastAsia"/>
+        </w:rPr>
+        <w:t>obj</w:t>
+      </w:r>
+      <w:proofErr w:type="spellEnd"/>
+      <w:r>
+        <w:rPr>
+          <w:rStyle w:val="HTMLCode"/>
+          <w:rFonts w:eastAsiaTheme="majorEastAsia"/>
+        </w:rPr>
+        <w:t xml:space="preserve"> = Animal</w:t>
+      </w:r>
+    </w:p>
+    <w:p>
+      <w:pPr>
+        <w:pStyle w:val="NormalWeb"/>
+        <w:spacing w:before="0" w:beforeAutospacing="0"/>
+      </w:pPr>
+      <w:r>
+        <w:t>Run Time-</w:t>
+      </w:r>
+      <w:r>
+        <w:rPr>
+          <w:rFonts w:ascii="Nirmala UI" w:hAnsi="Nirmala UI" w:cs="Nirmala UI"/>
+        </w:rPr>
+        <w:t>এ</w:t>
+      </w:r>
+      <w:r>
+        <w:t xml:space="preserve"> </w:t>
+      </w:r>
+      <w:proofErr w:type="spellStart"/>
+      <w:r>
+        <w:rPr>
+          <w:rFonts w:ascii="Nirmala UI" w:hAnsi="Nirmala UI" w:cs="Nirmala UI"/>
+        </w:rPr>
+        <w:t>দেখে</w:t>
+      </w:r>
+      <w:proofErr w:type="spellEnd"/>
+    </w:p>
+    <w:p>
+      <w:pPr>
+        <w:pStyle w:val="HTMLPreformatted"/>
+      </w:pPr>
+      <w:r>
+        <w:rPr>
+          <w:rStyle w:val="HTMLCode"/>
+          <w:rFonts w:eastAsiaTheme="majorEastAsia"/>
+        </w:rPr>
+        <w:t>Object = Dog</w:t>
+      </w:r>
+    </w:p>
+    <w:p>
+      <w:pPr>
+        <w:pStyle w:val="NormalWeb"/>
+        <w:spacing w:before="0" w:beforeAutospacing="0"/>
+      </w:pPr>
+      <w:proofErr w:type="spellStart"/>
+      <w:r>
+        <w:rPr>
+          <w:rFonts w:ascii="Nirmala UI" w:hAnsi="Nirmala UI" w:cs="Nirmala UI"/>
+        </w:rPr>
+        <w:t>তাই</w:t>
+      </w:r>
+      <w:proofErr w:type="spellEnd"/>
+      <w:r>
+        <w:t xml:space="preserve"> Call </w:t>
+      </w:r>
+      <w:proofErr w:type="spellStart"/>
+      <w:r>
+        <w:rPr>
+          <w:rFonts w:ascii="Nirmala UI" w:hAnsi="Nirmala UI" w:cs="Nirmala UI"/>
+        </w:rPr>
+        <w:t>হয়</w:t>
+      </w:r>
+      <w:proofErr w:type="spellEnd"/>
+    </w:p>
+    <w:p>
+      <w:pPr>
+        <w:pStyle w:val="HTMLPreformatted"/>
+      </w:pPr>
+      <w:proofErr w:type="spellStart"/>
+      <w:r>
+        <w:rPr>
+          <w:rStyle w:val="HTMLCode"/>
+          <w:rFonts w:eastAsiaTheme="majorEastAsia"/>
+        </w:rPr>
+        <w:t>Dog.sound</w:t>
+      </w:r>
+      <w:proofErr w:type="spellEnd"/>
+      <w:r>
+        <w:rPr>
+          <w:rStyle w:val="HTMLCode"/>
+          <w:rFonts w:eastAsiaTheme="majorEastAsia"/>
+        </w:rPr>
+        <w:t>()</w:t>
+      </w:r>
+    </w:p>
+    <w:p>
+      <w:pPr>
+        <w:pStyle w:val="NormalWeb"/>
+        <w:spacing w:before="0" w:beforeAutospacing="0"/>
+      </w:pPr>
+      <w:proofErr w:type="spellStart"/>
+      <w:r>
+        <w:rPr>
+          <w:rFonts w:ascii="Nirmala UI" w:hAnsi="Nirmala UI" w:cs="Nirmala UI"/>
+        </w:rPr>
+        <w:t>এটাই</w:t>
+      </w:r>
+      <w:proofErr w:type="spellEnd"/>
+      <w:r>
+        <w:t xml:space="preserve"> </w:t>
+      </w:r>
+      <w:r>
+        <w:rPr>
+          <w:rStyle w:val="Strong"/>
+        </w:rPr>
+        <w:t>Dynamic Binding</w:t>
+      </w:r>
+      <w:r>
+        <w:rPr>
+          <w:rFonts w:ascii="Nirmala UI" w:hAnsi="Nirmala UI" w:cs="Nirmala UI"/>
+        </w:rPr>
+        <w:t>।</w:t>
+      </w:r>
+    </w:p>
+    <w:p>
+      <w:pPr>
+        <w:pStyle w:val="Heading1"/>
+        <w:spacing w:before="0"/>
+      </w:pPr>
+      <w:r>
+        <w:lastRenderedPageBreak/>
+        <w:t>Relationship (</w:t>
+      </w:r>
+      <w:proofErr w:type="spellStart"/>
+      <w:r>
+        <w:rPr>
+          <w:rFonts w:ascii="Nirmala UI" w:hAnsi="Nirmala UI" w:cs="Nirmala UI"/>
+        </w:rPr>
+        <w:t>সবচেয়ে</w:t>
+      </w:r>
+      <w:proofErr w:type="spellEnd"/>
+      <w:r>
+        <w:t xml:space="preserve"> </w:t>
+      </w:r>
+      <w:proofErr w:type="spellStart"/>
+      <w:r>
+        <w:rPr>
+          <w:rFonts w:ascii="Nirmala UI" w:hAnsi="Nirmala UI" w:cs="Nirmala UI"/>
+        </w:rPr>
+        <w:t>গুরুত্বপূর্ণ</w:t>
+      </w:r>
+      <w:proofErr w:type="spellEnd"/>
+      <w:r>
+        <w:t>)</w:t>
+      </w:r>
+    </w:p>
+    <w:p>
+      <w:pPr>
+        <w:pStyle w:val="HTMLPreformatted"/>
+        <w:rPr>
+          <w:rStyle w:val="HTMLCode"/>
+          <w:rFonts w:eastAsiaTheme="majorEastAsia"/>
+        </w:rPr>
+      </w:pPr>
+      <w:r>
+        <w:rPr>
+          <w:rStyle w:val="HTMLCode"/>
+          <w:rFonts w:eastAsiaTheme="majorEastAsia"/>
+        </w:rPr>
+        <w:t xml:space="preserve">                 Polymorphism</w:t>
+      </w:r>
+    </w:p>
+    <w:p>
+      <w:pPr>
+        <w:pStyle w:val="HTMLPreformatted"/>
+        <w:rPr>
+          <w:rStyle w:val="HTMLCode"/>
+          <w:rFonts w:eastAsiaTheme="majorEastAsia"/>
+        </w:rPr>
+      </w:pPr>
+      <w:r>
+        <w:rPr>
+          <w:rStyle w:val="HTMLCode"/>
+          <w:rFonts w:eastAsiaTheme="majorEastAsia"/>
+        </w:rPr>
+        <w:t xml:space="preserve">                      │</w:t>
+      </w:r>
+    </w:p>
+    <w:p>
+      <w:pPr>
+        <w:pStyle w:val="HTMLPreformatted"/>
+        <w:rPr>
+          <w:rStyle w:val="HTMLCode"/>
+          <w:rFonts w:eastAsiaTheme="majorEastAsia"/>
+        </w:rPr>
+      </w:pPr>
+      <w:r>
+        <w:rPr>
+          <w:rStyle w:val="HTMLCode"/>
+          <w:rFonts w:eastAsiaTheme="majorEastAsia"/>
+        </w:rPr>
+        <w:t xml:space="preserve">        ┌─────────────┴─────────────┐</w:t>
+      </w:r>
+    </w:p>
+    <w:p>
+      <w:pPr>
+        <w:pStyle w:val="HTMLPreformatted"/>
+        <w:rPr>
+          <w:rStyle w:val="HTMLCode"/>
+          <w:rFonts w:eastAsiaTheme="majorEastAsia"/>
+        </w:rPr>
+      </w:pPr>
+      <w:r>
+        <w:rPr>
+          <w:rStyle w:val="HTMLCode"/>
+          <w:rFonts w:eastAsiaTheme="majorEastAsia"/>
+        </w:rPr>
+        <w:t xml:space="preserve">        │                           │</w:t>
+      </w:r>
+    </w:p>
+    <w:p>
+      <w:pPr>
+        <w:pStyle w:val="HTMLPreformatted"/>
+        <w:rPr>
+          <w:rStyle w:val="HTMLCode"/>
+          <w:rFonts w:eastAsiaTheme="majorEastAsia"/>
+        </w:rPr>
+      </w:pPr>
+      <w:r>
+        <w:rPr>
+          <w:rStyle w:val="HTMLCode"/>
+          <w:rFonts w:eastAsiaTheme="majorEastAsia"/>
+        </w:rPr>
+        <w:t>Compile-time                  Run-time</w:t>
+      </w:r>
+    </w:p>
+    <w:p>
+      <w:pPr>
+        <w:pStyle w:val="HTMLPreformatted"/>
+        <w:rPr>
+          <w:rStyle w:val="HTMLCode"/>
+          <w:rFonts w:eastAsiaTheme="majorEastAsia"/>
+        </w:rPr>
+      </w:pPr>
+      <w:r>
+        <w:rPr>
+          <w:rStyle w:val="HTMLCode"/>
+          <w:rFonts w:eastAsiaTheme="majorEastAsia"/>
+        </w:rPr>
+        <w:t xml:space="preserve">Polymorphism                 </w:t>
+      </w:r>
+      <w:proofErr w:type="spellStart"/>
+      <w:r>
+        <w:rPr>
+          <w:rStyle w:val="HTMLCode"/>
+          <w:rFonts w:eastAsiaTheme="majorEastAsia"/>
+        </w:rPr>
+        <w:t>Polymorphism</w:t>
+      </w:r>
+      <w:proofErr w:type="spellEnd"/>
+    </w:p>
+    <w:p>
+      <w:pPr>
+        <w:pStyle w:val="HTMLPreformatted"/>
+        <w:rPr>
+          <w:rStyle w:val="HTMLCode"/>
+          <w:rFonts w:eastAsiaTheme="majorEastAsia"/>
+        </w:rPr>
+      </w:pPr>
+      <w:r>
+        <w:rPr>
+          <w:rStyle w:val="HTMLCode"/>
+          <w:rFonts w:eastAsiaTheme="majorEastAsia"/>
+        </w:rPr>
+        <w:t xml:space="preserve">        │                           │</w:t>
+      </w:r>
+    </w:p>
+    <w:p>
+      <w:pPr>
+        <w:pStyle w:val="HTMLPreformatted"/>
+        <w:rPr>
+          <w:rStyle w:val="HTMLCode"/>
+          <w:rFonts w:eastAsiaTheme="majorEastAsia"/>
+        </w:rPr>
+      </w:pPr>
+      <w:r>
+        <w:rPr>
+          <w:rStyle w:val="HTMLCode"/>
+          <w:rFonts w:eastAsiaTheme="majorEastAsia"/>
+        </w:rPr>
+        <w:t xml:space="preserve">        ▼                           ▼</w:t>
+      </w:r>
+    </w:p>
+    <w:p>
+      <w:pPr>
+        <w:pStyle w:val="HTMLPreformatted"/>
+        <w:rPr>
+          <w:rStyle w:val="HTMLCode"/>
+          <w:rFonts w:eastAsiaTheme="majorEastAsia"/>
+        </w:rPr>
+      </w:pPr>
+      <w:r>
+        <w:rPr>
+          <w:rStyle w:val="HTMLCode"/>
+          <w:rFonts w:eastAsiaTheme="majorEastAsia"/>
+        </w:rPr>
+        <w:t>Method Overloading         Method Overriding</w:t>
+      </w:r>
+    </w:p>
+    <w:p>
+      <w:pPr>
+        <w:pStyle w:val="HTMLPreformatted"/>
+        <w:rPr>
+          <w:rStyle w:val="HTMLCode"/>
+          <w:rFonts w:eastAsiaTheme="majorEastAsia"/>
+        </w:rPr>
+      </w:pPr>
+      <w:r>
+        <w:rPr>
+          <w:rStyle w:val="HTMLCode"/>
+          <w:rFonts w:eastAsiaTheme="majorEastAsia"/>
+        </w:rPr>
+        <w:t xml:space="preserve">        │                           │</w:t>
+      </w:r>
+      <w:r>
+        <w:rPr>
+          <w:rStyle w:val="HTMLCode"/>
+          <w:rFonts w:eastAsiaTheme="majorEastAsia"/>
+        </w:rPr>
+        <w:t xml:space="preserve"> </w:t>
+      </w:r>
+    </w:p>
+    <w:p>
+      <w:pPr>
+        <w:pStyle w:val="HTMLPreformatted"/>
+        <w:rPr>
+          <w:rStyle w:val="HTMLCode"/>
+          <w:rFonts w:eastAsiaTheme="majorEastAsia"/>
+        </w:rPr>
+      </w:pPr>
+      <w:r>
+        <w:rPr>
+          <w:rStyle w:val="HTMLCode"/>
+          <w:rFonts w:eastAsiaTheme="majorEastAsia"/>
+        </w:rPr>
+        <w:t xml:space="preserve">        ▼                           ▼</w:t>
+      </w:r>
+    </w:p>
+    <w:p>
+      <w:pPr>
+        <w:pStyle w:val="HTMLPreformatted"/>
+      </w:pPr>
+      <w:r>
+        <w:rPr>
+          <w:rStyle w:val="HTMLCode"/>
+          <w:rFonts w:eastAsiaTheme="majorEastAsia"/>
+        </w:rPr>
+        <w:t>Static Binding             Dynamic Binding</w:t>
+      </w:r>
+    </w:p>
+    <w:p>
+      <w:pPr>
+        <w:pStyle w:val="Heading1"/>
+        <w:spacing w:before="0"/>
+        <w:rPr>
+          <w:color w:val="FF0000"/>
+        </w:rPr>
+      </w:pPr>
+      <w:r>
+        <w:rPr>
+          <w:color w:val="FF0000"/>
+        </w:rPr>
+        <w:t>Exam Ready Difference</w:t>
+      </w:r>
+    </w:p>
+    <w:tbl>
+      <w:tblPr>
+        <w:tblW w:w="0" w:type="auto"/>
+        <w:tblCellSpacing w:w="15" w:type="dxa"/>
+        <w:tblCellMar>
+          <w:top w:w="15" w:type="dxa"/>
+          <w:left w:w="15" w:type="dxa"/>
+          <w:bottom w:w="15" w:type="dxa"/>
+          <w:right w:w="15" w:type="dxa"/>
+        </w:tblCellMar>
+        <w:tblLook w:val="04A0" w:firstRow="1" w:lastRow="0" w:firstColumn="1" w:lastColumn="0" w:noHBand="0" w:noVBand="1"/>
+      </w:tblPr>
+      <w:tblGrid>
+        <w:gridCol w:w="2629"/>
+        <w:gridCol w:w="2244"/>
+      </w:tblGrid>
+      <w:tr>
+        <w:trPr>
+          <w:tblHeader/>
+          <w:tblCellSpacing w:w="15" w:type="dxa"/>
+        </w:trPr>
+        <w:tc>
+          <w:tcPr>
+            <w:tcW w:w="0" w:type="auto"/>
+            <w:vAlign w:val="center"/>
+            <w:hideMark/>
+          </w:tcPr>
+          <w:p>
+            <w:pPr>
+              <w:jc w:val="center"/>
+              <w:rPr>
+                <w:b/>
+                <w:bCs/>
+              </w:rPr>
+            </w:pPr>
+            <w:r>
+              <w:rPr>
+                <w:b/>
+                <w:bCs/>
+              </w:rPr>
+              <w:t>Method Overloading</w:t>
+            </w:r>
+          </w:p>
+        </w:tc>
+        <w:tc>
+          <w:tcPr>
+            <w:tcW w:w="0" w:type="auto"/>
+            <w:vAlign w:val="center"/>
+            <w:hideMark/>
+          </w:tcPr>
+          <w:p>
+            <w:pPr>
+              <w:jc w:val="center"/>
+              <w:rPr>
+                <w:b/>
+                <w:bCs/>
+              </w:rPr>
+            </w:pPr>
+            <w:r>
+              <w:rPr>
+                <w:b/>
+                <w:bCs/>
+              </w:rPr>
+              <w:t>Method Overriding</w:t>
+            </w:r>
+          </w:p>
+        </w:tc>
+      </w:tr>
+      <w:tr>
+        <w:trPr>
+          <w:tblCellSpacing w:w="15" w:type="dxa"/>
+        </w:trPr>
+        <w:tc>
+          <w:tcPr>
+            <w:tcW w:w="0" w:type="auto"/>
+            <w:vAlign w:val="center"/>
+            <w:hideMark/>
+          </w:tcPr>
+          <w:p>
+            <w:r>
+              <w:t>Same Class</w:t>
+            </w:r>
+          </w:p>
+        </w:tc>
+        <w:tc>
+          <w:tcPr>
+            <w:tcW w:w="0" w:type="auto"/>
+            <w:vAlign w:val="center"/>
+            <w:hideMark/>
+          </w:tcPr>
+          <w:p>
+            <w:r>
+              <w:t>Parent &amp; Child Class</w:t>
+            </w:r>
+          </w:p>
+        </w:tc>
+      </w:tr>
+      <w:tr>
+        <w:trPr>
+          <w:tblCellSpacing w:w="15" w:type="dxa"/>
+        </w:trPr>
+        <w:tc>
+          <w:tcPr>
+            <w:tcW w:w="0" w:type="auto"/>
+            <w:vAlign w:val="center"/>
+            <w:hideMark/>
+          </w:tcPr>
+          <w:p>
+            <w:r>
+              <w:t>Different Parameters</w:t>
+            </w:r>
+          </w:p>
+        </w:tc>
+        <w:tc>
+          <w:tcPr>
+            <w:tcW w:w="0" w:type="auto"/>
+            <w:vAlign w:val="center"/>
+            <w:hideMark/>
+          </w:tcPr>
+          <w:p>
+            <w:r>
+              <w:t>Same Parameters</w:t>
+            </w:r>
+          </w:p>
+        </w:tc>
+      </w:tr>
+      <w:tr>
+        <w:trPr>
+          <w:tblCellSpacing w:w="15" w:type="dxa"/>
+        </w:trPr>
+        <w:tc>
+          <w:tcPr>
+            <w:tcW w:w="0" w:type="auto"/>
+            <w:vAlign w:val="center"/>
+            <w:hideMark/>
+          </w:tcPr>
+          <w:p>
+            <w:r>
+              <w:t>Compile-time Polymorphism</w:t>
+            </w:r>
+          </w:p>
+        </w:tc>
+        <w:tc>
+          <w:tcPr>
+            <w:tcW w:w="0" w:type="auto"/>
+            <w:vAlign w:val="center"/>
+            <w:hideMark/>
+          </w:tcPr>
+          <w:p>
+            <w:r>
+              <w:t>Run-time Polymorphism</w:t>
+            </w:r>
+          </w:p>
+        </w:tc>
+      </w:tr>
+      <w:tr>
+        <w:trPr>
+          <w:tblCellSpacing w:w="15" w:type="dxa"/>
+        </w:trPr>
+        <w:tc>
+          <w:tcPr>
+            <w:tcW w:w="0" w:type="auto"/>
+            <w:vAlign w:val="center"/>
+            <w:hideMark/>
+          </w:tcPr>
+          <w:p>
+            <w:r>
+              <w:t>Static Binding</w:t>
+            </w:r>
+          </w:p>
+        </w:tc>
+        <w:tc>
+          <w:tcPr>
+            <w:tcW w:w="0" w:type="auto"/>
+            <w:vAlign w:val="center"/>
+            <w:hideMark/>
+          </w:tcPr>
+          <w:p>
+            <w:r>
+              <w:t>Dynamic Binding</w:t>
+            </w:r>
+          </w:p>
+        </w:tc>
+      </w:tr>
+    </w:tbl>
+    <w:p>
+      <w:pPr>
+        <w:pStyle w:val="HTMLPreformatted"/>
+        <w:rPr>
+          <w:b/>
+          <w:color w:val="FF0000"/>
+          <w:sz w:val="24"/>
+          <w:szCs w:val="24"/>
+        </w:rPr>
+      </w:pPr>
+    </w:p>
+    <w:p>
+      <w:pPr>
+        <w:pStyle w:val="Heading1"/>
+        <w:spacing w:before="0"/>
+        <w:rPr>
+          <w:b/>
+          <w:color w:val="FF0000"/>
+        </w:rPr>
+      </w:pPr>
+      <w:r>
+        <w:rPr>
+          <w:b/>
+          <w:color w:val="FF0000"/>
+        </w:rPr>
+        <w:t>Types of Inheritance</w:t>
+      </w:r>
+      <w:bookmarkStart w:id="0" w:name="_GoBack"/>
+      <w:bookmarkEnd w:id="0"/>
+    </w:p>
+    <w:p>
+      <w:pPr>
+        <w:pStyle w:val="NormalWeb"/>
+        <w:spacing w:before="0" w:beforeAutospacing="0"/>
+      </w:pPr>
+      <w:r>
+        <w:t>Java-</w:t>
+      </w:r>
+      <w:proofErr w:type="spellStart"/>
+      <w:r>
+        <w:rPr>
+          <w:rFonts w:ascii="Nirmala UI" w:hAnsi="Nirmala UI" w:cs="Nirmala UI"/>
+        </w:rPr>
+        <w:t>তে</w:t>
+      </w:r>
+      <w:proofErr w:type="spellEnd"/>
+      <w:r>
+        <w:t xml:space="preserve"> </w:t>
+      </w:r>
+      <w:proofErr w:type="spellStart"/>
+      <w:r>
+        <w:rPr>
+          <w:rFonts w:ascii="Nirmala UI" w:hAnsi="Nirmala UI" w:cs="Nirmala UI"/>
+        </w:rPr>
+        <w:t>মূলত</w:t>
+      </w:r>
+      <w:proofErr w:type="spellEnd"/>
+      <w:r>
+        <w:t xml:space="preserve"> </w:t>
+      </w:r>
+      <w:r>
+        <w:rPr>
+          <w:rStyle w:val="Strong"/>
+          <w:rFonts w:ascii="Nirmala UI" w:hAnsi="Nirmala UI" w:cs="Nirmala UI"/>
+        </w:rPr>
+        <w:t>৫</w:t>
+      </w:r>
+      <w:r>
+        <w:rPr>
+          <w:rStyle w:val="Strong"/>
+        </w:rPr>
+        <w:t xml:space="preserve"> </w:t>
+      </w:r>
+      <w:proofErr w:type="spellStart"/>
+      <w:r>
+        <w:rPr>
+          <w:rStyle w:val="Strong"/>
+          <w:rFonts w:ascii="Nirmala UI" w:hAnsi="Nirmala UI" w:cs="Nirmala UI"/>
+        </w:rPr>
+        <w:t>ধরনের</w:t>
+      </w:r>
+      <w:proofErr w:type="spellEnd"/>
+      <w:r>
+        <w:rPr>
+          <w:rStyle w:val="Strong"/>
+        </w:rPr>
+        <w:t xml:space="preserve"> Inheritance</w:t>
+      </w:r>
+      <w:r>
+        <w:t xml:space="preserve"> </w:t>
+      </w:r>
+      <w:proofErr w:type="spellStart"/>
+      <w:r>
+        <w:rPr>
+          <w:rFonts w:ascii="Nirmala UI" w:hAnsi="Nirmala UI" w:cs="Nirmala UI"/>
+        </w:rPr>
+        <w:t>আছে</w:t>
+      </w:r>
+      <w:proofErr w:type="spellEnd"/>
+      <w:r>
+        <w:rPr>
+          <w:rFonts w:ascii="Nirmala UI" w:hAnsi="Nirmala UI" w:cs="Nirmala UI"/>
+        </w:rPr>
+        <w:t>।</w:t>
+      </w:r>
+    </w:p>
+    <w:p>
+      <w:pPr>
+        <w:pStyle w:val="HTMLPreformatted"/>
+        <w:rPr>
+          <w:rStyle w:val="HTMLCode"/>
+        </w:rPr>
+      </w:pPr>
+      <w:r>
+        <w:rPr>
+          <w:rStyle w:val="HTMLCode"/>
+        </w:rPr>
+        <w:t xml:space="preserve">                Inheritance</w:t>
+      </w:r>
+    </w:p>
+    <w:p>
+      <w:pPr>
+        <w:pStyle w:val="HTMLPreformatted"/>
+        <w:rPr>
+          <w:rStyle w:val="HTMLCode"/>
+        </w:rPr>
+      </w:pPr>
+      <w:r>
+        <w:rPr>
+          <w:rStyle w:val="HTMLCode"/>
+        </w:rPr>
+        <w:t xml:space="preserve">                     │</w:t>
+      </w:r>
+    </w:p>
+    <w:p>
+      <w:pPr>
+        <w:pStyle w:val="HTMLPreformatted"/>
+        <w:rPr>
+          <w:rStyle w:val="HTMLCode"/>
+        </w:rPr>
+      </w:pPr>
+      <w:r>
+        <w:rPr>
+          <w:rStyle w:val="HTMLCode"/>
+        </w:rPr>
+        <w:t xml:space="preserve"> ┌──────────┬─────────┼─────────┬──────────┬────────────┐</w:t>
+      </w:r>
+    </w:p>
+    <w:p>
+      <w:pPr>
+        <w:pStyle w:val="HTMLPreformatted"/>
+        <w:rPr>
+          <w:rStyle w:val="HTMLCode"/>
+        </w:rPr>
+      </w:pPr>
+      <w:r>
+        <w:rPr>
+          <w:rStyle w:val="HTMLCode"/>
+        </w:rPr>
+        <w:t xml:space="preserve"> │          │         │         │          │</w:t>
+      </w:r>
+    </w:p>
+    <w:p>
+      <w:pPr>
+        <w:pStyle w:val="HTMLPreformatted"/>
+      </w:pPr>
+      <w:r>
+        <w:rPr>
+          <w:rStyle w:val="HTMLCode"/>
+        </w:rPr>
+        <w:t xml:space="preserve">Single   Multilevel Hierarchical </w:t>
+      </w:r>
+      <w:proofErr w:type="gramStart"/>
+      <w:r>
+        <w:rPr>
+          <w:rStyle w:val="HTMLCode"/>
+        </w:rPr>
+        <w:t>Multiple  Hybrid</w:t>
+      </w:r>
+      <w:proofErr w:type="gramEnd"/>
+    </w:p>
+    <w:p>
+      <w:pPr>
+        <w:pStyle w:val="NormalWeb"/>
+        <w:spacing w:before="0" w:beforeAutospacing="0"/>
+      </w:pPr>
+      <w:proofErr w:type="spellStart"/>
+      <w:r>
+        <w:rPr>
+          <w:rStyle w:val="Strong"/>
+          <w:rFonts w:ascii="Nirmala UI" w:hAnsi="Nirmala UI" w:cs="Nirmala UI"/>
+        </w:rPr>
+        <w:t>নোট</w:t>
+      </w:r>
+      <w:proofErr w:type="spellEnd"/>
+      <w:r>
+        <w:rPr>
+          <w:rStyle w:val="Strong"/>
+        </w:rPr>
+        <w:t>:</w:t>
+      </w:r>
+      <w:r>
+        <w:t xml:space="preserve"> Java Class-</w:t>
+      </w:r>
+      <w:proofErr w:type="spellStart"/>
+      <w:r>
+        <w:rPr>
+          <w:rFonts w:ascii="Nirmala UI" w:hAnsi="Nirmala UI" w:cs="Nirmala UI"/>
+        </w:rPr>
+        <w:t>এর</w:t>
+      </w:r>
+      <w:proofErr w:type="spellEnd"/>
+      <w:r>
+        <w:t xml:space="preserve"> </w:t>
+      </w:r>
+      <w:proofErr w:type="spellStart"/>
+      <w:r>
+        <w:rPr>
+          <w:rFonts w:ascii="Nirmala UI" w:hAnsi="Nirmala UI" w:cs="Nirmala UI"/>
+        </w:rPr>
+        <w:t>ক্ষেত্রে</w:t>
+      </w:r>
+      <w:proofErr w:type="spellEnd"/>
+      <w:r>
+        <w:t xml:space="preserve"> </w:t>
+      </w:r>
+      <w:r>
+        <w:rPr>
+          <w:rStyle w:val="Strong"/>
+        </w:rPr>
+        <w:t>Multiple</w:t>
+      </w:r>
+      <w:r>
+        <w:t xml:space="preserve"> </w:t>
+      </w:r>
+      <w:proofErr w:type="spellStart"/>
+      <w:r>
+        <w:rPr>
+          <w:rFonts w:ascii="Nirmala UI" w:hAnsi="Nirmala UI" w:cs="Nirmala UI"/>
+        </w:rPr>
+        <w:t>এবং</w:t>
+      </w:r>
+      <w:proofErr w:type="spellEnd"/>
+      <w:r>
+        <w:t xml:space="preserve"> </w:t>
+      </w:r>
+      <w:r>
+        <w:rPr>
+          <w:rStyle w:val="Strong"/>
+        </w:rPr>
+        <w:t>Hybrid Inheritance</w:t>
+      </w:r>
+      <w:r>
+        <w:t xml:space="preserve"> Support </w:t>
+      </w:r>
+      <w:proofErr w:type="spellStart"/>
+      <w:r>
+        <w:rPr>
+          <w:rFonts w:ascii="Nirmala UI" w:hAnsi="Nirmala UI" w:cs="Nirmala UI"/>
+        </w:rPr>
+        <w:t>করে</w:t>
+      </w:r>
+      <w:proofErr w:type="spellEnd"/>
+      <w:r>
+        <w:t xml:space="preserve"> </w:t>
+      </w:r>
+      <w:proofErr w:type="spellStart"/>
+      <w:r>
+        <w:rPr>
+          <w:rFonts w:ascii="Nirmala UI" w:hAnsi="Nirmala UI" w:cs="Nirmala UI"/>
+        </w:rPr>
+        <w:t>না</w:t>
+      </w:r>
+      <w:proofErr w:type="spellEnd"/>
+      <w:r>
+        <w:rPr>
+          <w:rFonts w:ascii="Nirmala UI" w:hAnsi="Nirmala UI" w:cs="Nirmala UI"/>
+        </w:rPr>
+        <w:t>।</w:t>
+      </w:r>
+      <w:r>
+        <w:t xml:space="preserve"> </w:t>
+      </w:r>
+      <w:proofErr w:type="spellStart"/>
+      <w:r>
+        <w:rPr>
+          <w:rFonts w:ascii="Nirmala UI" w:hAnsi="Nirmala UI" w:cs="Nirmala UI"/>
+        </w:rPr>
+        <w:t>তবে</w:t>
+      </w:r>
+      <w:proofErr w:type="spellEnd"/>
+      <w:r>
+        <w:t xml:space="preserve"> </w:t>
+      </w:r>
+      <w:r>
+        <w:rPr>
+          <w:rStyle w:val="Strong"/>
+        </w:rPr>
+        <w:t>Interface</w:t>
+      </w:r>
+      <w:r>
+        <w:t xml:space="preserve"> </w:t>
+      </w:r>
+      <w:proofErr w:type="spellStart"/>
+      <w:r>
+        <w:rPr>
+          <w:rFonts w:ascii="Nirmala UI" w:hAnsi="Nirmala UI" w:cs="Nirmala UI"/>
+        </w:rPr>
+        <w:t>ব্যবহার</w:t>
+      </w:r>
+      <w:proofErr w:type="spellEnd"/>
+      <w:r>
+        <w:t xml:space="preserve"> </w:t>
+      </w:r>
+      <w:proofErr w:type="spellStart"/>
+      <w:r>
+        <w:rPr>
+          <w:rFonts w:ascii="Nirmala UI" w:hAnsi="Nirmala UI" w:cs="Nirmala UI"/>
+        </w:rPr>
+        <w:t>করে</w:t>
+      </w:r>
+      <w:proofErr w:type="spellEnd"/>
+      <w:r>
+        <w:t xml:space="preserve"> </w:t>
+      </w:r>
+      <w:proofErr w:type="spellStart"/>
+      <w:r>
+        <w:rPr>
+          <w:rFonts w:ascii="Nirmala UI" w:hAnsi="Nirmala UI" w:cs="Nirmala UI"/>
+        </w:rPr>
+        <w:t>এগুলো</w:t>
+      </w:r>
+      <w:proofErr w:type="spellEnd"/>
+      <w:r>
+        <w:t xml:space="preserve"> </w:t>
+      </w:r>
+      <w:proofErr w:type="spellStart"/>
+      <w:r>
+        <w:rPr>
+          <w:rFonts w:ascii="Nirmala UI" w:hAnsi="Nirmala UI" w:cs="Nirmala UI"/>
+        </w:rPr>
+        <w:t>করা</w:t>
+      </w:r>
+      <w:proofErr w:type="spellEnd"/>
+      <w:r>
+        <w:t xml:space="preserve"> </w:t>
+      </w:r>
+      <w:proofErr w:type="spellStart"/>
+      <w:r>
+        <w:rPr>
+          <w:rFonts w:ascii="Nirmala UI" w:hAnsi="Nirmala UI" w:cs="Nirmala UI"/>
+        </w:rPr>
+        <w:t>যায়</w:t>
+      </w:r>
+      <w:proofErr w:type="spellEnd"/>
+      <w:r>
+        <w:rPr>
+          <w:rFonts w:ascii="Nirmala UI" w:hAnsi="Nirmala UI" w:cs="Nirmala UI"/>
+        </w:rPr>
+        <w:t>।</w:t>
+      </w:r>
+    </w:p>
+    <w:p>
+      <w:pPr>
+        <w:pStyle w:val="Heading1"/>
+        <w:spacing w:before="0"/>
+        <w:rPr>
+          <w:b/>
+          <w:color w:val="FF0000"/>
+        </w:rPr>
+      </w:pPr>
+      <w:r>
+        <w:rPr>
+          <w:b/>
+          <w:color w:val="FF0000"/>
+        </w:rPr>
+        <w:t>1. Single Inheritance</w:t>
+      </w:r>
+    </w:p>
+    <w:p>
+      <w:pPr>
+        <w:pStyle w:val="NormalWeb"/>
+        <w:spacing w:before="0" w:beforeAutospacing="0"/>
+      </w:pPr>
+      <w:proofErr w:type="spellStart"/>
+      <w:r>
+        <w:rPr>
+          <w:rStyle w:val="Strong"/>
+          <w:rFonts w:ascii="Nirmala UI" w:hAnsi="Nirmala UI" w:cs="Nirmala UI"/>
+        </w:rPr>
+        <w:t>একটি</w:t>
+      </w:r>
+      <w:proofErr w:type="spellEnd"/>
+      <w:r>
+        <w:rPr>
+          <w:rStyle w:val="Strong"/>
+        </w:rPr>
+        <w:t xml:space="preserve"> Parent → </w:t>
+      </w:r>
+      <w:proofErr w:type="spellStart"/>
+      <w:r>
+        <w:rPr>
+          <w:rStyle w:val="Strong"/>
+          <w:rFonts w:ascii="Nirmala UI" w:hAnsi="Nirmala UI" w:cs="Nirmala UI"/>
+        </w:rPr>
+        <w:t>একটি</w:t>
+      </w:r>
+      <w:proofErr w:type="spellEnd"/>
+      <w:r>
+        <w:rPr>
+          <w:rStyle w:val="Strong"/>
+        </w:rPr>
+        <w:t xml:space="preserve"> Child</w:t>
+      </w:r>
+    </w:p>
+    <w:p>
+      <w:pPr>
+        <w:pStyle w:val="HTMLPreformatted"/>
+        <w:rPr>
+          <w:rStyle w:val="HTMLCode"/>
+        </w:rPr>
+      </w:pPr>
+      <w:r>
+        <w:rPr>
+          <w:rStyle w:val="HTMLCode"/>
+        </w:rPr>
+        <w:t>Animal</w:t>
+      </w:r>
+    </w:p>
+    <w:p>
+      <w:pPr>
+        <w:pStyle w:val="HTMLPreformatted"/>
+        <w:rPr>
+          <w:rStyle w:val="HTMLCode"/>
+        </w:rPr>
+      </w:pPr>
+      <w:r>
+        <w:rPr>
+          <w:rStyle w:val="HTMLCode"/>
+        </w:rPr>
+        <w:t xml:space="preserve">   │</w:t>
+      </w:r>
+    </w:p>
+    <w:p>
+      <w:pPr>
+        <w:pStyle w:val="HTMLPreformatted"/>
+        <w:rPr>
+          <w:rStyle w:val="HTMLCode"/>
+        </w:rPr>
+      </w:pPr>
+      <w:r>
+        <w:rPr>
+          <w:rStyle w:val="HTMLCode"/>
+        </w:rPr>
+        <w:t xml:space="preserve">   ▼</w:t>
+      </w:r>
+    </w:p>
+    <w:p>
+      <w:pPr>
+        <w:pStyle w:val="HTMLPreformatted"/>
+      </w:pPr>
+      <w:r>
+        <w:rPr>
+          <w:rStyle w:val="HTMLCode"/>
+        </w:rPr>
+        <w:t xml:space="preserve"> Dog</w:t>
+      </w:r>
+    </w:p>
+    <w:p>
+      <w:pPr>
+        <w:pStyle w:val="NormalWeb"/>
+        <w:spacing w:before="0" w:beforeAutospacing="0"/>
+      </w:pPr>
+      <w:r>
+        <w:t>Example</w:t>
+      </w:r>
+    </w:p>
+    <w:p>
+      <w:pPr>
+        <w:pStyle w:val="HTMLPreformatted"/>
+        <w:rPr>
+          <w:rStyle w:val="HTMLCode"/>
+        </w:rPr>
+      </w:pPr>
+      <w:r>
+        <w:rPr>
+          <w:rStyle w:val="g"/>
+          <w:rFonts w:eastAsiaTheme="majorEastAsia"/>
+        </w:rPr>
+        <w:t>class</w:t>
+      </w:r>
+      <w:r>
+        <w:rPr>
+          <w:rStyle w:val="HTMLCode"/>
+        </w:rPr>
+        <w:t xml:space="preserve"> </w:t>
+      </w:r>
+      <w:r>
+        <w:rPr>
+          <w:rStyle w:val="m"/>
+          <w:rFonts w:eastAsiaTheme="majorEastAsia"/>
+        </w:rPr>
+        <w:t>Animal</w:t>
+      </w:r>
+      <w:r>
+        <w:rPr>
+          <w:rStyle w:val="HTMLCode"/>
+        </w:rPr>
+        <w:t xml:space="preserve"> </w:t>
+      </w:r>
+      <w:proofErr w:type="gramStart"/>
+      <w:r>
+        <w:rPr>
+          <w:rStyle w:val="HTMLCode"/>
+        </w:rPr>
+        <w:t>{ }</w:t>
+      </w:r>
+      <w:proofErr w:type="gramEnd"/>
+    </w:p>
+    <w:p>
+      <w:pPr>
+        <w:pStyle w:val="HTMLPreformatted"/>
+        <w:rPr>
+          <w:rStyle w:val="HTMLCode"/>
+        </w:rPr>
+      </w:pPr>
+    </w:p>
+    <w:p>
+      <w:pPr>
+        <w:pStyle w:val="HTMLPreformatted"/>
+      </w:pPr>
+      <w:r>
+        <w:rPr>
+          <w:rStyle w:val="g"/>
+          <w:rFonts w:eastAsiaTheme="majorEastAsia"/>
+        </w:rPr>
+        <w:t>class</w:t>
+      </w:r>
+      <w:r>
+        <w:rPr>
+          <w:rStyle w:val="HTMLCode"/>
+        </w:rPr>
+        <w:t xml:space="preserve"> </w:t>
+      </w:r>
+      <w:r>
+        <w:rPr>
+          <w:rStyle w:val="m"/>
+          <w:rFonts w:eastAsiaTheme="majorEastAsia"/>
+        </w:rPr>
+        <w:t>Dog</w:t>
+      </w:r>
+      <w:r>
+        <w:rPr>
+          <w:rStyle w:val="HTMLCode"/>
+        </w:rPr>
+        <w:t xml:space="preserve"> </w:t>
+      </w:r>
+      <w:r>
+        <w:rPr>
+          <w:rStyle w:val="g"/>
+          <w:rFonts w:eastAsiaTheme="majorEastAsia"/>
+        </w:rPr>
+        <w:t>extends</w:t>
+      </w:r>
+      <w:r>
+        <w:rPr>
+          <w:rStyle w:val="HTMLCode"/>
+        </w:rPr>
+        <w:t xml:space="preserve"> </w:t>
+      </w:r>
+      <w:r>
+        <w:rPr>
+          <w:rStyle w:val="m"/>
+          <w:rFonts w:eastAsiaTheme="majorEastAsia"/>
+        </w:rPr>
+        <w:t>Animal</w:t>
+      </w:r>
+      <w:r>
+        <w:rPr>
+          <w:rStyle w:val="HTMLCode"/>
+        </w:rPr>
+        <w:t xml:space="preserve"> </w:t>
+      </w:r>
+      <w:proofErr w:type="gramStart"/>
+      <w:r>
+        <w:rPr>
+          <w:rStyle w:val="HTMLCode"/>
+        </w:rPr>
+        <w:t>{ }</w:t>
+      </w:r>
+      <w:proofErr w:type="gramEnd"/>
+    </w:p>
+    <w:p>
+      <w:pPr>
+        <w:pStyle w:val="NormalWeb"/>
+        <w:spacing w:before="0" w:beforeAutospacing="0"/>
+      </w:pPr>
+      <w:r>
+        <w:rPr>
+          <w:rFonts w:ascii="Segoe UI Symbol" w:hAnsi="Segoe UI Symbol" w:cs="Segoe UI Symbol"/>
+        </w:rPr>
+        <w:lastRenderedPageBreak/>
+        <w:t>👉</w:t>
+      </w:r>
+      <w:r>
+        <w:t xml:space="preserve"> </w:t>
+      </w:r>
+      <w:r>
+        <w:rPr>
+          <w:rStyle w:val="Strong"/>
+        </w:rPr>
+        <w:t>Dog</w:t>
+      </w:r>
+      <w:r>
+        <w:t xml:space="preserve"> Animal-</w:t>
+      </w:r>
+      <w:proofErr w:type="spellStart"/>
+      <w:r>
+        <w:rPr>
+          <w:rFonts w:ascii="Nirmala UI" w:hAnsi="Nirmala UI" w:cs="Nirmala UI"/>
+        </w:rPr>
+        <w:t>এর</w:t>
+      </w:r>
+      <w:proofErr w:type="spellEnd"/>
+      <w:r>
+        <w:t xml:space="preserve"> </w:t>
+      </w:r>
+      <w:proofErr w:type="spellStart"/>
+      <w:r>
+        <w:rPr>
+          <w:rFonts w:ascii="Nirmala UI" w:hAnsi="Nirmala UI" w:cs="Nirmala UI"/>
+        </w:rPr>
+        <w:t>সব</w:t>
+      </w:r>
+      <w:proofErr w:type="spellEnd"/>
+      <w:r>
+        <w:t xml:space="preserve"> Property </w:t>
+      </w:r>
+      <w:proofErr w:type="spellStart"/>
+      <w:r>
+        <w:rPr>
+          <w:rFonts w:ascii="Nirmala UI" w:hAnsi="Nirmala UI" w:cs="Nirmala UI"/>
+        </w:rPr>
+        <w:t>পাবে</w:t>
+      </w:r>
+      <w:proofErr w:type="spellEnd"/>
+      <w:r>
+        <w:rPr>
+          <w:rFonts w:ascii="Nirmala UI" w:hAnsi="Nirmala UI" w:cs="Nirmala UI"/>
+        </w:rPr>
+        <w:t>।</w:t>
+      </w:r>
+    </w:p>
+    <w:p>
+      <w:pPr>
+        <w:pStyle w:val="Heading1"/>
+        <w:spacing w:before="0"/>
+        <w:rPr>
+          <w:b/>
+          <w:color w:val="FF0000"/>
+        </w:rPr>
+      </w:pPr>
+      <w:r>
+        <w:rPr>
+          <w:b/>
+          <w:color w:val="FF0000"/>
+        </w:rPr>
+        <w:t>2. Multilevel Inheritance</w:t>
+      </w:r>
+    </w:p>
+    <w:p>
+      <w:pPr>
+        <w:pStyle w:val="NormalWeb"/>
+        <w:spacing w:before="0" w:beforeAutospacing="0"/>
+      </w:pPr>
+      <w:r>
+        <w:rPr>
+          <w:rStyle w:val="Strong"/>
+        </w:rPr>
+        <w:t>Grandparent → Parent → Child</w:t>
+      </w:r>
+    </w:p>
+    <w:p>
+      <w:pPr>
+        <w:pStyle w:val="HTMLPreformatted"/>
+        <w:rPr>
+          <w:rStyle w:val="HTMLCode"/>
+        </w:rPr>
+      </w:pPr>
+      <w:r>
+        <w:rPr>
+          <w:rStyle w:val="HTMLCode"/>
+        </w:rPr>
+        <w:t>Animal</w:t>
+      </w:r>
+    </w:p>
+    <w:p>
+      <w:pPr>
+        <w:pStyle w:val="HTMLPreformatted"/>
+        <w:rPr>
+          <w:rStyle w:val="HTMLCode"/>
+        </w:rPr>
+      </w:pPr>
+      <w:r>
+        <w:rPr>
+          <w:rStyle w:val="HTMLCode"/>
+        </w:rPr>
+        <w:t xml:space="preserve">   │</w:t>
+      </w:r>
+    </w:p>
+    <w:p>
+      <w:pPr>
+        <w:pStyle w:val="HTMLPreformatted"/>
+        <w:rPr>
+          <w:rStyle w:val="HTMLCode"/>
+        </w:rPr>
+      </w:pPr>
+      <w:r>
+        <w:rPr>
+          <w:rStyle w:val="HTMLCode"/>
+        </w:rPr>
+        <w:t xml:space="preserve">   ▼</w:t>
+      </w:r>
+    </w:p>
+    <w:p>
+      <w:pPr>
+        <w:pStyle w:val="HTMLPreformatted"/>
+        <w:rPr>
+          <w:rStyle w:val="HTMLCode"/>
+        </w:rPr>
+      </w:pPr>
+      <w:r>
+        <w:rPr>
+          <w:rStyle w:val="HTMLCode"/>
+        </w:rPr>
+        <w:t xml:space="preserve"> Dog</w:t>
+      </w:r>
+    </w:p>
+    <w:p>
+      <w:pPr>
+        <w:pStyle w:val="HTMLPreformatted"/>
+        <w:rPr>
+          <w:rStyle w:val="HTMLCode"/>
+        </w:rPr>
+      </w:pPr>
+      <w:r>
+        <w:rPr>
+          <w:rStyle w:val="HTMLCode"/>
+        </w:rPr>
+        <w:t xml:space="preserve">   │</w:t>
+      </w:r>
+    </w:p>
+    <w:p>
+      <w:pPr>
+        <w:pStyle w:val="HTMLPreformatted"/>
+        <w:rPr>
+          <w:rStyle w:val="HTMLCode"/>
+        </w:rPr>
+      </w:pPr>
+      <w:r>
+        <w:rPr>
+          <w:rStyle w:val="HTMLCode"/>
+        </w:rPr>
+        <w:t xml:space="preserve">   ▼</w:t>
+      </w:r>
+    </w:p>
+    <w:p>
+      <w:pPr>
+        <w:pStyle w:val="HTMLPreformatted"/>
+      </w:pPr>
+      <w:r>
+        <w:rPr>
+          <w:rStyle w:val="HTMLCode"/>
+        </w:rPr>
+        <w:t xml:space="preserve"> Puppy</w:t>
+      </w:r>
+    </w:p>
+    <w:p>
+      <w:pPr>
+        <w:pStyle w:val="NormalWeb"/>
+        <w:spacing w:before="0" w:beforeAutospacing="0"/>
+      </w:pPr>
+      <w:r>
+        <w:t>Example</w:t>
+      </w:r>
+    </w:p>
+    <w:p>
+      <w:pPr>
+        <w:pStyle w:val="HTMLPreformatted"/>
+        <w:rPr>
+          <w:rStyle w:val="HTMLCode"/>
+        </w:rPr>
+      </w:pPr>
+      <w:r>
+        <w:rPr>
+          <w:rStyle w:val="g"/>
+          <w:rFonts w:eastAsiaTheme="majorEastAsia"/>
+        </w:rPr>
+        <w:t>class</w:t>
+      </w:r>
+      <w:r>
+        <w:rPr>
+          <w:rStyle w:val="HTMLCode"/>
+        </w:rPr>
+        <w:t xml:space="preserve"> </w:t>
+      </w:r>
+      <w:r>
+        <w:rPr>
+          <w:rStyle w:val="m"/>
+          <w:rFonts w:eastAsiaTheme="majorEastAsia"/>
+        </w:rPr>
+        <w:t>Animal</w:t>
+      </w:r>
+      <w:r>
+        <w:rPr>
+          <w:rStyle w:val="HTMLCode"/>
+        </w:rPr>
+        <w:t xml:space="preserve"> </w:t>
+      </w:r>
+      <w:proofErr w:type="gramStart"/>
+      <w:r>
+        <w:rPr>
+          <w:rStyle w:val="HTMLCode"/>
+        </w:rPr>
+        <w:t>{ }</w:t>
+      </w:r>
+      <w:proofErr w:type="gramEnd"/>
+    </w:p>
+    <w:p>
+      <w:pPr>
+        <w:pStyle w:val="HTMLPreformatted"/>
+        <w:rPr>
+          <w:rStyle w:val="HTMLCode"/>
+        </w:rPr>
+      </w:pPr>
+    </w:p>
+    <w:p>
+      <w:pPr>
+        <w:pStyle w:val="HTMLPreformatted"/>
+        <w:rPr>
+          <w:rStyle w:val="HTMLCode"/>
+        </w:rPr>
+      </w:pPr>
+      <w:r>
+        <w:rPr>
+          <w:rStyle w:val="g"/>
+          <w:rFonts w:eastAsiaTheme="majorEastAsia"/>
+        </w:rPr>
+        <w:t>class</w:t>
+      </w:r>
+      <w:r>
+        <w:rPr>
+          <w:rStyle w:val="HTMLCode"/>
+        </w:rPr>
+        <w:t xml:space="preserve"> </w:t>
+      </w:r>
+      <w:r>
+        <w:rPr>
+          <w:rStyle w:val="m"/>
+          <w:rFonts w:eastAsiaTheme="majorEastAsia"/>
+        </w:rPr>
+        <w:t>Dog</w:t>
+      </w:r>
+      <w:r>
+        <w:rPr>
+          <w:rStyle w:val="HTMLCode"/>
+        </w:rPr>
+        <w:t xml:space="preserve"> </w:t>
+      </w:r>
+      <w:r>
+        <w:rPr>
+          <w:rStyle w:val="g"/>
+          <w:rFonts w:eastAsiaTheme="majorEastAsia"/>
+        </w:rPr>
+        <w:t>extends</w:t>
+      </w:r>
+      <w:r>
+        <w:rPr>
+          <w:rStyle w:val="HTMLCode"/>
+        </w:rPr>
+        <w:t xml:space="preserve"> </w:t>
+      </w:r>
+      <w:r>
+        <w:rPr>
+          <w:rStyle w:val="m"/>
+          <w:rFonts w:eastAsiaTheme="majorEastAsia"/>
+        </w:rPr>
+        <w:t>Animal</w:t>
+      </w:r>
+      <w:r>
+        <w:rPr>
+          <w:rStyle w:val="HTMLCode"/>
+        </w:rPr>
+        <w:t xml:space="preserve"> </w:t>
+      </w:r>
+      <w:proofErr w:type="gramStart"/>
+      <w:r>
+        <w:rPr>
+          <w:rStyle w:val="HTMLCode"/>
+        </w:rPr>
+        <w:t>{ }</w:t>
+      </w:r>
+      <w:proofErr w:type="gramEnd"/>
+    </w:p>
+    <w:p>
+      <w:pPr>
+        <w:pStyle w:val="HTMLPreformatted"/>
+        <w:rPr>
+          <w:rStyle w:val="HTMLCode"/>
+        </w:rPr>
+      </w:pPr>
+    </w:p>
+    <w:p>
+      <w:pPr>
+        <w:pStyle w:val="HTMLPreformatted"/>
+      </w:pPr>
+      <w:r>
+        <w:rPr>
+          <w:rStyle w:val="g"/>
+          <w:rFonts w:eastAsiaTheme="majorEastAsia"/>
+        </w:rPr>
+        <w:t>class</w:t>
+      </w:r>
+      <w:r>
+        <w:rPr>
+          <w:rStyle w:val="HTMLCode"/>
+        </w:rPr>
+        <w:t xml:space="preserve"> </w:t>
+      </w:r>
+      <w:r>
+        <w:rPr>
+          <w:rStyle w:val="m"/>
+          <w:rFonts w:eastAsiaTheme="majorEastAsia"/>
+        </w:rPr>
+        <w:t>Puppy</w:t>
+      </w:r>
+      <w:r>
+        <w:rPr>
+          <w:rStyle w:val="HTMLCode"/>
+        </w:rPr>
+        <w:t xml:space="preserve"> </w:t>
+      </w:r>
+      <w:r>
+        <w:rPr>
+          <w:rStyle w:val="g"/>
+          <w:rFonts w:eastAsiaTheme="majorEastAsia"/>
+        </w:rPr>
+        <w:t>extends</w:t>
+      </w:r>
+      <w:r>
+        <w:rPr>
+          <w:rStyle w:val="HTMLCode"/>
+        </w:rPr>
+        <w:t xml:space="preserve"> </w:t>
+      </w:r>
+      <w:r>
+        <w:rPr>
+          <w:rStyle w:val="m"/>
+          <w:rFonts w:eastAsiaTheme="majorEastAsia"/>
+        </w:rPr>
+        <w:t>Dog</w:t>
+      </w:r>
+      <w:r>
+        <w:rPr>
+          <w:rStyle w:val="HTMLCode"/>
+        </w:rPr>
+        <w:t xml:space="preserve"> </w:t>
+      </w:r>
+      <w:proofErr w:type="gramStart"/>
+      <w:r>
+        <w:rPr>
+          <w:rStyle w:val="HTMLCode"/>
+        </w:rPr>
+        <w:t>{ }</w:t>
+      </w:r>
+      <w:proofErr w:type="gramEnd"/>
+    </w:p>
+    <w:p>
+      <w:pPr>
+        <w:pStyle w:val="NormalWeb"/>
+        <w:spacing w:before="0" w:beforeAutospacing="0"/>
+      </w:pPr>
+      <w:r>
+        <w:rPr>
+          <w:rFonts w:ascii="Segoe UI Symbol" w:hAnsi="Segoe UI Symbol" w:cs="Segoe UI Symbol"/>
+        </w:rPr>
+        <w:t>👉</w:t>
+      </w:r>
+      <w:r>
+        <w:t xml:space="preserve"> </w:t>
+      </w:r>
+      <w:r>
+        <w:rPr>
+          <w:rStyle w:val="Strong"/>
+        </w:rPr>
+        <w:t>Puppy</w:t>
+      </w:r>
+      <w:r>
+        <w:t xml:space="preserve"> → Dog-</w:t>
+      </w:r>
+      <w:proofErr w:type="spellStart"/>
+      <w:r>
+        <w:rPr>
+          <w:rFonts w:ascii="Nirmala UI" w:hAnsi="Nirmala UI" w:cs="Nirmala UI"/>
+        </w:rPr>
+        <w:t>এরও</w:t>
+      </w:r>
+      <w:proofErr w:type="spellEnd"/>
+      <w:r>
+        <w:t xml:space="preserve"> Property </w:t>
+      </w:r>
+      <w:proofErr w:type="spellStart"/>
+      <w:r>
+        <w:rPr>
+          <w:rFonts w:ascii="Nirmala UI" w:hAnsi="Nirmala UI" w:cs="Nirmala UI"/>
+        </w:rPr>
+        <w:t>পাবে</w:t>
+      </w:r>
+      <w:proofErr w:type="spellEnd"/>
+      <w:r>
+        <w:t>, Animal-</w:t>
+      </w:r>
+      <w:proofErr w:type="spellStart"/>
+      <w:r>
+        <w:rPr>
+          <w:rFonts w:ascii="Nirmala UI" w:hAnsi="Nirmala UI" w:cs="Nirmala UI"/>
+        </w:rPr>
+        <w:t>এরও</w:t>
+      </w:r>
+      <w:proofErr w:type="spellEnd"/>
+      <w:r>
+        <w:t xml:space="preserve"> Property </w:t>
+      </w:r>
+      <w:proofErr w:type="spellStart"/>
+      <w:r>
+        <w:rPr>
+          <w:rFonts w:ascii="Nirmala UI" w:hAnsi="Nirmala UI" w:cs="Nirmala UI"/>
+        </w:rPr>
+        <w:t>পাবে</w:t>
+      </w:r>
+      <w:proofErr w:type="spellEnd"/>
+      <w:r>
+        <w:rPr>
+          <w:rFonts w:ascii="Nirmala UI" w:hAnsi="Nirmala UI" w:cs="Nirmala UI"/>
+        </w:rPr>
+        <w:t>।</w:t>
+      </w:r>
+    </w:p>
+    <w:p>
+      <w:pPr>
+        <w:pStyle w:val="Heading1"/>
+        <w:spacing w:before="0"/>
+        <w:rPr>
+          <w:b/>
+          <w:color w:val="FF0000"/>
+        </w:rPr>
+      </w:pPr>
+      <w:r>
+        <w:rPr>
+          <w:b/>
+          <w:color w:val="FF0000"/>
+        </w:rPr>
+        <w:t>3. Hierarchical Inheritance</w:t>
+      </w:r>
+    </w:p>
+    <w:p>
+      <w:pPr>
+        <w:pStyle w:val="NormalWeb"/>
+        <w:spacing w:before="0" w:beforeAutospacing="0"/>
+      </w:pPr>
+      <w:proofErr w:type="spellStart"/>
+      <w:r>
+        <w:rPr>
+          <w:rStyle w:val="Strong"/>
+          <w:rFonts w:ascii="Nirmala UI" w:hAnsi="Nirmala UI" w:cs="Nirmala UI"/>
+        </w:rPr>
+        <w:t>এক</w:t>
+      </w:r>
+      <w:proofErr w:type="spellEnd"/>
+      <w:r>
+        <w:rPr>
+          <w:rStyle w:val="Strong"/>
+        </w:rPr>
+        <w:t xml:space="preserve"> Parent → </w:t>
+      </w:r>
+      <w:proofErr w:type="spellStart"/>
+      <w:r>
+        <w:rPr>
+          <w:rStyle w:val="Strong"/>
+          <w:rFonts w:ascii="Nirmala UI" w:hAnsi="Nirmala UI" w:cs="Nirmala UI"/>
+        </w:rPr>
+        <w:t>অনেক</w:t>
+      </w:r>
+      <w:proofErr w:type="spellEnd"/>
+      <w:r>
+        <w:rPr>
+          <w:rStyle w:val="Strong"/>
+        </w:rPr>
+        <w:t xml:space="preserve"> Child</w:t>
+      </w:r>
+    </w:p>
+    <w:p>
+      <w:pPr>
+        <w:pStyle w:val="HTMLPreformatted"/>
+        <w:rPr>
+          <w:rStyle w:val="HTMLCode"/>
+        </w:rPr>
+      </w:pPr>
+      <w:r>
+        <w:rPr>
+          <w:rStyle w:val="HTMLCode"/>
+        </w:rPr>
+        <w:t xml:space="preserve">          Animal</w:t>
+      </w:r>
+    </w:p>
+    <w:p>
+      <w:pPr>
+        <w:pStyle w:val="HTMLPreformatted"/>
+        <w:rPr>
+          <w:rStyle w:val="HTMLCode"/>
+        </w:rPr>
+      </w:pPr>
+      <w:r>
+        <w:rPr>
+          <w:rStyle w:val="HTMLCode"/>
+        </w:rPr>
+        <w:t xml:space="preserve">         /      \</w:t>
+      </w:r>
+    </w:p>
+    <w:p>
+      <w:pPr>
+        <w:pStyle w:val="HTMLPreformatted"/>
+      </w:pPr>
+      <w:r>
+        <w:rPr>
+          <w:rStyle w:val="HTMLCode"/>
+        </w:rPr>
+        <w:t xml:space="preserve">      Dog      Cat</w:t>
+      </w:r>
+    </w:p>
+    <w:p>
+      <w:pPr>
+        <w:pStyle w:val="NormalWeb"/>
+        <w:spacing w:before="0" w:beforeAutospacing="0"/>
+      </w:pPr>
+      <w:r>
+        <w:t>Example</w:t>
+      </w:r>
+    </w:p>
+    <w:p>
+      <w:pPr>
+        <w:pStyle w:val="HTMLPreformatted"/>
+        <w:rPr>
+          <w:rStyle w:val="HTMLCode"/>
+        </w:rPr>
+      </w:pPr>
+      <w:r>
+        <w:rPr>
+          <w:rStyle w:val="g"/>
+          <w:rFonts w:eastAsiaTheme="majorEastAsia"/>
+        </w:rPr>
+        <w:t>class</w:t>
+      </w:r>
+      <w:r>
+        <w:rPr>
+          <w:rStyle w:val="HTMLCode"/>
+        </w:rPr>
+        <w:t xml:space="preserve"> </w:t>
+      </w:r>
+      <w:r>
+        <w:rPr>
+          <w:rStyle w:val="m"/>
+          <w:rFonts w:eastAsiaTheme="majorEastAsia"/>
+        </w:rPr>
+        <w:t>Animal</w:t>
+      </w:r>
+      <w:r>
+        <w:rPr>
+          <w:rStyle w:val="HTMLCode"/>
+        </w:rPr>
+        <w:t xml:space="preserve"> </w:t>
+      </w:r>
+      <w:proofErr w:type="gramStart"/>
+      <w:r>
+        <w:rPr>
+          <w:rStyle w:val="HTMLCode"/>
+        </w:rPr>
+        <w:t>{ }</w:t>
+      </w:r>
+      <w:proofErr w:type="gramEnd"/>
+    </w:p>
+    <w:p>
+      <w:pPr>
+        <w:pStyle w:val="HTMLPreformatted"/>
+        <w:rPr>
+          <w:rStyle w:val="HTMLCode"/>
+        </w:rPr>
+      </w:pPr>
+    </w:p>
+    <w:p>
+      <w:pPr>
+        <w:pStyle w:val="HTMLPreformatted"/>
+        <w:rPr>
+          <w:rStyle w:val="HTMLCode"/>
+        </w:rPr>
+      </w:pPr>
+      <w:r>
+        <w:rPr>
+          <w:rStyle w:val="g"/>
+          <w:rFonts w:eastAsiaTheme="majorEastAsia"/>
+        </w:rPr>
+        <w:t>class</w:t>
+      </w:r>
+      <w:r>
+        <w:rPr>
+          <w:rStyle w:val="HTMLCode"/>
+        </w:rPr>
+        <w:t xml:space="preserve"> </w:t>
+      </w:r>
+      <w:r>
+        <w:rPr>
+          <w:rStyle w:val="m"/>
+          <w:rFonts w:eastAsiaTheme="majorEastAsia"/>
+        </w:rPr>
+        <w:t>Dog</w:t>
+      </w:r>
+      <w:r>
+        <w:rPr>
+          <w:rStyle w:val="HTMLCode"/>
+        </w:rPr>
+        <w:t xml:space="preserve"> </w:t>
+      </w:r>
+      <w:r>
+        <w:rPr>
+          <w:rStyle w:val="g"/>
+          <w:rFonts w:eastAsiaTheme="majorEastAsia"/>
+        </w:rPr>
+        <w:t>extends</w:t>
+      </w:r>
+      <w:r>
+        <w:rPr>
+          <w:rStyle w:val="HTMLCode"/>
+        </w:rPr>
+        <w:t xml:space="preserve"> </w:t>
+      </w:r>
+      <w:r>
+        <w:rPr>
+          <w:rStyle w:val="m"/>
+          <w:rFonts w:eastAsiaTheme="majorEastAsia"/>
+        </w:rPr>
+        <w:t>Animal</w:t>
+      </w:r>
+      <w:r>
+        <w:rPr>
+          <w:rStyle w:val="HTMLCode"/>
+        </w:rPr>
+        <w:t xml:space="preserve"> </w:t>
+      </w:r>
+      <w:proofErr w:type="gramStart"/>
+      <w:r>
+        <w:rPr>
+          <w:rStyle w:val="HTMLCode"/>
+        </w:rPr>
+        <w:t>{ }</w:t>
+      </w:r>
+      <w:proofErr w:type="gramEnd"/>
+    </w:p>
+    <w:p>
+      <w:pPr>
+        <w:pStyle w:val="HTMLPreformatted"/>
+        <w:rPr>
+          <w:rStyle w:val="HTMLCode"/>
+        </w:rPr>
+      </w:pPr>
+    </w:p>
+    <w:p>
+      <w:pPr>
+        <w:pStyle w:val="HTMLPreformatted"/>
+      </w:pPr>
+      <w:r>
+        <w:rPr>
+          <w:rStyle w:val="g"/>
+          <w:rFonts w:eastAsiaTheme="majorEastAsia"/>
+        </w:rPr>
+        <w:t>class</w:t>
+      </w:r>
+      <w:r>
+        <w:rPr>
+          <w:rStyle w:val="HTMLCode"/>
+        </w:rPr>
+        <w:t xml:space="preserve"> </w:t>
+      </w:r>
+      <w:r>
+        <w:rPr>
+          <w:rStyle w:val="m"/>
+          <w:rFonts w:eastAsiaTheme="majorEastAsia"/>
+        </w:rPr>
+        <w:t>Cat</w:t>
+      </w:r>
+      <w:r>
+        <w:rPr>
+          <w:rStyle w:val="HTMLCode"/>
+        </w:rPr>
+        <w:t xml:space="preserve"> </w:t>
+      </w:r>
+      <w:r>
+        <w:rPr>
+          <w:rStyle w:val="g"/>
+          <w:rFonts w:eastAsiaTheme="majorEastAsia"/>
+        </w:rPr>
+        <w:t>extends</w:t>
+      </w:r>
+      <w:r>
+        <w:rPr>
+          <w:rStyle w:val="HTMLCode"/>
+        </w:rPr>
+        <w:t xml:space="preserve"> </w:t>
+      </w:r>
+      <w:r>
+        <w:rPr>
+          <w:rStyle w:val="m"/>
+          <w:rFonts w:eastAsiaTheme="majorEastAsia"/>
+        </w:rPr>
+        <w:t>Animal</w:t>
+      </w:r>
+      <w:r>
+        <w:rPr>
+          <w:rStyle w:val="HTMLCode"/>
+        </w:rPr>
+        <w:t xml:space="preserve"> </w:t>
+      </w:r>
+      <w:proofErr w:type="gramStart"/>
+      <w:r>
+        <w:rPr>
+          <w:rStyle w:val="HTMLCode"/>
+        </w:rPr>
+        <w:t>{ }</w:t>
+      </w:r>
+      <w:proofErr w:type="gramEnd"/>
+    </w:p>
+    <w:p>
+      <w:pPr>
+        <w:pStyle w:val="NormalWeb"/>
+        <w:spacing w:before="0" w:beforeAutospacing="0"/>
+      </w:pPr>
+      <w:r>
+        <w:rPr>
+          <w:rFonts w:ascii="Segoe UI Symbol" w:hAnsi="Segoe UI Symbol" w:cs="Segoe UI Symbol"/>
+        </w:rPr>
+        <w:t>👉</w:t>
+      </w:r>
+      <w:r>
+        <w:t xml:space="preserve"> Dog </w:t>
+      </w:r>
+      <w:proofErr w:type="spellStart"/>
+      <w:r>
+        <w:rPr>
+          <w:rFonts w:ascii="Nirmala UI" w:hAnsi="Nirmala UI" w:cs="Nirmala UI"/>
+        </w:rPr>
+        <w:t>এবং</w:t>
+      </w:r>
+      <w:proofErr w:type="spellEnd"/>
+      <w:r>
+        <w:t xml:space="preserve"> Cat </w:t>
+      </w:r>
+      <w:proofErr w:type="spellStart"/>
+      <w:r>
+        <w:rPr>
+          <w:rFonts w:ascii="Nirmala UI" w:hAnsi="Nirmala UI" w:cs="Nirmala UI"/>
+        </w:rPr>
+        <w:t>দুজনেই</w:t>
+      </w:r>
+      <w:proofErr w:type="spellEnd"/>
+      <w:r>
+        <w:t xml:space="preserve"> Animal-</w:t>
+      </w:r>
+      <w:proofErr w:type="spellStart"/>
+      <w:r>
+        <w:rPr>
+          <w:rFonts w:ascii="Nirmala UI" w:hAnsi="Nirmala UI" w:cs="Nirmala UI"/>
+        </w:rPr>
+        <w:t>এর</w:t>
+      </w:r>
+      <w:proofErr w:type="spellEnd"/>
+      <w:r>
+        <w:t xml:space="preserve"> Property </w:t>
+      </w:r>
+      <w:proofErr w:type="spellStart"/>
+      <w:r>
+        <w:rPr>
+          <w:rFonts w:ascii="Nirmala UI" w:hAnsi="Nirmala UI" w:cs="Nirmala UI"/>
+        </w:rPr>
+        <w:t>পাবে</w:t>
+      </w:r>
+      <w:proofErr w:type="spellEnd"/>
+      <w:r>
+        <w:rPr>
+          <w:rFonts w:ascii="Nirmala UI" w:hAnsi="Nirmala UI" w:cs="Nirmala UI"/>
+        </w:rPr>
+        <w:t>।</w:t>
+      </w:r>
+    </w:p>
+    <w:p>
+      <w:pPr>
+        <w:pStyle w:val="Heading1"/>
+        <w:spacing w:before="0"/>
+        <w:rPr>
+          <w:color w:val="FF0000"/>
+        </w:rPr>
+      </w:pPr>
+      <w:r>
+        <w:rPr>
+          <w:color w:val="FF0000"/>
+        </w:rPr>
+        <w:t xml:space="preserve">4. Multiple </w:t>
+      </w:r>
+      <w:proofErr w:type="gramStart"/>
+      <w:r>
+        <w:rPr>
+          <w:color w:val="FF0000"/>
+        </w:rPr>
+        <w:t xml:space="preserve">Inheritance </w:t>
+      </w:r>
+      <w:r>
+        <w:rPr>
+          <w:rFonts w:ascii="Segoe UI Symbol" w:hAnsi="Segoe UI Symbol" w:cs="Segoe UI Symbol"/>
+          <w:color w:val="FF0000"/>
+        </w:rPr>
+        <w:t>❌</w:t>
+      </w:r>
+      <w:r>
+        <w:rPr>
+          <w:color w:val="FF0000"/>
+        </w:rPr>
+        <w:t xml:space="preserve"> (</w:t>
+      </w:r>
+      <w:proofErr w:type="gramEnd"/>
+      <w:r>
+        <w:rPr>
+          <w:color w:val="FF0000"/>
+        </w:rPr>
+        <w:t>Java Class-</w:t>
+      </w:r>
+      <w:r>
+        <w:rPr>
+          <w:rFonts w:ascii="Nirmala UI" w:hAnsi="Nirmala UI" w:cs="Nirmala UI"/>
+          <w:color w:val="FF0000"/>
+        </w:rPr>
+        <w:t>এ</w:t>
+      </w:r>
+      <w:r>
+        <w:rPr>
+          <w:color w:val="FF0000"/>
+        </w:rPr>
+        <w:t xml:space="preserve"> Support </w:t>
+      </w:r>
+      <w:proofErr w:type="spellStart"/>
+      <w:r>
+        <w:rPr>
+          <w:rFonts w:ascii="Nirmala UI" w:hAnsi="Nirmala UI" w:cs="Nirmala UI"/>
+          <w:color w:val="FF0000"/>
+        </w:rPr>
+        <w:t>করে</w:t>
+      </w:r>
+      <w:proofErr w:type="spellEnd"/>
+      <w:r>
+        <w:rPr>
+          <w:color w:val="FF0000"/>
+        </w:rPr>
+        <w:t xml:space="preserve"> </w:t>
+      </w:r>
+      <w:proofErr w:type="spellStart"/>
+      <w:r>
+        <w:rPr>
+          <w:rFonts w:ascii="Nirmala UI" w:hAnsi="Nirmala UI" w:cs="Nirmala UI"/>
+          <w:color w:val="FF0000"/>
+        </w:rPr>
+        <w:t>না</w:t>
+      </w:r>
+      <w:proofErr w:type="spellEnd"/>
+      <w:r>
+        <w:rPr>
+          <w:color w:val="FF0000"/>
+        </w:rPr>
+        <w:t>)</w:t>
+      </w:r>
+    </w:p>
+    <w:p>
+      <w:pPr>
+        <w:pStyle w:val="HTMLPreformatted"/>
+        <w:rPr>
+          <w:rStyle w:val="HTMLCode"/>
+        </w:rPr>
+      </w:pPr>
+      <w:r>
+        <w:rPr>
+          <w:rStyle w:val="HTMLCode"/>
+        </w:rPr>
+        <w:t xml:space="preserve"> Animal1      Animal2</w:t>
+      </w:r>
+    </w:p>
+    <w:p>
+      <w:pPr>
+        <w:pStyle w:val="HTMLPreformatted"/>
+        <w:rPr>
+          <w:rStyle w:val="HTMLCode"/>
+        </w:rPr>
+      </w:pPr>
+      <w:r>
+        <w:rPr>
+          <w:rStyle w:val="HTMLCode"/>
+        </w:rPr>
+        <w:t xml:space="preserve">      \        /</w:t>
+      </w:r>
+    </w:p>
+    <w:p>
+      <w:pPr>
+        <w:pStyle w:val="HTMLPreformatted"/>
+        <w:rPr>
+          <w:rStyle w:val="HTMLCode"/>
+        </w:rPr>
+      </w:pPr>
+      <w:r>
+        <w:rPr>
+          <w:rStyle w:val="HTMLCode"/>
+        </w:rPr>
+        <w:t xml:space="preserve">       \      /</w:t>
+      </w:r>
+    </w:p>
+    <w:p>
+      <w:pPr>
+        <w:pStyle w:val="HTMLPreformatted"/>
+      </w:pPr>
+      <w:r>
+        <w:rPr>
+          <w:rStyle w:val="HTMLCode"/>
+        </w:rPr>
+        <w:t xml:space="preserve">      </w:t>
+      </w:r>
+      <w:proofErr w:type="spellStart"/>
+      <w:r>
+        <w:rPr>
+          <w:rStyle w:val="HTMLCode"/>
+        </w:rPr>
+        <w:t>BabyAnimal</w:t>
+      </w:r>
+      <w:proofErr w:type="spellEnd"/>
+    </w:p>
+    <w:p>
+      <w:pPr>
+        <w:pStyle w:val="NormalWeb"/>
+        <w:spacing w:before="0" w:beforeAutospacing="0"/>
+      </w:pPr>
+      <w:r>
+        <w:t>Example (Java Class-</w:t>
+      </w:r>
+      <w:r>
+        <w:rPr>
+          <w:rFonts w:ascii="Nirmala UI" w:hAnsi="Nirmala UI" w:cs="Nirmala UI"/>
+        </w:rPr>
+        <w:t>এ</w:t>
+      </w:r>
+      <w:r>
+        <w:t xml:space="preserve"> </w:t>
+      </w:r>
+      <w:proofErr w:type="spellStart"/>
+      <w:r>
+        <w:rPr>
+          <w:rFonts w:ascii="Nirmala UI" w:hAnsi="Nirmala UI" w:cs="Nirmala UI"/>
+        </w:rPr>
+        <w:t>সম্ভব</w:t>
+      </w:r>
+      <w:proofErr w:type="spellEnd"/>
+      <w:r>
+        <w:t xml:space="preserve"> </w:t>
+      </w:r>
+      <w:proofErr w:type="spellStart"/>
+      <w:r>
+        <w:rPr>
+          <w:rFonts w:ascii="Nirmala UI" w:hAnsi="Nirmala UI" w:cs="Nirmala UI"/>
+        </w:rPr>
+        <w:t>নয়</w:t>
+      </w:r>
+      <w:proofErr w:type="spellEnd"/>
+      <w:r>
+        <w:t>)</w:t>
+      </w:r>
+    </w:p>
+    <w:p>
+      <w:pPr>
+        <w:pStyle w:val="HTMLPreformatted"/>
+      </w:pPr>
+      <w:r>
+        <w:rPr>
+          <w:rStyle w:val="g"/>
+          <w:rFonts w:eastAsiaTheme="majorEastAsia"/>
+        </w:rPr>
+        <w:t>class</w:t>
+      </w:r>
+      <w:r>
+        <w:rPr>
+          <w:rStyle w:val="HTMLCode"/>
+        </w:rPr>
+        <w:t xml:space="preserve"> </w:t>
+      </w:r>
+      <w:proofErr w:type="spellStart"/>
+      <w:r>
+        <w:rPr>
+          <w:rStyle w:val="m"/>
+          <w:rFonts w:eastAsiaTheme="majorEastAsia"/>
+        </w:rPr>
+        <w:t>BabyAnimal</w:t>
+      </w:r>
+      <w:proofErr w:type="spellEnd"/>
+      <w:r>
+        <w:rPr>
+          <w:rStyle w:val="HTMLCode"/>
+        </w:rPr>
+        <w:t xml:space="preserve"> </w:t>
+      </w:r>
+      <w:r>
+        <w:rPr>
+          <w:rStyle w:val="g"/>
+          <w:rFonts w:eastAsiaTheme="majorEastAsia"/>
+        </w:rPr>
+        <w:t>extends</w:t>
+      </w:r>
+      <w:r>
+        <w:rPr>
+          <w:rStyle w:val="HTMLCode"/>
+        </w:rPr>
+        <w:t xml:space="preserve"> </w:t>
+      </w:r>
+      <w:r>
+        <w:rPr>
+          <w:rStyle w:val="m"/>
+          <w:rFonts w:eastAsiaTheme="majorEastAsia"/>
+        </w:rPr>
+        <w:t>Dog</w:t>
+      </w:r>
+      <w:r>
+        <w:rPr>
+          <w:rStyle w:val="HTMLCode"/>
+        </w:rPr>
+        <w:t xml:space="preserve">, </w:t>
+      </w:r>
+      <w:r>
+        <w:rPr>
+          <w:rStyle w:val="m"/>
+          <w:rFonts w:eastAsiaTheme="majorEastAsia"/>
+        </w:rPr>
+        <w:t>Cat</w:t>
+      </w:r>
+    </w:p>
+    <w:p>
+      <w:pPr>
+        <w:pStyle w:val="NormalWeb"/>
+        <w:spacing w:before="0" w:beforeAutospacing="0"/>
+      </w:pPr>
+      <w:r>
+        <w:rPr>
+          <w:rFonts w:ascii="Segoe UI Symbol" w:hAnsi="Segoe UI Symbol" w:cs="Segoe UI Symbol"/>
+        </w:rPr>
+        <w:t>❌</w:t>
+      </w:r>
+      <w:r>
+        <w:t xml:space="preserve"> Error</w:t>
+      </w:r>
+    </w:p>
+    <w:p>
+      <w:pPr>
+        <w:pStyle w:val="NormalWeb"/>
+        <w:spacing w:before="0" w:beforeAutospacing="0"/>
+      </w:pPr>
+      <w:proofErr w:type="spellStart"/>
+      <w:r>
+        <w:rPr>
+          <w:rFonts w:ascii="Nirmala UI" w:hAnsi="Nirmala UI" w:cs="Nirmala UI"/>
+        </w:rPr>
+        <w:t>কারণ</w:t>
+      </w:r>
+      <w:proofErr w:type="spellEnd"/>
+      <w:r>
+        <w:t xml:space="preserve"> Java </w:t>
+      </w:r>
+      <w:proofErr w:type="spellStart"/>
+      <w:r>
+        <w:rPr>
+          <w:rFonts w:ascii="Nirmala UI" w:hAnsi="Nirmala UI" w:cs="Nirmala UI"/>
+        </w:rPr>
+        <w:t>জানবে</w:t>
+      </w:r>
+      <w:proofErr w:type="spellEnd"/>
+      <w:r>
+        <w:t xml:space="preserve"> </w:t>
+      </w:r>
+      <w:proofErr w:type="spellStart"/>
+      <w:r>
+        <w:rPr>
+          <w:rFonts w:ascii="Nirmala UI" w:hAnsi="Nirmala UI" w:cs="Nirmala UI"/>
+        </w:rPr>
+        <w:t>না</w:t>
+      </w:r>
+      <w:proofErr w:type="spellEnd"/>
+      <w:r>
+        <w:t xml:space="preserve"> </w:t>
+      </w:r>
+      <w:proofErr w:type="gramStart"/>
+      <w:r>
+        <w:rPr>
+          <w:rStyle w:val="HTMLCode"/>
+        </w:rPr>
+        <w:t>sound(</w:t>
+      </w:r>
+      <w:proofErr w:type="gramEnd"/>
+      <w:r>
+        <w:rPr>
+          <w:rStyle w:val="HTMLCode"/>
+        </w:rPr>
+        <w:t>)</w:t>
+      </w:r>
+      <w:r>
+        <w:t xml:space="preserve"> Method Dog-</w:t>
+      </w:r>
+      <w:proofErr w:type="spellStart"/>
+      <w:r>
+        <w:rPr>
+          <w:rFonts w:ascii="Nirmala UI" w:hAnsi="Nirmala UI" w:cs="Nirmala UI"/>
+        </w:rPr>
+        <w:t>এর</w:t>
+      </w:r>
+      <w:proofErr w:type="spellEnd"/>
+      <w:r>
+        <w:t xml:space="preserve"> </w:t>
+      </w:r>
+      <w:proofErr w:type="spellStart"/>
+      <w:r>
+        <w:rPr>
+          <w:rFonts w:ascii="Nirmala UI" w:hAnsi="Nirmala UI" w:cs="Nirmala UI"/>
+        </w:rPr>
+        <w:t>নাকি</w:t>
+      </w:r>
+      <w:proofErr w:type="spellEnd"/>
+      <w:r>
+        <w:t xml:space="preserve"> Cat-</w:t>
+      </w:r>
+      <w:proofErr w:type="spellStart"/>
+      <w:r>
+        <w:rPr>
+          <w:rFonts w:ascii="Nirmala UI" w:hAnsi="Nirmala UI" w:cs="Nirmala UI"/>
+        </w:rPr>
+        <w:t>এর</w:t>
+      </w:r>
+      <w:proofErr w:type="spellEnd"/>
+      <w:r>
+        <w:t xml:space="preserve"> Call </w:t>
+      </w:r>
+      <w:proofErr w:type="spellStart"/>
+      <w:r>
+        <w:rPr>
+          <w:rFonts w:ascii="Nirmala UI" w:hAnsi="Nirmala UI" w:cs="Nirmala UI"/>
+        </w:rPr>
+        <w:t>করবে</w:t>
+      </w:r>
+      <w:proofErr w:type="spellEnd"/>
+      <w:r>
+        <w:rPr>
+          <w:rFonts w:ascii="Nirmala UI" w:hAnsi="Nirmala UI" w:cs="Nirmala UI"/>
+        </w:rPr>
+        <w:t>।</w:t>
+      </w:r>
+    </w:p>
+    <w:p>
+      <w:pPr>
+        <w:pStyle w:val="NormalWeb"/>
+        <w:spacing w:before="0" w:beforeAutospacing="0"/>
+      </w:pPr>
+      <w:proofErr w:type="spellStart"/>
+      <w:r>
+        <w:rPr>
+          <w:rFonts w:ascii="Nirmala UI" w:hAnsi="Nirmala UI" w:cs="Nirmala UI"/>
+        </w:rPr>
+        <w:lastRenderedPageBreak/>
+        <w:t>এটাকে</w:t>
+      </w:r>
+      <w:proofErr w:type="spellEnd"/>
+      <w:r>
+        <w:t xml:space="preserve"> </w:t>
+      </w:r>
+      <w:r>
+        <w:rPr>
+          <w:rStyle w:val="Strong"/>
+        </w:rPr>
+        <w:t>Diamond Problem</w:t>
+      </w:r>
+      <w:r>
+        <w:t xml:space="preserve"> </w:t>
+      </w:r>
+      <w:proofErr w:type="spellStart"/>
+      <w:r>
+        <w:rPr>
+          <w:rFonts w:ascii="Nirmala UI" w:hAnsi="Nirmala UI" w:cs="Nirmala UI"/>
+        </w:rPr>
+        <w:t>বলে</w:t>
+      </w:r>
+      <w:proofErr w:type="spellEnd"/>
+      <w:r>
+        <w:rPr>
+          <w:rFonts w:ascii="Nirmala UI" w:hAnsi="Nirmala UI" w:cs="Nirmala UI"/>
+        </w:rPr>
+        <w:t>।</w:t>
+      </w:r>
+    </w:p>
+    <w:p>
+      <w:pPr>
+        <w:pStyle w:val="Heading1"/>
+        <w:spacing w:before="0"/>
+        <w:rPr>
+          <w:b/>
+          <w:color w:val="FF0000"/>
+        </w:rPr>
+      </w:pPr>
+      <w:r>
+        <w:rPr>
+          <w:b/>
+          <w:color w:val="FF0000"/>
+        </w:rPr>
+        <w:t>Hybrid Inheritance</w:t>
+      </w:r>
+    </w:p>
+    <w:p>
+      <w:pPr>
+        <w:pStyle w:val="NormalWeb"/>
+        <w:spacing w:before="0" w:beforeAutospacing="0"/>
+      </w:pPr>
+      <w:r>
+        <w:rPr>
+          <w:rStyle w:val="Strong"/>
+        </w:rPr>
+        <w:t>Hybrid Inheritance</w:t>
+      </w:r>
+      <w:r>
+        <w:t xml:space="preserve"> </w:t>
+      </w:r>
+      <w:proofErr w:type="spellStart"/>
+      <w:r>
+        <w:rPr>
+          <w:rFonts w:ascii="Nirmala UI" w:hAnsi="Nirmala UI" w:cs="Nirmala UI"/>
+        </w:rPr>
+        <w:t>হলো</w:t>
+      </w:r>
+      <w:proofErr w:type="spellEnd"/>
+      <w:r>
+        <w:t xml:space="preserve"> </w:t>
+      </w:r>
+      <w:proofErr w:type="spellStart"/>
+      <w:r>
+        <w:rPr>
+          <w:rStyle w:val="Strong"/>
+          <w:rFonts w:ascii="Nirmala UI" w:hAnsi="Nirmala UI" w:cs="Nirmala UI"/>
+        </w:rPr>
+        <w:t>দুই</w:t>
+      </w:r>
+      <w:proofErr w:type="spellEnd"/>
+      <w:r>
+        <w:rPr>
+          <w:rStyle w:val="Strong"/>
+        </w:rPr>
+        <w:t xml:space="preserve"> </w:t>
+      </w:r>
+      <w:proofErr w:type="spellStart"/>
+      <w:r>
+        <w:rPr>
+          <w:rStyle w:val="Strong"/>
+          <w:rFonts w:ascii="Nirmala UI" w:hAnsi="Nirmala UI" w:cs="Nirmala UI"/>
+        </w:rPr>
+        <w:t>বা</w:t>
+      </w:r>
+      <w:proofErr w:type="spellEnd"/>
+      <w:r>
+        <w:rPr>
+          <w:rStyle w:val="Strong"/>
+        </w:rPr>
+        <w:t xml:space="preserve"> </w:t>
+      </w:r>
+      <w:proofErr w:type="spellStart"/>
+      <w:r>
+        <w:rPr>
+          <w:rStyle w:val="Strong"/>
+          <w:rFonts w:ascii="Nirmala UI" w:hAnsi="Nirmala UI" w:cs="Nirmala UI"/>
+        </w:rPr>
+        <w:t>ততোধিক</w:t>
+      </w:r>
+      <w:proofErr w:type="spellEnd"/>
+      <w:r>
+        <w:rPr>
+          <w:rStyle w:val="Strong"/>
+        </w:rPr>
+        <w:t xml:space="preserve"> Inheritance-</w:t>
+      </w:r>
+      <w:proofErr w:type="spellStart"/>
+      <w:r>
+        <w:rPr>
+          <w:rStyle w:val="Strong"/>
+          <w:rFonts w:ascii="Nirmala UI" w:hAnsi="Nirmala UI" w:cs="Nirmala UI"/>
+        </w:rPr>
+        <w:t>এর</w:t>
+      </w:r>
+      <w:proofErr w:type="spellEnd"/>
+      <w:r>
+        <w:rPr>
+          <w:rStyle w:val="Strong"/>
+        </w:rPr>
+        <w:t xml:space="preserve"> Combination</w:t>
+      </w:r>
+      <w:r>
+        <w:rPr>
+          <w:rStyle w:val="Strong"/>
+          <w:rFonts w:ascii="Nirmala UI" w:hAnsi="Nirmala UI" w:cs="Nirmala UI"/>
+        </w:rPr>
+        <w:t>।</w:t>
+      </w:r>
+    </w:p>
+    <w:p>
+      <w:pPr>
+        <w:pStyle w:val="Heading2"/>
+        <w:spacing w:before="0"/>
+      </w:pPr>
+      <w:r>
+        <w:t>Easy Example</w:t>
+      </w:r>
+    </w:p>
+    <w:p>
+      <w:pPr>
+        <w:pStyle w:val="NormalWeb"/>
+        <w:spacing w:before="0" w:beforeAutospacing="0"/>
+      </w:pPr>
+      <w:proofErr w:type="spellStart"/>
+      <w:r>
+        <w:rPr>
+          <w:rFonts w:ascii="Nirmala UI" w:hAnsi="Nirmala UI" w:cs="Nirmala UI"/>
+        </w:rPr>
+        <w:t>ধরো</w:t>
+      </w:r>
+      <w:proofErr w:type="spellEnd"/>
+      <w:r>
+        <w:t>,</w:t>
+      </w:r>
+    </w:p>
+    <w:p>
+      <w:pPr>
+        <w:pStyle w:val="HTMLPreformatted"/>
+        <w:rPr>
+          <w:rStyle w:val="HTMLCode"/>
+          <w:rFonts w:eastAsiaTheme="majorEastAsia"/>
+        </w:rPr>
+      </w:pPr>
+      <w:r>
+        <w:rPr>
+          <w:rStyle w:val="HTMLCode"/>
+          <w:rFonts w:eastAsiaTheme="majorEastAsia"/>
+        </w:rPr>
+        <w:t xml:space="preserve">        Animal</w:t>
+      </w:r>
+    </w:p>
+    <w:p>
+      <w:pPr>
+        <w:pStyle w:val="HTMLPreformatted"/>
+        <w:rPr>
+          <w:rStyle w:val="HTMLCode"/>
+          <w:rFonts w:eastAsiaTheme="majorEastAsia"/>
+        </w:rPr>
+      </w:pPr>
+      <w:r>
+        <w:rPr>
+          <w:rStyle w:val="HTMLCode"/>
+          <w:rFonts w:eastAsiaTheme="majorEastAsia"/>
+        </w:rPr>
+        <w:t xml:space="preserve">       /      \</w:t>
+      </w:r>
+    </w:p>
+    <w:p>
+      <w:pPr>
+        <w:pStyle w:val="HTMLPreformatted"/>
+        <w:rPr>
+          <w:rStyle w:val="HTMLCode"/>
+          <w:rFonts w:eastAsiaTheme="majorEastAsia"/>
+        </w:rPr>
+      </w:pPr>
+      <w:r>
+        <w:rPr>
+          <w:rStyle w:val="HTMLCode"/>
+          <w:rFonts w:eastAsiaTheme="majorEastAsia"/>
+        </w:rPr>
+        <w:t xml:space="preserve">     Dog      Cat</w:t>
+      </w:r>
+    </w:p>
+    <w:p>
+      <w:pPr>
+        <w:pStyle w:val="HTMLPreformatted"/>
+        <w:rPr>
+          <w:rStyle w:val="HTMLCode"/>
+          <w:rFonts w:eastAsiaTheme="majorEastAsia"/>
+        </w:rPr>
+      </w:pPr>
+      <w:r>
+        <w:rPr>
+          <w:rStyle w:val="HTMLCode"/>
+          <w:rFonts w:eastAsiaTheme="majorEastAsia"/>
+        </w:rPr>
+        <w:t xml:space="preserve">        \    /</w:t>
+      </w:r>
+    </w:p>
+    <w:p>
+      <w:pPr>
+        <w:pStyle w:val="HTMLPreformatted"/>
+      </w:pPr>
+      <w:r>
+        <w:rPr>
+          <w:rStyle w:val="HTMLCode"/>
+          <w:rFonts w:eastAsiaTheme="majorEastAsia"/>
+        </w:rPr>
+        <w:t xml:space="preserve">      </w:t>
+      </w:r>
+      <w:proofErr w:type="spellStart"/>
+      <w:r>
+        <w:rPr>
+          <w:rStyle w:val="HTMLCode"/>
+          <w:rFonts w:eastAsiaTheme="majorEastAsia"/>
+        </w:rPr>
+        <w:t>BabyAnimal</w:t>
+      </w:r>
+      <w:proofErr w:type="spellEnd"/>
+    </w:p>
+    <w:p>
+      <w:pPr>
+        <w:pStyle w:val="NormalWeb"/>
+        <w:spacing w:before="0" w:beforeAutospacing="0"/>
+      </w:pPr>
+      <w:proofErr w:type="spellStart"/>
+      <w:r>
+        <w:rPr>
+          <w:rFonts w:ascii="Nirmala UI" w:hAnsi="Nirmala UI" w:cs="Nirmala UI"/>
+        </w:rPr>
+        <w:t>এখন</w:t>
+      </w:r>
+      <w:proofErr w:type="spellEnd"/>
+      <w:r>
+        <w:t xml:space="preserve"> Java Code </w:t>
+      </w:r>
+      <w:proofErr w:type="spellStart"/>
+      <w:r>
+        <w:rPr>
+          <w:rFonts w:ascii="Nirmala UI" w:hAnsi="Nirmala UI" w:cs="Nirmala UI"/>
+        </w:rPr>
+        <w:t>কল্পনা</w:t>
+      </w:r>
+      <w:proofErr w:type="spellEnd"/>
+      <w:r>
+        <w:t xml:space="preserve"> </w:t>
+      </w:r>
+      <w:proofErr w:type="spellStart"/>
+      <w:r>
+        <w:rPr>
+          <w:rFonts w:ascii="Nirmala UI" w:hAnsi="Nirmala UI" w:cs="Nirmala UI"/>
+        </w:rPr>
+        <w:t>করো</w:t>
+      </w:r>
+      <w:proofErr w:type="spellEnd"/>
+      <w:r>
+        <w:t>—</w:t>
+      </w:r>
+    </w:p>
+    <w:p>
+      <w:pPr>
+        <w:pStyle w:val="HTMLPreformatted"/>
+        <w:rPr>
+          <w:rStyle w:val="HTMLCode"/>
+          <w:rFonts w:eastAsiaTheme="majorEastAsia"/>
+        </w:rPr>
+      </w:pPr>
+      <w:r>
+        <w:rPr>
+          <w:rStyle w:val="g"/>
+          <w:rFonts w:eastAsiaTheme="majorEastAsia"/>
+        </w:rPr>
+        <w:t>class</w:t>
+      </w:r>
+      <w:r>
+        <w:rPr>
+          <w:rStyle w:val="HTMLCode"/>
+          <w:rFonts w:eastAsiaTheme="majorEastAsia"/>
+        </w:rPr>
+        <w:t xml:space="preserve"> </w:t>
+      </w:r>
+      <w:r>
+        <w:rPr>
+          <w:rStyle w:val="m"/>
+        </w:rPr>
+        <w:t>Animal</w:t>
+      </w:r>
+      <w:r>
+        <w:rPr>
+          <w:rStyle w:val="HTMLCode"/>
+          <w:rFonts w:eastAsiaTheme="majorEastAsia"/>
+        </w:rPr>
+        <w:t xml:space="preserve"> {</w:t>
+      </w:r>
+    </w:p>
+    <w:p>
+      <w:pPr>
+        <w:pStyle w:val="HTMLPreformatted"/>
+        <w:rPr>
+          <w:rStyle w:val="HTMLCode"/>
+          <w:rFonts w:eastAsiaTheme="majorEastAsia"/>
+        </w:rPr>
+      </w:pPr>
+    </w:p>
+    <w:p>
+      <w:pPr>
+        <w:pStyle w:val="HTMLPreformatted"/>
+        <w:rPr>
+          <w:rStyle w:val="HTMLCode"/>
+          <w:rFonts w:eastAsiaTheme="majorEastAsia"/>
+        </w:rPr>
+      </w:pPr>
+      <w:r>
+        <w:rPr>
+          <w:rStyle w:val="HTMLCode"/>
+          <w:rFonts w:eastAsiaTheme="majorEastAsia"/>
+        </w:rPr>
+        <w:t xml:space="preserve">    </w:t>
+      </w:r>
+      <w:r>
+        <w:rPr>
+          <w:rStyle w:val="g"/>
+          <w:rFonts w:eastAsiaTheme="majorEastAsia"/>
+        </w:rPr>
+        <w:t>void</w:t>
+      </w:r>
+      <w:r>
+        <w:rPr>
+          <w:rStyle w:val="HTMLCode"/>
+          <w:rFonts w:eastAsiaTheme="majorEastAsia"/>
+        </w:rPr>
+        <w:t xml:space="preserve"> </w:t>
+      </w:r>
+      <w:proofErr w:type="gramStart"/>
+      <w:r>
+        <w:rPr>
+          <w:rStyle w:val="m"/>
+        </w:rPr>
+        <w:t>eat</w:t>
+      </w:r>
+      <w:r>
+        <w:rPr>
+          <w:rStyle w:val="HTMLCode"/>
+          <w:rFonts w:eastAsiaTheme="majorEastAsia"/>
+        </w:rPr>
+        <w:t>(</w:t>
+      </w:r>
+      <w:proofErr w:type="gramEnd"/>
+      <w:r>
+        <w:rPr>
+          <w:rStyle w:val="HTMLCode"/>
+          <w:rFonts w:eastAsiaTheme="majorEastAsia"/>
+        </w:rPr>
+        <w:t>) {</w:t>
+      </w:r>
+    </w:p>
+    <w:p>
+      <w:pPr>
+        <w:pStyle w:val="HTMLPreformatted"/>
+        <w:rPr>
+          <w:rStyle w:val="HTMLCode"/>
+          <w:rFonts w:eastAsiaTheme="majorEastAsia"/>
+        </w:rPr>
+      </w:pPr>
+      <w:r>
+        <w:rPr>
+          <w:rStyle w:val="HTMLCode"/>
+          <w:rFonts w:eastAsiaTheme="majorEastAsia"/>
+        </w:rPr>
+        <w:t xml:space="preserve">        </w:t>
+      </w:r>
+      <w:proofErr w:type="spellStart"/>
+      <w:r>
+        <w:rPr>
+          <w:rStyle w:val="m"/>
+        </w:rPr>
+        <w:t>System</w:t>
+      </w:r>
+      <w:r>
+        <w:rPr>
+          <w:rStyle w:val="g"/>
+          <w:rFonts w:eastAsiaTheme="majorEastAsia"/>
+        </w:rPr>
+        <w:t>.</w:t>
+      </w:r>
+      <w:r>
+        <w:rPr>
+          <w:rStyle w:val="m"/>
+        </w:rPr>
+        <w:t>out</w:t>
+      </w:r>
+      <w:r>
+        <w:rPr>
+          <w:rStyle w:val="g"/>
+          <w:rFonts w:eastAsiaTheme="majorEastAsia"/>
+        </w:rPr>
+        <w:t>.</w:t>
+      </w:r>
+      <w:r>
+        <w:rPr>
+          <w:rStyle w:val="m"/>
+        </w:rPr>
+        <w:t>println</w:t>
+      </w:r>
+      <w:proofErr w:type="spellEnd"/>
+      <w:r>
+        <w:rPr>
+          <w:rStyle w:val="HTMLCode"/>
+          <w:rFonts w:eastAsiaTheme="majorEastAsia"/>
+        </w:rPr>
+        <w:t>(</w:t>
+      </w:r>
+      <w:r>
+        <w:rPr>
+          <w:rStyle w:val="k"/>
+        </w:rPr>
+        <w:t>"Animal eats"</w:t>
+      </w:r>
+      <w:r>
+        <w:rPr>
+          <w:rStyle w:val="HTMLCode"/>
+          <w:rFonts w:eastAsiaTheme="majorEastAsia"/>
+        </w:rPr>
+        <w:t>);</w:t>
+      </w:r>
+    </w:p>
+    <w:p>
+      <w:pPr>
+        <w:pStyle w:val="HTMLPreformatted"/>
+        <w:rPr>
+          <w:rStyle w:val="HTMLCode"/>
+          <w:rFonts w:eastAsiaTheme="majorEastAsia"/>
+        </w:rPr>
+      </w:pPr>
+      <w:r>
+        <w:rPr>
+          <w:rStyle w:val="HTMLCode"/>
+          <w:rFonts w:eastAsiaTheme="majorEastAsia"/>
+        </w:rPr>
+        <w:t xml:space="preserve">    }</w:t>
+      </w:r>
+    </w:p>
+    <w:p>
+      <w:pPr>
+        <w:pStyle w:val="HTMLPreformatted"/>
+        <w:rPr>
+          <w:rStyle w:val="HTMLCode"/>
+          <w:rFonts w:eastAsiaTheme="majorEastAsia"/>
+        </w:rPr>
+      </w:pPr>
+      <w:r>
+        <w:rPr>
+          <w:rStyle w:val="HTMLCode"/>
+          <w:rFonts w:eastAsiaTheme="majorEastAsia"/>
+        </w:rPr>
+        <w:t>}</w:t>
+      </w:r>
+    </w:p>
+    <w:p>
+      <w:pPr>
+        <w:pStyle w:val="HTMLPreformatted"/>
+        <w:rPr>
+          <w:rStyle w:val="HTMLCode"/>
+          <w:rFonts w:eastAsiaTheme="majorEastAsia"/>
+        </w:rPr>
+      </w:pPr>
+    </w:p>
+    <w:p>
+      <w:pPr>
+        <w:pStyle w:val="HTMLPreformatted"/>
+        <w:rPr>
+          <w:rStyle w:val="HTMLCode"/>
+          <w:rFonts w:eastAsiaTheme="majorEastAsia"/>
+        </w:rPr>
+      </w:pPr>
+      <w:r>
+        <w:rPr>
+          <w:rStyle w:val="g"/>
+          <w:rFonts w:eastAsiaTheme="majorEastAsia"/>
+        </w:rPr>
+        <w:t>class</w:t>
+      </w:r>
+      <w:r>
+        <w:rPr>
+          <w:rStyle w:val="HTMLCode"/>
+          <w:rFonts w:eastAsiaTheme="majorEastAsia"/>
+        </w:rPr>
+        <w:t xml:space="preserve"> </w:t>
+      </w:r>
+      <w:r>
+        <w:rPr>
+          <w:rStyle w:val="m"/>
+        </w:rPr>
+        <w:t>Dog</w:t>
+      </w:r>
+      <w:r>
+        <w:rPr>
+          <w:rStyle w:val="HTMLCode"/>
+          <w:rFonts w:eastAsiaTheme="majorEastAsia"/>
+        </w:rPr>
+        <w:t xml:space="preserve"> </w:t>
+      </w:r>
+      <w:r>
+        <w:rPr>
+          <w:rStyle w:val="g"/>
+          <w:rFonts w:eastAsiaTheme="majorEastAsia"/>
+        </w:rPr>
+        <w:t>extends</w:t>
+      </w:r>
+      <w:r>
+        <w:rPr>
+          <w:rStyle w:val="HTMLCode"/>
+          <w:rFonts w:eastAsiaTheme="majorEastAsia"/>
+        </w:rPr>
+        <w:t xml:space="preserve"> </w:t>
+      </w:r>
+      <w:r>
+        <w:rPr>
+          <w:rStyle w:val="m"/>
+        </w:rPr>
+        <w:t>Animal</w:t>
+      </w:r>
+      <w:r>
+        <w:rPr>
+          <w:rStyle w:val="HTMLCode"/>
+          <w:rFonts w:eastAsiaTheme="majorEastAsia"/>
+        </w:rPr>
+        <w:t xml:space="preserve"> {</w:t>
+      </w:r>
+    </w:p>
+    <w:p>
+      <w:pPr>
+        <w:pStyle w:val="HTMLPreformatted"/>
+        <w:rPr>
+          <w:rStyle w:val="HTMLCode"/>
+          <w:rFonts w:eastAsiaTheme="majorEastAsia"/>
+        </w:rPr>
+      </w:pPr>
+    </w:p>
+    <w:p>
+      <w:pPr>
+        <w:pStyle w:val="HTMLPreformatted"/>
+        <w:rPr>
+          <w:rStyle w:val="HTMLCode"/>
+          <w:rFonts w:eastAsiaTheme="majorEastAsia"/>
+        </w:rPr>
+      </w:pPr>
+      <w:r>
+        <w:rPr>
+          <w:rStyle w:val="HTMLCode"/>
+          <w:rFonts w:eastAsiaTheme="majorEastAsia"/>
+        </w:rPr>
+        <w:t xml:space="preserve">    </w:t>
+      </w:r>
+      <w:r>
+        <w:rPr>
+          <w:rStyle w:val="g"/>
+          <w:rFonts w:eastAsiaTheme="majorEastAsia"/>
+        </w:rPr>
+        <w:t>void</w:t>
+      </w:r>
+      <w:r>
+        <w:rPr>
+          <w:rStyle w:val="HTMLCode"/>
+          <w:rFonts w:eastAsiaTheme="majorEastAsia"/>
+        </w:rPr>
+        <w:t xml:space="preserve"> </w:t>
+      </w:r>
+      <w:proofErr w:type="gramStart"/>
+      <w:r>
+        <w:rPr>
+          <w:rStyle w:val="m"/>
+        </w:rPr>
+        <w:t>bark</w:t>
+      </w:r>
+      <w:r>
+        <w:rPr>
+          <w:rStyle w:val="HTMLCode"/>
+          <w:rFonts w:eastAsiaTheme="majorEastAsia"/>
+        </w:rPr>
+        <w:t>(</w:t>
+      </w:r>
+      <w:proofErr w:type="gramEnd"/>
+      <w:r>
+        <w:rPr>
+          <w:rStyle w:val="HTMLCode"/>
+          <w:rFonts w:eastAsiaTheme="majorEastAsia"/>
+        </w:rPr>
+        <w:t>) {</w:t>
+      </w:r>
+    </w:p>
+    <w:p>
+      <w:pPr>
+        <w:pStyle w:val="HTMLPreformatted"/>
+        <w:rPr>
+          <w:rStyle w:val="HTMLCode"/>
+          <w:rFonts w:eastAsiaTheme="majorEastAsia"/>
+        </w:rPr>
+      </w:pPr>
+      <w:r>
+        <w:rPr>
+          <w:rStyle w:val="HTMLCode"/>
+          <w:rFonts w:eastAsiaTheme="majorEastAsia"/>
+        </w:rPr>
+        <w:t xml:space="preserve">        </w:t>
+      </w:r>
+      <w:proofErr w:type="spellStart"/>
+      <w:r>
+        <w:rPr>
+          <w:rStyle w:val="m"/>
+        </w:rPr>
+        <w:t>System</w:t>
+      </w:r>
+      <w:r>
+        <w:rPr>
+          <w:rStyle w:val="g"/>
+          <w:rFonts w:eastAsiaTheme="majorEastAsia"/>
+        </w:rPr>
+        <w:t>.</w:t>
+      </w:r>
+      <w:r>
+        <w:rPr>
+          <w:rStyle w:val="m"/>
+        </w:rPr>
+        <w:t>out</w:t>
+      </w:r>
+      <w:r>
+        <w:rPr>
+          <w:rStyle w:val="g"/>
+          <w:rFonts w:eastAsiaTheme="majorEastAsia"/>
+        </w:rPr>
+        <w:t>.</w:t>
+      </w:r>
+      <w:r>
+        <w:rPr>
+          <w:rStyle w:val="m"/>
+        </w:rPr>
+        <w:t>println</w:t>
+      </w:r>
+      <w:proofErr w:type="spellEnd"/>
+      <w:r>
+        <w:rPr>
+          <w:rStyle w:val="HTMLCode"/>
+          <w:rFonts w:eastAsiaTheme="majorEastAsia"/>
+        </w:rPr>
+        <w:t>(</w:t>
+      </w:r>
+      <w:r>
+        <w:rPr>
+          <w:rStyle w:val="k"/>
+        </w:rPr>
+        <w:t>"Dog barks"</w:t>
+      </w:r>
+      <w:r>
+        <w:rPr>
+          <w:rStyle w:val="HTMLCode"/>
+          <w:rFonts w:eastAsiaTheme="majorEastAsia"/>
+        </w:rPr>
+        <w:t>);</w:t>
+      </w:r>
+    </w:p>
+    <w:p>
+      <w:pPr>
+        <w:pStyle w:val="HTMLPreformatted"/>
+        <w:rPr>
+          <w:rStyle w:val="HTMLCode"/>
+          <w:rFonts w:eastAsiaTheme="majorEastAsia"/>
+        </w:rPr>
+      </w:pPr>
+      <w:r>
+        <w:rPr>
+          <w:rStyle w:val="HTMLCode"/>
+          <w:rFonts w:eastAsiaTheme="majorEastAsia"/>
+        </w:rPr>
+        <w:t xml:space="preserve">    }</w:t>
+      </w:r>
+    </w:p>
+    <w:p>
+      <w:pPr>
+        <w:pStyle w:val="HTMLPreformatted"/>
+        <w:rPr>
+          <w:rStyle w:val="HTMLCode"/>
+          <w:rFonts w:eastAsiaTheme="majorEastAsia"/>
+        </w:rPr>
+      </w:pPr>
+      <w:r>
+        <w:rPr>
+          <w:rStyle w:val="HTMLCode"/>
+          <w:rFonts w:eastAsiaTheme="majorEastAsia"/>
+        </w:rPr>
+        <w:t>}</w:t>
+      </w:r>
+    </w:p>
+    <w:p>
+      <w:pPr>
+        <w:pStyle w:val="HTMLPreformatted"/>
+        <w:rPr>
+          <w:rStyle w:val="HTMLCode"/>
+          <w:rFonts w:eastAsiaTheme="majorEastAsia"/>
+        </w:rPr>
+      </w:pPr>
+    </w:p>
+    <w:p>
+      <w:pPr>
+        <w:pStyle w:val="HTMLPreformatted"/>
+        <w:rPr>
+          <w:rStyle w:val="HTMLCode"/>
+          <w:rFonts w:eastAsiaTheme="majorEastAsia"/>
+        </w:rPr>
+      </w:pPr>
+      <w:r>
+        <w:rPr>
+          <w:rStyle w:val="g"/>
+          <w:rFonts w:eastAsiaTheme="majorEastAsia"/>
+        </w:rPr>
+        <w:t>class</w:t>
+      </w:r>
+      <w:r>
+        <w:rPr>
+          <w:rStyle w:val="HTMLCode"/>
+          <w:rFonts w:eastAsiaTheme="majorEastAsia"/>
+        </w:rPr>
+        <w:t xml:space="preserve"> </w:t>
+      </w:r>
+      <w:r>
+        <w:rPr>
+          <w:rStyle w:val="m"/>
+        </w:rPr>
+        <w:t>Cat</w:t>
+      </w:r>
+      <w:r>
+        <w:rPr>
+          <w:rStyle w:val="HTMLCode"/>
+          <w:rFonts w:eastAsiaTheme="majorEastAsia"/>
+        </w:rPr>
+        <w:t xml:space="preserve"> </w:t>
+      </w:r>
+      <w:r>
+        <w:rPr>
+          <w:rStyle w:val="g"/>
+          <w:rFonts w:eastAsiaTheme="majorEastAsia"/>
+        </w:rPr>
+        <w:t>extends</w:t>
+      </w:r>
+      <w:r>
+        <w:rPr>
+          <w:rStyle w:val="HTMLCode"/>
+          <w:rFonts w:eastAsiaTheme="majorEastAsia"/>
+        </w:rPr>
+        <w:t xml:space="preserve"> </w:t>
+      </w:r>
+      <w:r>
+        <w:rPr>
+          <w:rStyle w:val="m"/>
+        </w:rPr>
+        <w:t>Animal</w:t>
+      </w:r>
+      <w:r>
+        <w:rPr>
+          <w:rStyle w:val="HTMLCode"/>
+          <w:rFonts w:eastAsiaTheme="majorEastAsia"/>
+        </w:rPr>
+        <w:t xml:space="preserve"> {</w:t>
+      </w:r>
+    </w:p>
+    <w:p>
+      <w:pPr>
+        <w:pStyle w:val="HTMLPreformatted"/>
+        <w:rPr>
+          <w:rStyle w:val="HTMLCode"/>
+          <w:rFonts w:eastAsiaTheme="majorEastAsia"/>
+        </w:rPr>
+      </w:pPr>
+    </w:p>
+    <w:p>
+      <w:pPr>
+        <w:pStyle w:val="HTMLPreformatted"/>
+        <w:rPr>
+          <w:rStyle w:val="HTMLCode"/>
+          <w:rFonts w:eastAsiaTheme="majorEastAsia"/>
+        </w:rPr>
+      </w:pPr>
+      <w:r>
+        <w:rPr>
+          <w:rStyle w:val="HTMLCode"/>
+          <w:rFonts w:eastAsiaTheme="majorEastAsia"/>
+        </w:rPr>
+        <w:t xml:space="preserve">    </w:t>
+      </w:r>
+      <w:r>
+        <w:rPr>
+          <w:rStyle w:val="g"/>
+          <w:rFonts w:eastAsiaTheme="majorEastAsia"/>
+        </w:rPr>
+        <w:t>void</w:t>
+      </w:r>
+      <w:r>
+        <w:rPr>
+          <w:rStyle w:val="HTMLCode"/>
+          <w:rFonts w:eastAsiaTheme="majorEastAsia"/>
+        </w:rPr>
+        <w:t xml:space="preserve"> </w:t>
+      </w:r>
+      <w:proofErr w:type="gramStart"/>
+      <w:r>
+        <w:rPr>
+          <w:rStyle w:val="m"/>
+        </w:rPr>
+        <w:t>meow</w:t>
+      </w:r>
+      <w:r>
+        <w:rPr>
+          <w:rStyle w:val="HTMLCode"/>
+          <w:rFonts w:eastAsiaTheme="majorEastAsia"/>
+        </w:rPr>
+        <w:t>(</w:t>
+      </w:r>
+      <w:proofErr w:type="gramEnd"/>
+      <w:r>
+        <w:rPr>
+          <w:rStyle w:val="HTMLCode"/>
+          <w:rFonts w:eastAsiaTheme="majorEastAsia"/>
+        </w:rPr>
+        <w:t>) {</w:t>
+      </w:r>
+    </w:p>
+    <w:p>
+      <w:pPr>
+        <w:pStyle w:val="HTMLPreformatted"/>
+        <w:rPr>
+          <w:rStyle w:val="HTMLCode"/>
+          <w:rFonts w:eastAsiaTheme="majorEastAsia"/>
+        </w:rPr>
+      </w:pPr>
+      <w:r>
+        <w:rPr>
+          <w:rStyle w:val="HTMLCode"/>
+          <w:rFonts w:eastAsiaTheme="majorEastAsia"/>
+        </w:rPr>
+        <w:t xml:space="preserve">        </w:t>
+      </w:r>
+      <w:proofErr w:type="spellStart"/>
+      <w:r>
+        <w:rPr>
+          <w:rStyle w:val="m"/>
+        </w:rPr>
+        <w:t>System</w:t>
+      </w:r>
+      <w:r>
+        <w:rPr>
+          <w:rStyle w:val="g"/>
+          <w:rFonts w:eastAsiaTheme="majorEastAsia"/>
+        </w:rPr>
+        <w:t>.</w:t>
+      </w:r>
+      <w:r>
+        <w:rPr>
+          <w:rStyle w:val="m"/>
+        </w:rPr>
+        <w:t>out</w:t>
+      </w:r>
+      <w:r>
+        <w:rPr>
+          <w:rStyle w:val="g"/>
+          <w:rFonts w:eastAsiaTheme="majorEastAsia"/>
+        </w:rPr>
+        <w:t>.</w:t>
+      </w:r>
+      <w:r>
+        <w:rPr>
+          <w:rStyle w:val="m"/>
+        </w:rPr>
+        <w:t>println</w:t>
+      </w:r>
+      <w:proofErr w:type="spellEnd"/>
+      <w:r>
+        <w:rPr>
+          <w:rStyle w:val="HTMLCode"/>
+          <w:rFonts w:eastAsiaTheme="majorEastAsia"/>
+        </w:rPr>
+        <w:t>(</w:t>
+      </w:r>
+      <w:r>
+        <w:rPr>
+          <w:rStyle w:val="k"/>
+        </w:rPr>
+        <w:t>"Cat meows"</w:t>
+      </w:r>
+      <w:r>
+        <w:rPr>
+          <w:rStyle w:val="HTMLCode"/>
+          <w:rFonts w:eastAsiaTheme="majorEastAsia"/>
+        </w:rPr>
+        <w:t>);</w:t>
+      </w:r>
+    </w:p>
+    <w:p>
+      <w:pPr>
+        <w:pStyle w:val="HTMLPreformatted"/>
+        <w:rPr>
+          <w:rStyle w:val="HTMLCode"/>
+          <w:rFonts w:eastAsiaTheme="majorEastAsia"/>
+        </w:rPr>
+      </w:pPr>
+      <w:r>
+        <w:rPr>
+          <w:rStyle w:val="HTMLCode"/>
+          <w:rFonts w:eastAsiaTheme="majorEastAsia"/>
+        </w:rPr>
+        <w:t xml:space="preserve">    }</w:t>
+      </w:r>
+    </w:p>
+    <w:p>
+      <w:pPr>
+        <w:pStyle w:val="HTMLPreformatted"/>
+        <w:rPr>
+          <w:rStyle w:val="HTMLCode"/>
+          <w:rFonts w:eastAsiaTheme="majorEastAsia"/>
+        </w:rPr>
+      </w:pPr>
+      <w:r>
+        <w:rPr>
+          <w:rStyle w:val="HTMLCode"/>
+          <w:rFonts w:eastAsiaTheme="majorEastAsia"/>
+        </w:rPr>
+        <w:t>}</w:t>
+      </w:r>
+    </w:p>
+    <w:p>
+      <w:pPr>
+        <w:pStyle w:val="HTMLPreformatted"/>
+        <w:rPr>
+          <w:rStyle w:val="HTMLCode"/>
+          <w:rFonts w:eastAsiaTheme="majorEastAsia"/>
+        </w:rPr>
+      </w:pPr>
+    </w:p>
+    <w:p>
+      <w:pPr>
+        <w:pStyle w:val="HTMLPreformatted"/>
+        <w:rPr>
+          <w:rStyle w:val="HTMLCode"/>
+          <w:rFonts w:eastAsiaTheme="majorEastAsia"/>
+        </w:rPr>
+      </w:pPr>
+      <w:r>
+        <w:rPr>
+          <w:rStyle w:val="e"/>
+        </w:rPr>
+        <w:t>// Suppose Java allowed this</w:t>
+      </w:r>
+    </w:p>
+    <w:p>
+      <w:pPr>
+        <w:pStyle w:val="HTMLPreformatted"/>
+        <w:rPr>
+          <w:rStyle w:val="HTMLCode"/>
+          <w:rFonts w:eastAsiaTheme="majorEastAsia"/>
+        </w:rPr>
+      </w:pPr>
+      <w:r>
+        <w:rPr>
+          <w:rStyle w:val="g"/>
+          <w:rFonts w:eastAsiaTheme="majorEastAsia"/>
+        </w:rPr>
+        <w:t>class</w:t>
+      </w:r>
+      <w:r>
+        <w:rPr>
+          <w:rStyle w:val="HTMLCode"/>
+          <w:rFonts w:eastAsiaTheme="majorEastAsia"/>
+        </w:rPr>
+        <w:t xml:space="preserve"> </w:t>
+      </w:r>
+      <w:proofErr w:type="spellStart"/>
+      <w:r>
+        <w:rPr>
+          <w:rStyle w:val="m"/>
+        </w:rPr>
+        <w:t>BabyAnimal</w:t>
+      </w:r>
+      <w:proofErr w:type="spellEnd"/>
+      <w:r>
+        <w:rPr>
+          <w:rStyle w:val="HTMLCode"/>
+          <w:rFonts w:eastAsiaTheme="majorEastAsia"/>
+        </w:rPr>
+        <w:t xml:space="preserve"> </w:t>
+      </w:r>
+      <w:r>
+        <w:rPr>
+          <w:rStyle w:val="g"/>
+          <w:rFonts w:eastAsiaTheme="majorEastAsia"/>
+        </w:rPr>
+        <w:t>extends</w:t>
+      </w:r>
+      <w:r>
+        <w:rPr>
+          <w:rStyle w:val="HTMLCode"/>
+          <w:rFonts w:eastAsiaTheme="majorEastAsia"/>
+        </w:rPr>
+        <w:t xml:space="preserve"> </w:t>
+      </w:r>
+      <w:r>
+        <w:rPr>
+          <w:rStyle w:val="m"/>
+        </w:rPr>
+        <w:t>Dog</w:t>
+      </w:r>
+      <w:r>
+        <w:rPr>
+          <w:rStyle w:val="HTMLCode"/>
+          <w:rFonts w:eastAsiaTheme="majorEastAsia"/>
+        </w:rPr>
+        <w:t>, Cat {</w:t>
+      </w:r>
+    </w:p>
+    <w:p>
+      <w:pPr>
+        <w:pStyle w:val="HTMLPreformatted"/>
+        <w:rPr>
+          <w:rStyle w:val="HTMLCode"/>
+          <w:rFonts w:eastAsiaTheme="majorEastAsia"/>
+        </w:rPr>
+      </w:pPr>
+    </w:p>
+    <w:p>
+      <w:pPr>
+        <w:pStyle w:val="HTMLPreformatted"/>
+      </w:pPr>
+      <w:r>
+        <w:rPr>
+          <w:rStyle w:val="HTMLCode"/>
+          <w:rFonts w:eastAsiaTheme="majorEastAsia"/>
+        </w:rPr>
+        <w:t>}</w:t>
+      </w:r>
+    </w:p>
+    <w:p>
+      <w:pPr>
+        <w:pStyle w:val="NormalWeb"/>
+        <w:spacing w:before="0" w:beforeAutospacing="0"/>
+      </w:pPr>
+      <w:proofErr w:type="spellStart"/>
+      <w:r>
+        <w:rPr>
+          <w:rFonts w:ascii="Nirmala UI" w:hAnsi="Nirmala UI" w:cs="Nirmala UI"/>
+        </w:rPr>
+        <w:t>এখন</w:t>
+      </w:r>
+      <w:proofErr w:type="spellEnd"/>
+      <w:r>
+        <w:t xml:space="preserve"> </w:t>
+      </w:r>
+      <w:proofErr w:type="spellStart"/>
+      <w:r>
+        <w:rPr>
+          <w:rFonts w:ascii="Nirmala UI" w:hAnsi="Nirmala UI" w:cs="Nirmala UI"/>
+        </w:rPr>
+        <w:t>যদি</w:t>
+      </w:r>
+      <w:proofErr w:type="spellEnd"/>
+      <w:r>
+        <w:t xml:space="preserve"> </w:t>
+      </w:r>
+      <w:proofErr w:type="spellStart"/>
+      <w:r>
+        <w:rPr>
+          <w:rFonts w:ascii="Nirmala UI" w:hAnsi="Nirmala UI" w:cs="Nirmala UI"/>
+        </w:rPr>
+        <w:t>লিখি</w:t>
+      </w:r>
+      <w:proofErr w:type="spellEnd"/>
+      <w:r>
+        <w:t>—</w:t>
+      </w:r>
+    </w:p>
+    <w:p>
+      <w:pPr>
+        <w:pStyle w:val="HTMLPreformatted"/>
+        <w:rPr>
+          <w:rStyle w:val="HTMLCode"/>
+          <w:rFonts w:eastAsiaTheme="majorEastAsia"/>
+        </w:rPr>
+      </w:pPr>
+      <w:proofErr w:type="spellStart"/>
+      <w:r>
+        <w:rPr>
+          <w:rStyle w:val="m"/>
+        </w:rPr>
+        <w:t>BabyAnimal</w:t>
+      </w:r>
+      <w:proofErr w:type="spellEnd"/>
+      <w:r>
+        <w:rPr>
+          <w:rStyle w:val="HTMLCode"/>
+          <w:rFonts w:eastAsiaTheme="majorEastAsia"/>
+        </w:rPr>
+        <w:t xml:space="preserve"> </w:t>
+      </w:r>
+      <w:proofErr w:type="spellStart"/>
+      <w:r>
+        <w:rPr>
+          <w:rStyle w:val="m"/>
+        </w:rPr>
+        <w:t>obj</w:t>
+      </w:r>
+      <w:proofErr w:type="spellEnd"/>
+      <w:r>
+        <w:rPr>
+          <w:rStyle w:val="HTMLCode"/>
+          <w:rFonts w:eastAsiaTheme="majorEastAsia"/>
+        </w:rPr>
+        <w:t xml:space="preserve"> </w:t>
+      </w:r>
+      <w:r>
+        <w:rPr>
+          <w:rStyle w:val="g"/>
+          <w:rFonts w:eastAsiaTheme="majorEastAsia"/>
+        </w:rPr>
+        <w:t>=</w:t>
+      </w:r>
+      <w:r>
+        <w:rPr>
+          <w:rStyle w:val="HTMLCode"/>
+          <w:rFonts w:eastAsiaTheme="majorEastAsia"/>
+        </w:rPr>
+        <w:t xml:space="preserve"> </w:t>
+      </w:r>
+      <w:r>
+        <w:rPr>
+          <w:rStyle w:val="g"/>
+          <w:rFonts w:eastAsiaTheme="majorEastAsia"/>
+        </w:rPr>
+        <w:t>new</w:t>
+      </w:r>
+      <w:r>
+        <w:rPr>
+          <w:rStyle w:val="HTMLCode"/>
+          <w:rFonts w:eastAsiaTheme="majorEastAsia"/>
+        </w:rPr>
+        <w:t xml:space="preserve"> </w:t>
+      </w:r>
+      <w:proofErr w:type="spellStart"/>
+      <w:proofErr w:type="gramStart"/>
+      <w:r>
+        <w:rPr>
+          <w:rStyle w:val="m"/>
+        </w:rPr>
+        <w:t>BabyAnimal</w:t>
+      </w:r>
+      <w:proofErr w:type="spellEnd"/>
+      <w:r>
+        <w:rPr>
+          <w:rStyle w:val="HTMLCode"/>
+          <w:rFonts w:eastAsiaTheme="majorEastAsia"/>
+        </w:rPr>
+        <w:t>(</w:t>
+      </w:r>
+      <w:proofErr w:type="gramEnd"/>
+      <w:r>
+        <w:rPr>
+          <w:rStyle w:val="HTMLCode"/>
+          <w:rFonts w:eastAsiaTheme="majorEastAsia"/>
+        </w:rPr>
+        <w:t>);</w:t>
+      </w:r>
+    </w:p>
+    <w:p>
+      <w:pPr>
+        <w:pStyle w:val="HTMLPreformatted"/>
+        <w:rPr>
+          <w:rStyle w:val="HTMLCode"/>
+          <w:rFonts w:eastAsiaTheme="majorEastAsia"/>
+        </w:rPr>
+      </w:pPr>
+    </w:p>
+    <w:p>
+      <w:pPr>
+        <w:pStyle w:val="HTMLPreformatted"/>
+        <w:rPr>
+          <w:rStyle w:val="HTMLCode"/>
+          <w:rFonts w:eastAsiaTheme="majorEastAsia"/>
+        </w:rPr>
+      </w:pPr>
+      <w:proofErr w:type="spellStart"/>
+      <w:proofErr w:type="gramStart"/>
+      <w:r>
+        <w:rPr>
+          <w:rStyle w:val="m"/>
+        </w:rPr>
+        <w:t>obj</w:t>
+      </w:r>
+      <w:r>
+        <w:rPr>
+          <w:rStyle w:val="g"/>
+          <w:rFonts w:eastAsiaTheme="majorEastAsia"/>
+        </w:rPr>
+        <w:t>.</w:t>
+      </w:r>
+      <w:r>
+        <w:rPr>
+          <w:rStyle w:val="m"/>
+        </w:rPr>
+        <w:t>eat</w:t>
+      </w:r>
+      <w:proofErr w:type="spellEnd"/>
+      <w:r>
+        <w:rPr>
+          <w:rStyle w:val="HTMLCode"/>
+          <w:rFonts w:eastAsiaTheme="majorEastAsia"/>
+        </w:rPr>
+        <w:t>(</w:t>
+      </w:r>
+      <w:proofErr w:type="gramEnd"/>
+      <w:r>
+        <w:rPr>
+          <w:rStyle w:val="HTMLCode"/>
+          <w:rFonts w:eastAsiaTheme="majorEastAsia"/>
+        </w:rPr>
+        <w:t>);</w:t>
+      </w:r>
+    </w:p>
+    <w:p>
+      <w:pPr>
+        <w:pStyle w:val="HTMLPreformatted"/>
+        <w:rPr>
+          <w:rStyle w:val="HTMLCode"/>
+          <w:rFonts w:eastAsiaTheme="majorEastAsia"/>
+        </w:rPr>
+      </w:pPr>
+      <w:proofErr w:type="spellStart"/>
+      <w:proofErr w:type="gramStart"/>
+      <w:r>
+        <w:rPr>
+          <w:rStyle w:val="m"/>
+        </w:rPr>
+        <w:t>obj</w:t>
+      </w:r>
+      <w:r>
+        <w:rPr>
+          <w:rStyle w:val="g"/>
+          <w:rFonts w:eastAsiaTheme="majorEastAsia"/>
+        </w:rPr>
+        <w:t>.</w:t>
+      </w:r>
+      <w:r>
+        <w:rPr>
+          <w:rStyle w:val="m"/>
+        </w:rPr>
+        <w:t>bark</w:t>
+      </w:r>
+      <w:proofErr w:type="spellEnd"/>
+      <w:proofErr w:type="gramEnd"/>
+      <w:r>
+        <w:rPr>
+          <w:rStyle w:val="HTMLCode"/>
+          <w:rFonts w:eastAsiaTheme="majorEastAsia"/>
+        </w:rPr>
+        <w:t>();</w:t>
+      </w:r>
+    </w:p>
+    <w:p>
+      <w:pPr>
+        <w:pStyle w:val="HTMLPreformatted"/>
+      </w:pPr>
+      <w:proofErr w:type="spellStart"/>
+      <w:proofErr w:type="gramStart"/>
+      <w:r>
+        <w:rPr>
+          <w:rStyle w:val="m"/>
+        </w:rPr>
+        <w:t>obj</w:t>
+      </w:r>
+      <w:r>
+        <w:rPr>
+          <w:rStyle w:val="g"/>
+          <w:rFonts w:eastAsiaTheme="majorEastAsia"/>
+        </w:rPr>
+        <w:t>.</w:t>
+      </w:r>
+      <w:r>
+        <w:rPr>
+          <w:rStyle w:val="m"/>
+        </w:rPr>
+        <w:t>meow</w:t>
+      </w:r>
+      <w:proofErr w:type="spellEnd"/>
+      <w:proofErr w:type="gramEnd"/>
+      <w:r>
+        <w:rPr>
+          <w:rStyle w:val="HTMLCode"/>
+          <w:rFonts w:eastAsiaTheme="majorEastAsia"/>
+        </w:rPr>
+        <w:t>();</w:t>
+      </w:r>
+    </w:p>
+    <w:p>
+      <w:pPr>
+        <w:pStyle w:val="Heading3"/>
+        <w:spacing w:before="0" w:beforeAutospacing="0"/>
+      </w:pPr>
+      <w:proofErr w:type="spellStart"/>
+      <w:r>
+        <w:rPr>
+          <w:rFonts w:ascii="Nirmala UI" w:hAnsi="Nirmala UI" w:cs="Nirmala UI"/>
+        </w:rPr>
+        <w:t>প্রশ্ন</w:t>
+      </w:r>
+      <w:proofErr w:type="spellEnd"/>
+      <w:r>
+        <w:t xml:space="preserve"> </w:t>
+      </w:r>
+      <w:proofErr w:type="spellStart"/>
+      <w:r>
+        <w:rPr>
+          <w:rFonts w:ascii="Nirmala UI" w:hAnsi="Nirmala UI" w:cs="Nirmala UI"/>
+        </w:rPr>
+        <w:t>হলো</w:t>
+      </w:r>
+      <w:proofErr w:type="spellEnd"/>
+      <w:r>
+        <w:t xml:space="preserve"> 🤔</w:t>
+      </w:r>
+    </w:p>
+    <w:p>
+      <w:pPr>
+        <w:pStyle w:val="NormalWeb"/>
+        <w:spacing w:before="0" w:beforeAutospacing="0"/>
+      </w:pPr>
+      <w:proofErr w:type="spellStart"/>
+      <w:r>
+        <w:rPr>
+          <w:rStyle w:val="HTMLCode"/>
+          <w:rFonts w:eastAsiaTheme="majorEastAsia"/>
+        </w:rPr>
+        <w:t>BabyAnimal</w:t>
+      </w:r>
+      <w:proofErr w:type="spellEnd"/>
+      <w:r>
+        <w:t xml:space="preserve"> </w:t>
+      </w:r>
+      <w:proofErr w:type="spellStart"/>
+      <w:r>
+        <w:rPr>
+          <w:rFonts w:ascii="Nirmala UI" w:hAnsi="Nirmala UI" w:cs="Nirmala UI"/>
+        </w:rPr>
+        <w:t>কি</w:t>
+      </w:r>
+      <w:proofErr w:type="spellEnd"/>
+      <w:r>
+        <w:t xml:space="preserve"> </w:t>
+      </w:r>
+      <w:r>
+        <w:rPr>
+          <w:rStyle w:val="Strong"/>
+        </w:rPr>
+        <w:t>Dog</w:t>
+      </w:r>
+      <w:r>
+        <w:t xml:space="preserve"> </w:t>
+      </w:r>
+      <w:proofErr w:type="spellStart"/>
+      <w:r>
+        <w:rPr>
+          <w:rFonts w:ascii="Nirmala UI" w:hAnsi="Nirmala UI" w:cs="Nirmala UI"/>
+        </w:rPr>
+        <w:t>থেকে</w:t>
+      </w:r>
+      <w:proofErr w:type="spellEnd"/>
+      <w:r>
+        <w:t xml:space="preserve"> </w:t>
+      </w:r>
+      <w:proofErr w:type="gramStart"/>
+      <w:r>
+        <w:rPr>
+          <w:rStyle w:val="HTMLCode"/>
+          <w:rFonts w:eastAsiaTheme="majorEastAsia"/>
+        </w:rPr>
+        <w:t>bark(</w:t>
+      </w:r>
+      <w:proofErr w:type="gramEnd"/>
+      <w:r>
+        <w:rPr>
+          <w:rStyle w:val="HTMLCode"/>
+          <w:rFonts w:eastAsiaTheme="majorEastAsia"/>
+        </w:rPr>
+        <w:t>)</w:t>
+      </w:r>
+      <w:r>
+        <w:t xml:space="preserve"> </w:t>
+      </w:r>
+      <w:proofErr w:type="spellStart"/>
+      <w:r>
+        <w:rPr>
+          <w:rFonts w:ascii="Nirmala UI" w:hAnsi="Nirmala UI" w:cs="Nirmala UI"/>
+        </w:rPr>
+        <w:t>নেবে</w:t>
+      </w:r>
+      <w:proofErr w:type="spellEnd"/>
+      <w:r>
+        <w:t>?</w:t>
+      </w:r>
+    </w:p>
+    <w:p>
+      <w:pPr>
+        <w:pStyle w:val="NormalWeb"/>
+        <w:spacing w:before="0" w:beforeAutospacing="0"/>
+      </w:pPr>
+      <w:proofErr w:type="spellStart"/>
+      <w:r>
+        <w:rPr>
+          <w:rFonts w:ascii="Nirmala UI" w:hAnsi="Nirmala UI" w:cs="Nirmala UI"/>
+        </w:rPr>
+        <w:lastRenderedPageBreak/>
+        <w:t>নাকি</w:t>
+      </w:r>
+      <w:proofErr w:type="spellEnd"/>
+      <w:r>
+        <w:t xml:space="preserve"> </w:t>
+      </w:r>
+      <w:r>
+        <w:rPr>
+          <w:rStyle w:val="Strong"/>
+        </w:rPr>
+        <w:t>Cat</w:t>
+      </w:r>
+      <w:r>
+        <w:t xml:space="preserve"> </w:t>
+      </w:r>
+      <w:proofErr w:type="spellStart"/>
+      <w:r>
+        <w:rPr>
+          <w:rFonts w:ascii="Nirmala UI" w:hAnsi="Nirmala UI" w:cs="Nirmala UI"/>
+        </w:rPr>
+        <w:t>থেকে</w:t>
+      </w:r>
+      <w:proofErr w:type="spellEnd"/>
+      <w:r>
+        <w:t xml:space="preserve"> </w:t>
+      </w:r>
+      <w:proofErr w:type="gramStart"/>
+      <w:r>
+        <w:rPr>
+          <w:rStyle w:val="HTMLCode"/>
+          <w:rFonts w:eastAsiaTheme="majorEastAsia"/>
+        </w:rPr>
+        <w:t>meow(</w:t>
+      </w:r>
+      <w:proofErr w:type="gramEnd"/>
+      <w:r>
+        <w:rPr>
+          <w:rStyle w:val="HTMLCode"/>
+          <w:rFonts w:eastAsiaTheme="majorEastAsia"/>
+        </w:rPr>
+        <w:t>)</w:t>
+      </w:r>
+      <w:r>
+        <w:t xml:space="preserve"> </w:t>
+      </w:r>
+      <w:proofErr w:type="spellStart"/>
+      <w:r>
+        <w:rPr>
+          <w:rFonts w:ascii="Nirmala UI" w:hAnsi="Nirmala UI" w:cs="Nirmala UI"/>
+        </w:rPr>
+        <w:t>নেবে</w:t>
+      </w:r>
+      <w:proofErr w:type="spellEnd"/>
+      <w:r>
+        <w:t>?</w:t>
+      </w:r>
+    </w:p>
+    <w:p>
+      <w:pPr>
+        <w:pStyle w:val="NormalWeb"/>
+        <w:spacing w:before="0" w:beforeAutospacing="0"/>
+      </w:pPr>
+      <w:proofErr w:type="spellStart"/>
+      <w:r>
+        <w:rPr>
+          <w:rFonts w:ascii="Nirmala UI" w:hAnsi="Nirmala UI" w:cs="Nirmala UI"/>
+        </w:rPr>
+        <w:t>এগুলো</w:t>
+      </w:r>
+      <w:proofErr w:type="spellEnd"/>
+      <w:r>
+        <w:t xml:space="preserve"> </w:t>
+      </w:r>
+      <w:proofErr w:type="spellStart"/>
+      <w:r>
+        <w:rPr>
+          <w:rFonts w:ascii="Nirmala UI" w:hAnsi="Nirmala UI" w:cs="Nirmala UI"/>
+        </w:rPr>
+        <w:t>ঠিক</w:t>
+      </w:r>
+      <w:proofErr w:type="spellEnd"/>
+      <w:r>
+        <w:t xml:space="preserve"> </w:t>
+      </w:r>
+      <w:proofErr w:type="spellStart"/>
+      <w:r>
+        <w:rPr>
+          <w:rFonts w:ascii="Nirmala UI" w:hAnsi="Nirmala UI" w:cs="Nirmala UI"/>
+        </w:rPr>
+        <w:t>আছে</w:t>
+      </w:r>
+      <w:proofErr w:type="spellEnd"/>
+      <w:r>
+        <w:rPr>
+          <w:rFonts w:ascii="Nirmala UI" w:hAnsi="Nirmala UI" w:cs="Nirmala UI"/>
+        </w:rPr>
+        <w:t>।</w:t>
+      </w:r>
+    </w:p>
+    <w:p>
+      <w:pPr>
+        <w:pStyle w:val="NormalWeb"/>
+        <w:spacing w:before="0" w:beforeAutospacing="0"/>
+      </w:pPr>
+      <w:proofErr w:type="spellStart"/>
+      <w:r>
+        <w:rPr>
+          <w:rFonts w:ascii="Nirmala UI" w:hAnsi="Nirmala UI" w:cs="Nirmala UI"/>
+        </w:rPr>
+        <w:t>কিন্তু</w:t>
+      </w:r>
+      <w:proofErr w:type="spellEnd"/>
+      <w:r>
+        <w:t xml:space="preserve"> </w:t>
+      </w:r>
+      <w:proofErr w:type="spellStart"/>
+      <w:r>
+        <w:rPr>
+          <w:rFonts w:ascii="Nirmala UI" w:hAnsi="Nirmala UI" w:cs="Nirmala UI"/>
+        </w:rPr>
+        <w:t>যদি</w:t>
+      </w:r>
+      <w:proofErr w:type="spellEnd"/>
+      <w:r>
+        <w:t xml:space="preserve"> </w:t>
+      </w:r>
+      <w:r>
+        <w:rPr>
+          <w:rStyle w:val="Strong"/>
+        </w:rPr>
+        <w:t>Dog</w:t>
+      </w:r>
+      <w:r>
+        <w:t xml:space="preserve"> </w:t>
+      </w:r>
+      <w:proofErr w:type="spellStart"/>
+      <w:r>
+        <w:rPr>
+          <w:rFonts w:ascii="Nirmala UI" w:hAnsi="Nirmala UI" w:cs="Nirmala UI"/>
+        </w:rPr>
+        <w:t>এবং</w:t>
+      </w:r>
+      <w:proofErr w:type="spellEnd"/>
+      <w:r>
+        <w:t xml:space="preserve"> </w:t>
+      </w:r>
+      <w:r>
+        <w:rPr>
+          <w:rStyle w:val="Strong"/>
+        </w:rPr>
+        <w:t>Cat</w:t>
+      </w:r>
+      <w:r>
+        <w:t>—</w:t>
+      </w:r>
+      <w:proofErr w:type="spellStart"/>
+      <w:r>
+        <w:rPr>
+          <w:rFonts w:ascii="Nirmala UI" w:hAnsi="Nirmala UI" w:cs="Nirmala UI"/>
+        </w:rPr>
+        <w:t>দুজনেরই</w:t>
+      </w:r>
+      <w:proofErr w:type="spellEnd"/>
+      <w:r>
+        <w:t xml:space="preserve"> </w:t>
+      </w:r>
+      <w:proofErr w:type="spellStart"/>
+      <w:r>
+        <w:rPr>
+          <w:rFonts w:ascii="Nirmala UI" w:hAnsi="Nirmala UI" w:cs="Nirmala UI"/>
+        </w:rPr>
+        <w:t>একই</w:t>
+      </w:r>
+      <w:proofErr w:type="spellEnd"/>
+      <w:r>
+        <w:t xml:space="preserve"> Method </w:t>
+      </w:r>
+      <w:proofErr w:type="spellStart"/>
+      <w:r>
+        <w:rPr>
+          <w:rFonts w:ascii="Nirmala UI" w:hAnsi="Nirmala UI" w:cs="Nirmala UI"/>
+        </w:rPr>
+        <w:t>থাকে</w:t>
+      </w:r>
+      <w:proofErr w:type="spellEnd"/>
+      <w:r>
+        <w:t>—</w:t>
+      </w:r>
+    </w:p>
+    <w:p>
+      <w:pPr>
+        <w:pStyle w:val="HTMLPreformatted"/>
+      </w:pPr>
+      <w:r>
+        <w:rPr>
+          <w:rStyle w:val="g"/>
+          <w:rFonts w:eastAsiaTheme="majorEastAsia"/>
+        </w:rPr>
+        <w:t>void</w:t>
+      </w:r>
+      <w:r>
+        <w:rPr>
+          <w:rStyle w:val="HTMLCode"/>
+          <w:rFonts w:eastAsiaTheme="majorEastAsia"/>
+        </w:rPr>
+        <w:t xml:space="preserve"> </w:t>
+      </w:r>
+      <w:proofErr w:type="gramStart"/>
+      <w:r>
+        <w:rPr>
+          <w:rStyle w:val="m"/>
+        </w:rPr>
+        <w:t>sound</w:t>
+      </w:r>
+      <w:r>
+        <w:rPr>
+          <w:rStyle w:val="HTMLCode"/>
+          <w:rFonts w:eastAsiaTheme="majorEastAsia"/>
+        </w:rPr>
+        <w:t>(</w:t>
+      </w:r>
+      <w:proofErr w:type="gramEnd"/>
+      <w:r>
+        <w:rPr>
+          <w:rStyle w:val="HTMLCode"/>
+          <w:rFonts w:eastAsiaTheme="majorEastAsia"/>
+        </w:rPr>
+        <w:t>)</w:t>
+      </w:r>
+    </w:p>
+    <w:p>
+      <w:pPr>
+        <w:pStyle w:val="NormalWeb"/>
+        <w:spacing w:before="0" w:beforeAutospacing="0"/>
+      </w:pPr>
+      <w:proofErr w:type="spellStart"/>
+      <w:r>
+        <w:rPr>
+          <w:rFonts w:ascii="Nirmala UI" w:hAnsi="Nirmala UI" w:cs="Nirmala UI"/>
+        </w:rPr>
+        <w:t>তাহলে</w:t>
+      </w:r>
+      <w:proofErr w:type="spellEnd"/>
+      <w:r>
+        <w:t>—</w:t>
+      </w:r>
+    </w:p>
+    <w:p>
+      <w:pPr>
+        <w:pStyle w:val="HTMLPreformatted"/>
+      </w:pPr>
+      <w:proofErr w:type="spellStart"/>
+      <w:proofErr w:type="gramStart"/>
+      <w:r>
+        <w:rPr>
+          <w:rStyle w:val="m"/>
+        </w:rPr>
+        <w:t>obj</w:t>
+      </w:r>
+      <w:r>
+        <w:rPr>
+          <w:rStyle w:val="g"/>
+          <w:rFonts w:eastAsiaTheme="majorEastAsia"/>
+        </w:rPr>
+        <w:t>.</w:t>
+      </w:r>
+      <w:r>
+        <w:rPr>
+          <w:rStyle w:val="m"/>
+        </w:rPr>
+        <w:t>sound</w:t>
+      </w:r>
+      <w:proofErr w:type="spellEnd"/>
+      <w:proofErr w:type="gramEnd"/>
+      <w:r>
+        <w:rPr>
+          <w:rStyle w:val="HTMLCode"/>
+          <w:rFonts w:eastAsiaTheme="majorEastAsia"/>
+        </w:rPr>
+        <w:t>();</w:t>
+      </w:r>
+    </w:p>
+    <w:p>
+      <w:pPr>
+        <w:pStyle w:val="NormalWeb"/>
+        <w:spacing w:before="0" w:beforeAutospacing="0"/>
+      </w:pPr>
+      <w:r>
+        <w:rPr>
+          <w:rFonts w:ascii="Segoe UI Symbol" w:hAnsi="Segoe UI Symbol" w:cs="Segoe UI Symbol"/>
+        </w:rPr>
+        <w:t>👉</w:t>
+      </w:r>
+      <w:r>
+        <w:t xml:space="preserve"> Java </w:t>
+      </w:r>
+      <w:proofErr w:type="spellStart"/>
+      <w:r>
+        <w:rPr>
+          <w:rFonts w:ascii="Nirmala UI" w:hAnsi="Nirmala UI" w:cs="Nirmala UI"/>
+        </w:rPr>
+        <w:t>বুঝতে</w:t>
+      </w:r>
+      <w:proofErr w:type="spellEnd"/>
+      <w:r>
+        <w:t xml:space="preserve"> </w:t>
+      </w:r>
+      <w:proofErr w:type="spellStart"/>
+      <w:r>
+        <w:rPr>
+          <w:rFonts w:ascii="Nirmala UI" w:hAnsi="Nirmala UI" w:cs="Nirmala UI"/>
+        </w:rPr>
+        <w:t>পারবে</w:t>
+      </w:r>
+      <w:proofErr w:type="spellEnd"/>
+      <w:r>
+        <w:t xml:space="preserve"> </w:t>
+      </w:r>
+      <w:proofErr w:type="spellStart"/>
+      <w:r>
+        <w:rPr>
+          <w:rFonts w:ascii="Nirmala UI" w:hAnsi="Nirmala UI" w:cs="Nirmala UI"/>
+        </w:rPr>
+        <w:t>না</w:t>
+      </w:r>
+      <w:proofErr w:type="spellEnd"/>
+      <w:r>
+        <w:t>,</w:t>
+      </w:r>
+    </w:p>
+    <w:p>
+      <w:pPr>
+        <w:numPr>
+          <w:ilvl w:val="0"/>
+          <w:numId w:val="12"/>
+        </w:numPr>
+        <w:spacing w:after="100" w:afterAutospacing="1" w:line="240" w:lineRule="auto"/>
+      </w:pPr>
+      <w:proofErr w:type="spellStart"/>
+      <w:r>
+        <w:rPr>
+          <w:rStyle w:val="HTMLCode"/>
+          <w:rFonts w:eastAsiaTheme="majorEastAsia"/>
+        </w:rPr>
+        <w:t>Dog.sound</w:t>
+      </w:r>
+      <w:proofErr w:type="spellEnd"/>
+      <w:r>
+        <w:rPr>
+          <w:rStyle w:val="HTMLCode"/>
+          <w:rFonts w:eastAsiaTheme="majorEastAsia"/>
+        </w:rPr>
+        <w:t>()</w:t>
+      </w:r>
+      <w:r>
+        <w:t xml:space="preserve"> Call </w:t>
+      </w:r>
+      <w:proofErr w:type="spellStart"/>
+      <w:r>
+        <w:rPr>
+          <w:rFonts w:ascii="Nirmala UI" w:hAnsi="Nirmala UI" w:cs="Nirmala UI"/>
+        </w:rPr>
+        <w:t>করবে</w:t>
+      </w:r>
+      <w:proofErr w:type="spellEnd"/>
+      <w:r>
+        <w:t xml:space="preserve">? </w:t>
+      </w:r>
+    </w:p>
+    <w:p>
+      <w:pPr>
+        <w:numPr>
+          <w:ilvl w:val="0"/>
+          <w:numId w:val="12"/>
+        </w:numPr>
+        <w:spacing w:after="100" w:afterAutospacing="1" w:line="240" w:lineRule="auto"/>
+      </w:pPr>
+      <w:proofErr w:type="spellStart"/>
+      <w:r>
+        <w:rPr>
+          <w:rFonts w:ascii="Nirmala UI" w:hAnsi="Nirmala UI" w:cs="Nirmala UI"/>
+        </w:rPr>
+        <w:t>নাকি</w:t>
+      </w:r>
+      <w:proofErr w:type="spellEnd"/>
+      <w:r>
+        <w:t xml:space="preserve"> </w:t>
+      </w:r>
+      <w:proofErr w:type="spellStart"/>
+      <w:r>
+        <w:rPr>
+          <w:rStyle w:val="HTMLCode"/>
+          <w:rFonts w:eastAsiaTheme="majorEastAsia"/>
+        </w:rPr>
+        <w:t>Cat.sound</w:t>
+      </w:r>
+      <w:proofErr w:type="spellEnd"/>
+      <w:r>
+        <w:rPr>
+          <w:rStyle w:val="HTMLCode"/>
+          <w:rFonts w:eastAsiaTheme="majorEastAsia"/>
+        </w:rPr>
+        <w:t>()</w:t>
+      </w:r>
+      <w:r>
+        <w:t xml:space="preserve"> Call </w:t>
+      </w:r>
+      <w:proofErr w:type="spellStart"/>
+      <w:r>
+        <w:rPr>
+          <w:rFonts w:ascii="Nirmala UI" w:hAnsi="Nirmala UI" w:cs="Nirmala UI"/>
+        </w:rPr>
+        <w:t>করবে</w:t>
+      </w:r>
+      <w:proofErr w:type="spellEnd"/>
+      <w:r>
+        <w:t xml:space="preserve">? </w:t>
+      </w:r>
+    </w:p>
+    <w:p>
+      <w:pPr>
+        <w:pStyle w:val="NormalWeb"/>
+        <w:spacing w:before="0" w:beforeAutospacing="0"/>
+      </w:pPr>
+      <w:proofErr w:type="spellStart"/>
+      <w:r>
+        <w:rPr>
+          <w:rFonts w:ascii="Nirmala UI" w:hAnsi="Nirmala UI" w:cs="Nirmala UI"/>
+        </w:rPr>
+        <w:t>এই</w:t>
+      </w:r>
+      <w:proofErr w:type="spellEnd"/>
+      <w:r>
+        <w:t xml:space="preserve"> Confusion-</w:t>
+      </w:r>
+      <w:r>
+        <w:rPr>
+          <w:rFonts w:ascii="Nirmala UI" w:hAnsi="Nirmala UI" w:cs="Nirmala UI"/>
+        </w:rPr>
+        <w:t>ই</w:t>
+      </w:r>
+      <w:r>
+        <w:t xml:space="preserve"> </w:t>
+      </w:r>
+      <w:r>
+        <w:rPr>
+          <w:rStyle w:val="Strong"/>
+        </w:rPr>
+        <w:t>Diamond Problem</w:t>
+      </w:r>
+      <w:r>
+        <w:rPr>
+          <w:rFonts w:ascii="Nirmala UI" w:hAnsi="Nirmala UI" w:cs="Nirmala UI"/>
+        </w:rPr>
+        <w:t>।</w:t>
+      </w:r>
+    </w:p>
+    <w:p>
+      <w:pPr>
+        <w:pStyle w:val="NormalWeb"/>
+        <w:spacing w:before="0" w:beforeAutospacing="0"/>
+      </w:pPr>
+      <w:proofErr w:type="spellStart"/>
+      <w:r>
+        <w:rPr>
+          <w:rFonts w:ascii="Nirmala UI" w:hAnsi="Nirmala UI" w:cs="Nirmala UI"/>
+        </w:rPr>
+        <w:t>তাই</w:t>
+      </w:r>
+      <w:proofErr w:type="spellEnd"/>
+      <w:r>
+        <w:t xml:space="preserve"> </w:t>
+      </w:r>
+      <w:r>
+        <w:rPr>
+          <w:rStyle w:val="Strong"/>
+        </w:rPr>
+        <w:t xml:space="preserve">Java Class Hybrid Inheritance Support </w:t>
+      </w:r>
+      <w:proofErr w:type="spellStart"/>
+      <w:r>
+        <w:rPr>
+          <w:rStyle w:val="Strong"/>
+          <w:rFonts w:ascii="Nirmala UI" w:hAnsi="Nirmala UI" w:cs="Nirmala UI"/>
+        </w:rPr>
+        <w:t>করে</w:t>
+      </w:r>
+      <w:proofErr w:type="spellEnd"/>
+      <w:r>
+        <w:rPr>
+          <w:rStyle w:val="Strong"/>
+        </w:rPr>
+        <w:t xml:space="preserve"> </w:t>
+      </w:r>
+      <w:proofErr w:type="spellStart"/>
+      <w:r>
+        <w:rPr>
+          <w:rStyle w:val="Strong"/>
+          <w:rFonts w:ascii="Nirmala UI" w:hAnsi="Nirmala UI" w:cs="Nirmala UI"/>
+        </w:rPr>
+        <w:t>না</w:t>
+      </w:r>
+      <w:proofErr w:type="spellEnd"/>
+      <w:r>
+        <w:rPr>
+          <w:rStyle w:val="Strong"/>
+          <w:rFonts w:ascii="Nirmala UI" w:hAnsi="Nirmala UI" w:cs="Nirmala UI"/>
+        </w:rPr>
+        <w:t>।</w:t>
+      </w:r>
+    </w:p>
+    <w:p>
+      <w:pPr>
+        <w:pStyle w:val="HTMLPreformatted"/>
+        <w:rPr>
+          <w:b/>
+          <w:color w:val="FF0000"/>
+          <w:sz w:val="24"/>
+          <w:szCs w:val="24"/>
+        </w:rPr>
+      </w:pPr>
+    </w:p>
+    <w:p>
+      <w:pPr>
         <w:pStyle w:val="Heading1"/>
         <w:rPr>
           <w:b/>
@@ -11650,6 +18632,7 @@
           <w:sz w:val="24"/>
           <w:szCs w:val="24"/>
         </w:rPr>
+        <w:lastRenderedPageBreak/>
         <w:t xml:space="preserve">             │</w:t>
       </w:r>
     </w:p>
@@ -11812,7 +18795,6 @@
           <w:sz w:val="24"/>
           <w:szCs w:val="24"/>
         </w:rPr>
-        <w:lastRenderedPageBreak/>
         <w:t xml:space="preserve">    void </w:t>
       </w:r>
       <w:proofErr w:type="gramStart"/>
@@ -13374,6 +20356,7 @@
           <w:sz w:val="24"/>
           <w:szCs w:val="24"/>
         </w:rPr>
+        <w:lastRenderedPageBreak/>
         <w:t>Dog</w:t>
       </w:r>
       <w:r>
@@ -13722,7 +20705,6 @@
           <w:sz w:val="24"/>
           <w:szCs w:val="24"/>
         </w:rPr>
-        <w:lastRenderedPageBreak/>
         <w:t xml:space="preserve">Java </w:t>
       </w:r>
       <w:proofErr w:type="spellStart"/>
@@ -14059,7 +21041,7 @@
           <w:szCs w:val="24"/>
         </w:rPr>
         <w:pict>
-          <v:rect id="_x0000_i1028" style="width:0;height:1.5pt" o:hralign="center" o:hrstd="t" o:hr="t" fillcolor="#a0a0a0" stroked="f"/>
+          <v:rect id="_x0000_i1027" style="width:0;height:1.5pt" o:hralign="center" o:hrstd="t" o:hr="t" fillcolor="#a0a0a0" stroked="f"/>
         </w:pict>
       </w:r>
     </w:p>
@@ -15262,7 +22244,7 @@
           <w:szCs w:val="24"/>
         </w:rPr>
         <w:pict>
-          <v:rect id="_x0000_i1029" style="width:0;height:1.5pt" o:hralign="center" o:hrstd="t" o:hr="t" fillcolor="#a0a0a0" stroked="f"/>
+          <v:rect id="_x0000_i1028" style="width:0;height:1.5pt" o:hralign="center" o:hrstd="t" o:hr="t" fillcolor="#a0a0a0" stroked="f"/>
         </w:pict>
       </w:r>
     </w:p>
@@ -15276,7 +22258,6 @@
           <w:szCs w:val="24"/>
         </w:rPr>
       </w:pPr>
-      <w:bookmarkStart w:id="0" w:name="_GoBack"/>
       <w:r>
         <w:rPr>
           <w:b/>
@@ -15284,11 +22265,9 @@
           <w:sz w:val="24"/>
           <w:szCs w:val="24"/>
         </w:rPr>
-        <w:lastRenderedPageBreak/>
         <w:t>Output</w:t>
       </w:r>
     </w:p>
-    <w:bookmarkEnd w:id="0"/>
     <w:p>
       <w:pPr>
         <w:pStyle w:val="HTMLPreformatted"/>
@@ -15319,7 +22298,7 @@
           <w:szCs w:val="24"/>
         </w:rPr>
         <w:pict>
-          <v:rect id="_x0000_i1030" style="width:0;height:1.5pt" o:hralign="center" o:hrstd="t" o:hr="t" fillcolor="#a0a0a0" stroked="f"/>
+          <v:rect id="_x0000_i1029" style="width:0;height:1.5pt" o:hralign="center" o:hrstd="t" o:hr="t" fillcolor="#a0a0a0" stroked="f"/>
         </w:pict>
       </w:r>
     </w:p>
@@ -15692,9 +22671,9 @@
 <file path=word/numbering.xml><?xml version="1.0" encoding="utf-8"?>
 <w:numbering xmlns:wpc="http://schemas.microsoft.com/office/word/2010/wordprocessingCanvas" xmlns:cx="http://schemas.microsoft.com/office/drawing/2014/chartex" xmlns:mc="http://schemas.openxmlformats.org/markup-compatibility/2006" xmlns:o="urn:schemas-microsoft-com:office:office" xmlns:r="http://schemas.openxmlformats.org/officeDocument/2006/relationships" xmlns:m="http://schemas.openxmlformats.org/officeDocument/2006/math" xmlns:v="urn:schemas-microsoft-com:vml" xmlns:wp14="http://schemas.microsoft.com/office/word/2010/wordprocessingDrawing" xmlns:wp="http://schemas.openxmlformats.org/drawingml/2006/wordprocessingDrawing" xmlns:w10="urn:schemas-microsoft-com:office:word" xmlns:w="http://schemas.openxmlformats.org/wordprocessingml/2006/main" xmlns:w14="http://schemas.microsoft.com/office/word/2010/wordml" xmlns:w15="http://schemas.microsoft.com/office/word/2012/wordml" xmlns:w16se="http://schemas.microsoft.com/office/word/2015/wordml/symex" xmlns:wpg="http://schemas.microsoft.com/office/word/2010/wordprocessingGroup" xmlns:wpi="http://schemas.microsoft.com/office/word/2010/wordprocessingInk" xmlns:wne="http://schemas.microsoft.com/office/word/2006/wordml" xmlns:wps="http://schemas.microsoft.com/office/word/2010/wordprocessingShape" mc:Ignorable="w14 w15 w16se wp14">
   <w:abstractNum w:abstractNumId="0" w15:restartNumberingAfterBreak="0">
-    <w:nsid w:val="17EB3C38"/>
+    <w:nsid w:val="096A56CE"/>
     <w:multiLevelType w:val="multilevel"/>
-    <w:tmpl w:val="F092CF24"/>
+    <w:tmpl w:val="C742C010"/>
     <w:lvl w:ilvl="0">
       <w:start w:val="1"/>
       <w:numFmt w:val="bullet"/>
@@ -15841,9 +22820,9 @@
     </w:lvl>
   </w:abstractNum>
   <w:abstractNum w:abstractNumId="1" w15:restartNumberingAfterBreak="0">
-    <w:nsid w:val="34C53056"/>
+    <w:nsid w:val="17EB3C38"/>
     <w:multiLevelType w:val="multilevel"/>
-    <w:tmpl w:val="FFC61D0E"/>
+    <w:tmpl w:val="F092CF24"/>
     <w:lvl w:ilvl="0">
       <w:start w:val="1"/>
       <w:numFmt w:val="bullet"/>
@@ -15990,9 +22969,9 @@
     </w:lvl>
   </w:abstractNum>
   <w:abstractNum w:abstractNumId="2" w15:restartNumberingAfterBreak="0">
-    <w:nsid w:val="38723BAF"/>
+    <w:nsid w:val="34C53056"/>
     <w:multiLevelType w:val="multilevel"/>
-    <w:tmpl w:val="F3CC5F68"/>
+    <w:tmpl w:val="FFC61D0E"/>
     <w:lvl w:ilvl="0">
       <w:start w:val="1"/>
       <w:numFmt w:val="bullet"/>
@@ -16139,9 +23118,9 @@
     </w:lvl>
   </w:abstractNum>
   <w:abstractNum w:abstractNumId="3" w15:restartNumberingAfterBreak="0">
-    <w:nsid w:val="3C990561"/>
+    <w:nsid w:val="38723BAF"/>
     <w:multiLevelType w:val="multilevel"/>
-    <w:tmpl w:val="16CAAD16"/>
+    <w:tmpl w:val="F3CC5F68"/>
     <w:lvl w:ilvl="0">
       <w:start w:val="1"/>
       <w:numFmt w:val="bullet"/>
@@ -16288,9 +23267,9 @@
     </w:lvl>
   </w:abstractNum>
   <w:abstractNum w:abstractNumId="4" w15:restartNumberingAfterBreak="0">
-    <w:nsid w:val="44180ECD"/>
+    <w:nsid w:val="3C990561"/>
     <w:multiLevelType w:val="multilevel"/>
-    <w:tmpl w:val="0A829DBC"/>
+    <w:tmpl w:val="16CAAD16"/>
     <w:lvl w:ilvl="0">
       <w:start w:val="1"/>
       <w:numFmt w:val="bullet"/>
@@ -16437,9 +23416,9 @@
     </w:lvl>
   </w:abstractNum>
   <w:abstractNum w:abstractNumId="5" w15:restartNumberingAfterBreak="0">
-    <w:nsid w:val="5FBB4F7E"/>
+    <w:nsid w:val="44180ECD"/>
     <w:multiLevelType w:val="multilevel"/>
-    <w:tmpl w:val="A8229AD2"/>
+    <w:tmpl w:val="0A829DBC"/>
     <w:lvl w:ilvl="0">
       <w:start w:val="1"/>
       <w:numFmt w:val="bullet"/>
@@ -16586,9 +23565,122 @@
     </w:lvl>
   </w:abstractNum>
   <w:abstractNum w:abstractNumId="6" w15:restartNumberingAfterBreak="0">
-    <w:nsid w:val="631B601A"/>
+    <w:nsid w:val="535242E9"/>
     <w:multiLevelType w:val="multilevel"/>
-    <w:tmpl w:val="04D4AB34"/>
+    <w:tmpl w:val="6004F150"/>
+    <w:lvl w:ilvl="0">
+      <w:start w:val="1"/>
+      <w:numFmt w:val="decimal"/>
+      <w:lvlText w:val="%1."/>
+      <w:lvlJc w:val="left"/>
+      <w:pPr>
+        <w:tabs>
+          <w:tab w:val="num" w:pos="720"/>
+        </w:tabs>
+        <w:ind w:left="720" w:hanging="360"/>
+      </w:pPr>
+    </w:lvl>
+    <w:lvl w:ilvl="1" w:tentative="1">
+      <w:start w:val="1"/>
+      <w:numFmt w:val="decimal"/>
+      <w:lvlText w:val="%2."/>
+      <w:lvlJc w:val="left"/>
+      <w:pPr>
+        <w:tabs>
+          <w:tab w:val="num" w:pos="1440"/>
+        </w:tabs>
+        <w:ind w:left="1440" w:hanging="360"/>
+      </w:pPr>
+    </w:lvl>
+    <w:lvl w:ilvl="2" w:tentative="1">
+      <w:start w:val="1"/>
+      <w:numFmt w:val="decimal"/>
+      <w:lvlText w:val="%3."/>
+      <w:lvlJc w:val="left"/>
+      <w:pPr>
+        <w:tabs>
+          <w:tab w:val="num" w:pos="2160"/>
+        </w:tabs>
+        <w:ind w:left="2160" w:hanging="360"/>
+      </w:pPr>
+    </w:lvl>
+    <w:lvl w:ilvl="3" w:tentative="1">
+      <w:start w:val="1"/>
+      <w:numFmt w:val="decimal"/>
+      <w:lvlText w:val="%4."/>
+      <w:lvlJc w:val="left"/>
+      <w:pPr>
+        <w:tabs>
+          <w:tab w:val="num" w:pos="2880"/>
+        </w:tabs>
+        <w:ind w:left="2880" w:hanging="360"/>
+      </w:pPr>
+    </w:lvl>
+    <w:lvl w:ilvl="4" w:tentative="1">
+      <w:start w:val="1"/>
+      <w:numFmt w:val="decimal"/>
+      <w:lvlText w:val="%5."/>
+      <w:lvlJc w:val="left"/>
+      <w:pPr>
+        <w:tabs>
+          <w:tab w:val="num" w:pos="3600"/>
+        </w:tabs>
+        <w:ind w:left="3600" w:hanging="360"/>
+      </w:pPr>
+    </w:lvl>
+    <w:lvl w:ilvl="5" w:tentative="1">
+      <w:start w:val="1"/>
+      <w:numFmt w:val="decimal"/>
+      <w:lvlText w:val="%6."/>
+      <w:lvlJc w:val="left"/>
+      <w:pPr>
+        <w:tabs>
+          <w:tab w:val="num" w:pos="4320"/>
+        </w:tabs>
+        <w:ind w:left="4320" w:hanging="360"/>
+      </w:pPr>
+    </w:lvl>
+    <w:lvl w:ilvl="6" w:tentative="1">
+      <w:start w:val="1"/>
+      <w:numFmt w:val="decimal"/>
+      <w:lvlText w:val="%7."/>
+      <w:lvlJc w:val="left"/>
+      <w:pPr>
+        <w:tabs>
+          <w:tab w:val="num" w:pos="5040"/>
+        </w:tabs>
+        <w:ind w:left="5040" w:hanging="360"/>
+      </w:pPr>
+    </w:lvl>
+    <w:lvl w:ilvl="7" w:tentative="1">
+      <w:start w:val="1"/>
+      <w:numFmt w:val="decimal"/>
+      <w:lvlText w:val="%8."/>
+      <w:lvlJc w:val="left"/>
+      <w:pPr>
+        <w:tabs>
+          <w:tab w:val="num" w:pos="5760"/>
+        </w:tabs>
+        <w:ind w:left="5760" w:hanging="360"/>
+      </w:pPr>
+    </w:lvl>
+    <w:lvl w:ilvl="8" w:tentative="1">
+      <w:start w:val="1"/>
+      <w:numFmt w:val="decimal"/>
+      <w:lvlText w:val="%9."/>
+      <w:lvlJc w:val="left"/>
+      <w:pPr>
+        <w:tabs>
+          <w:tab w:val="num" w:pos="6480"/>
+        </w:tabs>
+        <w:ind w:left="6480" w:hanging="360"/>
+      </w:pPr>
+    </w:lvl>
+  </w:abstractNum>
+  <w:abstractNum w:abstractNumId="7" w15:restartNumberingAfterBreak="0">
+    <w:nsid w:val="5FBB4F7E"/>
+    <w:multiLevelType w:val="multilevel"/>
+    <w:tmpl w:val="A8229AD2"/>
     <w:lvl w:ilvl="0">
       <w:start w:val="1"/>
       <w:numFmt w:val="bullet"/>
@@ -16734,10 +23826,10 @@
       </w:rPr>
     </w:lvl>
   </w:abstractNum>
-  <w:abstractNum w:abstractNumId="7" w15:restartNumberingAfterBreak="0">
-    <w:nsid w:val="6E352FFE"/>
+  <w:abstractNum w:abstractNumId="8" w15:restartNumberingAfterBreak="0">
+    <w:nsid w:val="631B601A"/>
     <w:multiLevelType w:val="multilevel"/>
-    <w:tmpl w:val="9DF2C5F8"/>
+    <w:tmpl w:val="04D4AB34"/>
     <w:lvl w:ilvl="0">
       <w:start w:val="1"/>
       <w:numFmt w:val="bullet"/>
@@ -16883,10 +23975,10 @@
       </w:rPr>
     </w:lvl>
   </w:abstractNum>
-  <w:abstractNum w:abstractNumId="8" w15:restartNumberingAfterBreak="0">
-    <w:nsid w:val="73861EB0"/>
+  <w:abstractNum w:abstractNumId="9" w15:restartNumberingAfterBreak="0">
+    <w:nsid w:val="6E352FFE"/>
     <w:multiLevelType w:val="multilevel"/>
-    <w:tmpl w:val="14569B0A"/>
+    <w:tmpl w:val="9DF2C5F8"/>
     <w:lvl w:ilvl="0">
       <w:start w:val="1"/>
       <w:numFmt w:val="bullet"/>
@@ -17032,10 +24124,10 @@
       </w:rPr>
     </w:lvl>
   </w:abstractNum>
-  <w:abstractNum w:abstractNumId="9" w15:restartNumberingAfterBreak="0">
-    <w:nsid w:val="7CC744E4"/>
+  <w:abstractNum w:abstractNumId="10" w15:restartNumberingAfterBreak="0">
+    <w:nsid w:val="73861EB0"/>
     <w:multiLevelType w:val="multilevel"/>
-    <w:tmpl w:val="52B8E77E"/>
+    <w:tmpl w:val="14569B0A"/>
     <w:lvl w:ilvl="0">
       <w:start w:val="1"/>
       <w:numFmt w:val="bullet"/>
@@ -17181,35 +24273,190 @@
       </w:rPr>
     </w:lvl>
   </w:abstractNum>
+  <w:abstractNum w:abstractNumId="11" w15:restartNumberingAfterBreak="0">
+    <w:nsid w:val="7CC744E4"/>
+    <w:multiLevelType w:val="multilevel"/>
+    <w:tmpl w:val="52B8E77E"/>
+    <w:lvl w:ilvl="0">
+      <w:start w:val="1"/>
+      <w:numFmt w:val="bullet"/>
+      <w:lvlText w:val=""/>
+      <w:lvlJc w:val="left"/>
+      <w:pPr>
+        <w:tabs>
+          <w:tab w:val="num" w:pos="720"/>
+        </w:tabs>
+        <w:ind w:left="720" w:hanging="360"/>
+      </w:pPr>
+      <w:rPr>
+        <w:rFonts w:ascii="Symbol" w:hAnsi="Symbol" w:hint="default"/>
+        <w:sz w:val="20"/>
+      </w:rPr>
+    </w:lvl>
+    <w:lvl w:ilvl="1" w:tentative="1">
+      <w:start w:val="1"/>
+      <w:numFmt w:val="bullet"/>
+      <w:lvlText w:val="o"/>
+      <w:lvlJc w:val="left"/>
+      <w:pPr>
+        <w:tabs>
+          <w:tab w:val="num" w:pos="1440"/>
+        </w:tabs>
+        <w:ind w:left="1440" w:hanging="360"/>
+      </w:pPr>
+      <w:rPr>
+        <w:rFonts w:ascii="Courier New" w:hAnsi="Courier New" w:hint="default"/>
+        <w:sz w:val="20"/>
+      </w:rPr>
+    </w:lvl>
+    <w:lvl w:ilvl="2" w:tentative="1">
+      <w:start w:val="1"/>
+      <w:numFmt w:val="bullet"/>
+      <w:lvlText w:val=""/>
+      <w:lvlJc w:val="left"/>
+      <w:pPr>
+        <w:tabs>
+          <w:tab w:val="num" w:pos="2160"/>
+        </w:tabs>
+        <w:ind w:left="2160" w:hanging="360"/>
+      </w:pPr>
+      <w:rPr>
+        <w:rFonts w:ascii="Wingdings" w:hAnsi="Wingdings" w:hint="default"/>
+        <w:sz w:val="20"/>
+      </w:rPr>
+    </w:lvl>
+    <w:lvl w:ilvl="3" w:tentative="1">
+      <w:start w:val="1"/>
+      <w:numFmt w:val="bullet"/>
+      <w:lvlText w:val=""/>
+      <w:lvlJc w:val="left"/>
+      <w:pPr>
+        <w:tabs>
+          <w:tab w:val="num" w:pos="2880"/>
+        </w:tabs>
+        <w:ind w:left="2880" w:hanging="360"/>
+      </w:pPr>
+      <w:rPr>
+        <w:rFonts w:ascii="Wingdings" w:hAnsi="Wingdings" w:hint="default"/>
+        <w:sz w:val="20"/>
+      </w:rPr>
+    </w:lvl>
+    <w:lvl w:ilvl="4" w:tentative="1">
+      <w:start w:val="1"/>
+      <w:numFmt w:val="bullet"/>
+      <w:lvlText w:val=""/>
+      <w:lvlJc w:val="left"/>
+      <w:pPr>
+        <w:tabs>
+          <w:tab w:val="num" w:pos="3600"/>
+        </w:tabs>
+        <w:ind w:left="3600" w:hanging="360"/>
+      </w:pPr>
+      <w:rPr>
+        <w:rFonts w:ascii="Wingdings" w:hAnsi="Wingdings" w:hint="default"/>
+        <w:sz w:val="20"/>
+      </w:rPr>
+    </w:lvl>
+    <w:lvl w:ilvl="5" w:tentative="1">
+      <w:start w:val="1"/>
+      <w:numFmt w:val="bullet"/>
+      <w:lvlText w:val=""/>
+      <w:lvlJc w:val="left"/>
+      <w:pPr>
+        <w:tabs>
+          <w:tab w:val="num" w:pos="4320"/>
+        </w:tabs>
+        <w:ind w:left="4320" w:hanging="360"/>
+      </w:pPr>
+      <w:rPr>
+        <w:rFonts w:ascii="Wingdings" w:hAnsi="Wingdings" w:hint="default"/>
+        <w:sz w:val="20"/>
+      </w:rPr>
+    </w:lvl>
+    <w:lvl w:ilvl="6" w:tentative="1">
+      <w:start w:val="1"/>
+      <w:numFmt w:val="bullet"/>
+      <w:lvlText w:val=""/>
+      <w:lvlJc w:val="left"/>
+      <w:pPr>
+        <w:tabs>
+          <w:tab w:val="num" w:pos="5040"/>
+        </w:tabs>
+        <w:ind w:left="5040" w:hanging="360"/>
+      </w:pPr>
+      <w:rPr>
+        <w:rFonts w:ascii="Wingdings" w:hAnsi="Wingdings" w:hint="default"/>
+        <w:sz w:val="20"/>
+      </w:rPr>
+    </w:lvl>
+    <w:lvl w:ilvl="7" w:tentative="1">
+      <w:start w:val="1"/>
+      <w:numFmt w:val="bullet"/>
+      <w:lvlText w:val=""/>
+      <w:lvlJc w:val="left"/>
+      <w:pPr>
+        <w:tabs>
+          <w:tab w:val="num" w:pos="5760"/>
+        </w:tabs>
+        <w:ind w:left="5760" w:hanging="360"/>
+      </w:pPr>
+      <w:rPr>
+        <w:rFonts w:ascii="Wingdings" w:hAnsi="Wingdings" w:hint="default"/>
+        <w:sz w:val="20"/>
+      </w:rPr>
+    </w:lvl>
+    <w:lvl w:ilvl="8" w:tentative="1">
+      <w:start w:val="1"/>
+      <w:numFmt w:val="bullet"/>
+      <w:lvlText w:val=""/>
+      <w:lvlJc w:val="left"/>
+      <w:pPr>
+        <w:tabs>
+          <w:tab w:val="num" w:pos="6480"/>
+        </w:tabs>
+        <w:ind w:left="6480" w:hanging="360"/>
+      </w:pPr>
+      <w:rPr>
+        <w:rFonts w:ascii="Wingdings" w:hAnsi="Wingdings" w:hint="default"/>
+        <w:sz w:val="20"/>
+      </w:rPr>
+    </w:lvl>
+  </w:abstractNum>
   <w:num w:numId="1">
+    <w:abstractNumId w:val="7"/>
+  </w:num>
+  <w:num w:numId="2">
+    <w:abstractNumId w:val="2"/>
+  </w:num>
+  <w:num w:numId="3">
+    <w:abstractNumId w:val="11"/>
+  </w:num>
+  <w:num w:numId="4">
     <w:abstractNumId w:val="5"/>
   </w:num>
-  <w:num w:numId="2">
+  <w:num w:numId="5">
+    <w:abstractNumId w:val="9"/>
+  </w:num>
+  <w:num w:numId="6">
+    <w:abstractNumId w:val="3"/>
+  </w:num>
+  <w:num w:numId="7">
+    <w:abstractNumId w:val="8"/>
+  </w:num>
+  <w:num w:numId="8">
     <w:abstractNumId w:val="1"/>
   </w:num>
-  <w:num w:numId="3">
-    <w:abstractNumId w:val="9"/>
+  <w:num w:numId="9">
+    <w:abstractNumId w:val="10"/>
   </w:num>
-  <w:num w:numId="4">
+  <w:num w:numId="10">
     <w:abstractNumId w:val="4"/>
   </w:num>
-  <w:num w:numId="5">
-    <w:abstractNumId w:val="7"/>
-  </w:num>
-  <w:num w:numId="6">
-    <w:abstractNumId w:val="2"/>
-  </w:num>
-  <w:num w:numId="7">
+  <w:num w:numId="11">
     <w:abstractNumId w:val="6"/>
   </w:num>
-  <w:num w:numId="8">
+  <w:num w:numId="12">
     <w:abstractNumId w:val="0"/>
-  </w:num>
-  <w:num w:numId="9">
-    <w:abstractNumId w:val="8"/>
-  </w:num>
-  <w:num w:numId="10">
-    <w:abstractNumId w:val="3"/>
   </w:num>
 </w:numbering>
 </file>
@@ -17850,6 +25097,19 @@
     <w:basedOn w:val="DefaultParagraphFont"/>
     <w:rsid w:val="006607B7"/>
   </w:style>
+  <w:style w:type="paragraph" w:customStyle="1" w:styleId="pdq2pgselectionanchorcontainer">
+    <w:name w:val="pdq2pg_selectionanchorcontainer"/>
+    <w:basedOn w:val="Normal"/>
+    <w:rsid w:val="00B86359"/>
+    <w:pPr>
+      <w:spacing w:before="100" w:beforeAutospacing="1" w:after="100" w:afterAutospacing="1" w:line="240" w:lineRule="auto"/>
+    </w:pPr>
+    <w:rPr>
+      <w:rFonts w:ascii="Times New Roman" w:eastAsia="Times New Roman" w:hAnsi="Times New Roman" w:cs="Times New Roman"/>
+      <w:sz w:val="24"/>
+      <w:szCs w:val="24"/>
+    </w:rPr>
+  </w:style>
 </w:styles>
 </file>
 
